--- a/FastLocations_Technical_and_Scoring_Guide.docx
+++ b/FastLocations_Technical_and_Scoring_Guide.docx
@@ -12,7 +12,7 @@
           <wp:inline distT="0" distB="0" distL="0" distR="0">
             <wp:extent cx="4953000" cy="714375"/>
             <wp:effectExtent t="0" r="0" b="0" l="0"/>
-            <wp:docPr id="1" name="logo" descr="FastLocations logo" title="FastLocations.ai"/>
+            <wp:docPr id="1" name="logo" descr="logo" title="FastLocations.ai"/>
             <wp:cNvGraphicFramePr>
               <a:graphicFrameLocks xmlns:a="http://schemas.openxmlformats.org/drawingml/2006/main" noChangeAspect="1"/>
             </wp:cNvGraphicFramePr>
@@ -114,7 +114,7 @@
         <w:t xml:space="preserve">Scope: </w:t>
       </w:r>
       <w:r>
-        <w:t xml:space="preserve">How to manage and update the page and data, and how the deterministic scoring engine works.</w:t>
+        <w:t xml:space="preserve">How to manage and update the page and data, and how the deterministic scoring engine produces the FastLocations Score.</w:t>
       </w:r>
     </w:p>
     <w:p>
@@ -125,13 +125,13 @@
         <w:rPr>
           <w:color w:val="6B7787"/>
         </w:rPr>
-        <w:t xml:space="preserve">Version 1.0  </w:t>
+        <w:t xml:space="preserve">Version 1.1  </w:t>
       </w:r>
       <w:r>
         <w:rPr>
           <w:color w:val="6B7787"/>
         </w:rPr>
-        <w:t xml:space="preserve">· Generated 2026-06-29</w:t>
+        <w:t xml:space="preserve">· Generated 2026-06-30</w:t>
       </w:r>
     </w:p>
     <w:p>
@@ -153,7 +153,7 @@
         <w:spacing w:after="120" w:line="276"/>
       </w:pPr>
       <w:r>
-        <w:t xml:space="preserve">FastLocations turns a site consultant's project requirements into a ranked shortlist of locations, each paired with the economic-development organization (EDO) customer that serves it. A consultant fills out an intake form; the system compares those requirements against demographic, workforce, infrastructure, real-estate, cost, safety, and incentive data; and returns the strongest matches with a written rationale and an optional emailed summary.</w:t>
+        <w:t xml:space="preserve">FastLocations turns a site consultant's project requirements into a ranked shortlist of locations, each paired with the economic-development organization (EDO) that serves it. A consultant fills out an intake form; the engine compares those requirements against ten weighted data dimensions and returns the strongest matches, each with a FastLocations Score, a written rationale, a locator map, and an optional emailed summary.</w:t>
       </w:r>
     </w:p>
     <w:p>
@@ -168,7 +168,7 @@
         <w:t xml:space="preserve">Core principle: </w:t>
       </w:r>
       <w:r>
-        <w:t xml:space="preserve">scoring is deterministic. Facts come from data, never from a model. AI is used only to phrase the rationale after ranking is complete. Where data is missing for a candidate, that dimension scores </w:t>
+        <w:t xml:space="preserve">scoring is deterministic. Facts come from data, never from a model. AI is used only to phrase the rationale after ranking. Where data is missing for a candidate, that dimension scores </w:t>
       </w:r>
       <w:r>
         <w:rPr>
@@ -242,7 +242,7 @@
         <w:t xml:space="preserve">scorer.py</w:t>
       </w:r>
       <w:r>
-        <w:t xml:space="preserve">  →  ranked results + serving EDO + rationale, returned to the page and emailed.</w:t>
+        <w:t xml:space="preserve">  →  ranked results + FastLocations Score + serving EDO + rationale, returned to the page (with a Leaflet map) and emailed on submit.</w:t>
       </w:r>
     </w:p>
     <w:tbl>
@@ -410,7 +410,7 @@
                 <w:sz w:val="19"/>
                 <w:szCs w:val="19"/>
               </w:rPr>
-              <w:t xml:space="preserve">HTML + CSS + JavaScript</w:t>
+              <w:t xml:space="preserve">HTML + external JS (intake.js) + Leaflet map</w:t>
             </w:r>
           </w:p>
         </w:tc>
@@ -438,7 +438,7 @@
                 <w:sz w:val="19"/>
                 <w:szCs w:val="19"/>
               </w:rPr>
-              <w:t xml:space="preserve">fastlocations.ai web server (site_selection_intake.html + intake.js)</w:t>
+              <w:t xml:space="preserve">fastlocations.ai web server</w:t>
             </w:r>
           </w:p>
         </w:tc>
@@ -582,7 +582,7 @@
                 <w:sz w:val="19"/>
                 <w:szCs w:val="19"/>
               </w:rPr>
-              <w:t xml:space="preserve">scorer.py (deterministic)</w:t>
+              <w:t xml:space="preserve">scorer.py (deterministic, 10 dimensions)</w:t>
             </w:r>
           </w:p>
         </w:tc>
@@ -610,7 +610,7 @@
                 <w:sz w:val="19"/>
                 <w:szCs w:val="19"/>
               </w:rPr>
-              <w:t xml:space="preserve">Loads precomputed JSON data files at startup</w:t>
+              <w:t xml:space="preserve">Loads precomputed JSON at startup</w:t>
             </w:r>
           </w:p>
         </w:tc>
@@ -668,7 +668,7 @@
                 <w:sz w:val="19"/>
                 <w:szCs w:val="19"/>
               </w:rPr>
-              <w:t xml:space="preserve">Precomputed JSON (counties, EDOs, incentives, places)</w:t>
+              <w:t xml:space="preserve">Precomputed JSON (counties, EDOs, incentives, places, grades)</w:t>
             </w:r>
           </w:p>
         </w:tc>
@@ -782,7 +782,7 @@
                 <w:sz w:val="19"/>
                 <w:szCs w:val="19"/>
               </w:rPr>
-              <w:t xml:space="preserve">Triggered by the API after scoring</w:t>
+              <w:t xml:space="preserve">Triggered on Submit-to-FastLocations</w:t>
             </w:r>
           </w:p>
         </w:tc>
@@ -808,7 +808,7 @@
         <w:spacing w:after="100" w:before="220"/>
       </w:pPr>
       <w:r>
-        <w:t xml:space="preserve">2.1 Hosting &amp; Infrastructure</w:t>
+        <w:t xml:space="preserve">2.1 Hosting</w:t>
       </w:r>
     </w:p>
     <w:p>
@@ -828,7 +828,7 @@
         <w:t xml:space="preserve">Form (frontend): </w:t>
       </w:r>
       <w:r>
-        <w:t xml:space="preserve">hosted on the fastlocations.ai web server. Two files, uploaded together: </w:t>
+        <w:t xml:space="preserve">hosted on fastlocations.ai. Two files uploaded together: </w:t>
       </w:r>
       <w:r>
         <w:rPr>
@@ -852,7 +852,7 @@
         <w:t xml:space="preserve">intake.js</w:t>
       </w:r>
       <w:r>
-        <w:t xml:space="preserve">.</w:t>
+        <w:t xml:space="preserve">. Leaflet loads from its CDN.</w:t>
       </w:r>
     </w:p>
     <w:p>
@@ -872,7 +872,7 @@
         <w:t xml:space="preserve">API (backend): </w:t>
       </w:r>
       <w:r>
-        <w:t xml:space="preserve">hosted on Railway as a Python web service started with </w:t>
+        <w:t xml:space="preserve">Railway, started with </w:t>
       </w:r>
       <w:r>
         <w:rPr>
@@ -884,51 +884,7 @@
         <w:t xml:space="preserve">gunicorn app:app</w:t>
       </w:r>
       <w:r>
-        <w:t xml:space="preserve">. It serves the form at </w:t>
-      </w:r>
-      <w:r>
-        <w:rPr>
-          <w:rFonts w:ascii="Consolas" w:cs="Consolas" w:eastAsia="Consolas" w:hAnsi="Consolas"/>
-          <w:color w:val="39455A"/>
-          <w:sz w:val="19"/>
-          <w:szCs w:val="19"/>
-        </w:rPr>
-        <w:t xml:space="preserve">/</w:t>
-      </w:r>
-      <w:r>
-        <w:t xml:space="preserve"> and scores at </w:t>
-      </w:r>
-      <w:r>
-        <w:rPr>
-          <w:rFonts w:ascii="Consolas" w:cs="Consolas" w:eastAsia="Consolas" w:hAnsi="Consolas"/>
-          <w:color w:val="39455A"/>
-          <w:sz w:val="19"/>
-          <w:szCs w:val="19"/>
-        </w:rPr>
-        <w:t xml:space="preserve">/match</w:t>
-      </w:r>
-      <w:r>
-        <w:t xml:space="preserve">.</w:t>
-      </w:r>
-    </w:p>
-    <w:p>
-      <w:pPr>
-        <w:pStyle w:val="ListParagraph"/>
-        <w:numPr>
-          <w:ilvl w:val="0"/>
-          <w:numId w:val="2"/>
-        </w:numPr>
-        <w:spacing w:after="60"/>
-      </w:pPr>
-      <w:r>
-        <w:rPr>
-          <w:b/>
-          <w:bCs/>
-        </w:rPr>
-        <w:t xml:space="preserve">Source of truth: </w:t>
-      </w:r>
-      <w:r>
-        <w:t xml:space="preserve">a GitHub repository (</w:t>
+        <w:t xml:space="preserve">. Auto-redeploys from the </w:t>
       </w:r>
       <w:r>
         <w:rPr>
@@ -940,7 +896,7 @@
         <w:t xml:space="preserve">fastlocations-scoring-api</w:t>
       </w:r>
       <w:r>
-        <w:t xml:space="preserve">). Railway watches it and redeploys automatically on every push.</w:t>
+        <w:t xml:space="preserve"> GitHub repo on every push.</w:t>
       </w:r>
     </w:p>
     <w:p>
@@ -965,8 +921,8 @@
         </w:tblBorders>
       </w:tblPr>
       <w:tblGrid>
-        <w:gridCol w:w="2600"/>
-        <w:gridCol w:w="4360"/>
+        <w:gridCol w:w="2700"/>
+        <w:gridCol w:w="4260"/>
         <w:gridCol w:w="2400"/>
       </w:tblGrid>
       <w:tr>
@@ -975,7 +931,7 @@
         </w:trPr>
         <w:tc>
           <w:tcPr>
-            <w:tcW w:type="dxa" w:w="2600"/>
+            <w:tcW w:type="dxa" w:w="2700"/>
             <w:tcBorders>
               <w:top w:val="single" w:color="D5DCE6" w:sz="1"/>
               <w:left w:val="single" w:color="D5DCE6" w:sz="1"/>
@@ -1005,7 +961,7 @@
         </w:tc>
         <w:tc>
           <w:tcPr>
-            <w:tcW w:type="dxa" w:w="4360"/>
+            <w:tcW w:type="dxa" w:w="4260"/>
             <w:tcBorders>
               <w:top w:val="single" w:color="D5DCE6" w:sz="1"/>
               <w:left w:val="single" w:color="D5DCE6" w:sz="1"/>
@@ -1067,7 +1023,7 @@
       <w:tr>
         <w:tc>
           <w:tcPr>
-            <w:tcW w:type="dxa" w:w="2600"/>
+            <w:tcW w:type="dxa" w:w="2700"/>
             <w:tcBorders>
               <w:top w:val="single" w:color="D5DCE6" w:sz="1"/>
               <w:left w:val="single" w:color="D5DCE6" w:sz="1"/>
@@ -1095,29 +1051,29 @@
         </w:tc>
         <w:tc>
           <w:tcPr>
-            <w:tcW w:type="dxa" w:w="4360"/>
-            <w:tcBorders>
-              <w:top w:val="single" w:color="D5DCE6" w:sz="1"/>
-              <w:left w:val="single" w:color="D5DCE6" w:sz="1"/>
-              <w:bottom w:val="single" w:color="D5DCE6" w:sz="1"/>
-              <w:right w:val="single" w:color="D5DCE6" w:sz="1"/>
-            </w:tcBorders>
-            <w:shd w:fill="FFFFFF" w:val="clear"/>
-            <w:tcMar>
-              <w:top w:type="dxa" w:w="50"/>
-              <w:left w:type="dxa" w:w="110"/>
-              <w:bottom w:type="dxa" w:w="50"/>
-              <w:right w:type="dxa" w:w="110"/>
-            </w:tcMar>
-            <w:vAlign w:val="center"/>
-          </w:tcPr>
-          <w:p>
-            <w:r>
-              <w:rPr>
-                <w:sz w:val="19"/>
-                <w:szCs w:val="19"/>
-              </w:rPr>
-              <w:t xml:space="preserve">The intake form (markup + styling). Loads intake.js.</w:t>
+            <w:tcW w:type="dxa" w:w="4260"/>
+            <w:tcBorders>
+              <w:top w:val="single" w:color="D5DCE6" w:sz="1"/>
+              <w:left w:val="single" w:color="D5DCE6" w:sz="1"/>
+              <w:bottom w:val="single" w:color="D5DCE6" w:sz="1"/>
+              <w:right w:val="single" w:color="D5DCE6" w:sz="1"/>
+            </w:tcBorders>
+            <w:shd w:fill="FFFFFF" w:val="clear"/>
+            <w:tcMar>
+              <w:top w:type="dxa" w:w="50"/>
+              <w:left w:type="dxa" w:w="110"/>
+              <w:bottom w:type="dxa" w:w="50"/>
+              <w:right w:type="dxa" w:w="110"/>
+            </w:tcMar>
+            <w:vAlign w:val="center"/>
+          </w:tcPr>
+          <w:p>
+            <w:r>
+              <w:rPr>
+                <w:sz w:val="19"/>
+                <w:szCs w:val="19"/>
+              </w:rPr>
+              <w:t xml:space="preserve">Intake form markup + styling; loads intake.js + Leaflet.</w:t>
             </w:r>
           </w:p>
         </w:tc>
@@ -1145,7 +1101,7 @@
                 <w:sz w:val="19"/>
                 <w:szCs w:val="19"/>
               </w:rPr>
-              <w:t xml:space="preserve">Form fields, labels, branding change</w:t>
+              <w:t xml:space="preserve">Form fields / branding change</w:t>
             </w:r>
           </w:p>
         </w:tc>
@@ -1153,7 +1109,7 @@
       <w:tr>
         <w:tc>
           <w:tcPr>
-            <w:tcW w:type="dxa" w:w="2600"/>
+            <w:tcW w:type="dxa" w:w="2700"/>
             <w:tcBorders>
               <w:top w:val="single" w:color="D5DCE6" w:sz="1"/>
               <w:left w:val="single" w:color="D5DCE6" w:sz="1"/>
@@ -1181,29 +1137,29 @@
         </w:tc>
         <w:tc>
           <w:tcPr>
-            <w:tcW w:type="dxa" w:w="4360"/>
-            <w:tcBorders>
-              <w:top w:val="single" w:color="D5DCE6" w:sz="1"/>
-              <w:left w:val="single" w:color="D5DCE6" w:sz="1"/>
-              <w:bottom w:val="single" w:color="D5DCE6" w:sz="1"/>
-              <w:right w:val="single" w:color="D5DCE6" w:sz="1"/>
-            </w:tcBorders>
-            <w:shd w:fill="F4F7FB" w:val="clear"/>
-            <w:tcMar>
-              <w:top w:type="dxa" w:w="50"/>
-              <w:left w:type="dxa" w:w="110"/>
-              <w:bottom w:type="dxa" w:w="50"/>
-              <w:right w:type="dxa" w:w="110"/>
-            </w:tcMar>
-            <w:vAlign w:val="center"/>
-          </w:tcPr>
-          <w:p>
-            <w:r>
-              <w:rPr>
-                <w:sz w:val="19"/>
-                <w:szCs w:val="19"/>
-              </w:rPr>
-              <w:t xml:space="preserve">Form logic: builds criteria, calls the API, renders results, print/Word export.</w:t>
+            <w:tcW w:type="dxa" w:w="4260"/>
+            <w:tcBorders>
+              <w:top w:val="single" w:color="D5DCE6" w:sz="1"/>
+              <w:left w:val="single" w:color="D5DCE6" w:sz="1"/>
+              <w:bottom w:val="single" w:color="D5DCE6" w:sz="1"/>
+              <w:right w:val="single" w:color="D5DCE6" w:sz="1"/>
+            </w:tcBorders>
+            <w:shd w:fill="F4F7FB" w:val="clear"/>
+            <w:tcMar>
+              <w:top w:type="dxa" w:w="50"/>
+              <w:left w:type="dxa" w:w="110"/>
+              <w:bottom w:type="dxa" w:w="50"/>
+              <w:right w:type="dxa" w:w="110"/>
+            </w:tcMar>
+            <w:vAlign w:val="center"/>
+          </w:tcPr>
+          <w:p>
+            <w:r>
+              <w:rPr>
+                <w:sz w:val="19"/>
+                <w:szCs w:val="19"/>
+              </w:rPr>
+              <w:t xml:space="preserve">Form logic: builds criteria, calls API, renders results + map, autocomplete, export, submit.</w:t>
             </w:r>
           </w:p>
         </w:tc>
@@ -1231,7 +1187,7 @@
                 <w:sz w:val="19"/>
                 <w:szCs w:val="19"/>
               </w:rPr>
-              <w:t xml:space="preserve">Form behavior or API URL change</w:t>
+              <w:t xml:space="preserve">Form behavior / API URL change</w:t>
             </w:r>
           </w:p>
         </w:tc>
@@ -1239,7 +1195,7 @@
       <w:tr>
         <w:tc>
           <w:tcPr>
-            <w:tcW w:type="dxa" w:w="2600"/>
+            <w:tcW w:type="dxa" w:w="2700"/>
             <w:tcBorders>
               <w:top w:val="single" w:color="D5DCE6" w:sz="1"/>
               <w:left w:val="single" w:color="D5DCE6" w:sz="1"/>
@@ -1267,29 +1223,29 @@
         </w:tc>
         <w:tc>
           <w:tcPr>
-            <w:tcW w:type="dxa" w:w="4360"/>
-            <w:tcBorders>
-              <w:top w:val="single" w:color="D5DCE6" w:sz="1"/>
-              <w:left w:val="single" w:color="D5DCE6" w:sz="1"/>
-              <w:bottom w:val="single" w:color="D5DCE6" w:sz="1"/>
-              <w:right w:val="single" w:color="D5DCE6" w:sz="1"/>
-            </w:tcBorders>
-            <w:shd w:fill="FFFFFF" w:val="clear"/>
-            <w:tcMar>
-              <w:top w:type="dxa" w:w="50"/>
-              <w:left w:type="dxa" w:w="110"/>
-              <w:bottom w:type="dxa" w:w="50"/>
-              <w:right w:type="dxa" w:w="110"/>
-            </w:tcMar>
-            <w:vAlign w:val="center"/>
-          </w:tcPr>
-          <w:p>
-            <w:r>
-              <w:rPr>
-                <w:sz w:val="19"/>
-                <w:szCs w:val="19"/>
-              </w:rPr>
-              <w:t xml:space="preserve">Flask API: routes (/, /match, /health, /email-status), email send.</w:t>
+            <w:tcW w:type="dxa" w:w="4260"/>
+            <w:tcBorders>
+              <w:top w:val="single" w:color="D5DCE6" w:sz="1"/>
+              <w:left w:val="single" w:color="D5DCE6" w:sz="1"/>
+              <w:bottom w:val="single" w:color="D5DCE6" w:sz="1"/>
+              <w:right w:val="single" w:color="D5DCE6" w:sz="1"/>
+            </w:tcBorders>
+            <w:shd w:fill="FFFFFF" w:val="clear"/>
+            <w:tcMar>
+              <w:top w:type="dxa" w:w="50"/>
+              <w:left w:type="dxa" w:w="110"/>
+              <w:bottom w:type="dxa" w:w="50"/>
+              <w:right w:type="dxa" w:w="110"/>
+            </w:tcMar>
+            <w:vAlign w:val="center"/>
+          </w:tcPr>
+          <w:p>
+            <w:r>
+              <w:rPr>
+                <w:sz w:val="19"/>
+                <w:szCs w:val="19"/>
+              </w:rPr>
+              <w:t xml:space="preserve">Flask API: /, /match, /submit, /places, /health, /email-status; Resend email.</w:t>
             </w:r>
           </w:p>
         </w:tc>
@@ -1317,7 +1273,7 @@
                 <w:sz w:val="19"/>
                 <w:szCs w:val="19"/>
               </w:rPr>
-              <w:t xml:space="preserve">API behavior or email logic change</w:t>
+              <w:t xml:space="preserve">API behavior / email change</w:t>
             </w:r>
           </w:p>
         </w:tc>
@@ -1325,7 +1281,7 @@
       <w:tr>
         <w:tc>
           <w:tcPr>
-            <w:tcW w:type="dxa" w:w="2600"/>
+            <w:tcW w:type="dxa" w:w="2700"/>
             <w:tcBorders>
               <w:top w:val="single" w:color="D5DCE6" w:sz="1"/>
               <w:left w:val="single" w:color="D5DCE6" w:sz="1"/>
@@ -1353,29 +1309,29 @@
         </w:tc>
         <w:tc>
           <w:tcPr>
-            <w:tcW w:type="dxa" w:w="4360"/>
-            <w:tcBorders>
-              <w:top w:val="single" w:color="D5DCE6" w:sz="1"/>
-              <w:left w:val="single" w:color="D5DCE6" w:sz="1"/>
-              <w:bottom w:val="single" w:color="D5DCE6" w:sz="1"/>
-              <w:right w:val="single" w:color="D5DCE6" w:sz="1"/>
-            </w:tcBorders>
-            <w:shd w:fill="F4F7FB" w:val="clear"/>
-            <w:tcMar>
-              <w:top w:type="dxa" w:w="50"/>
-              <w:left w:type="dxa" w:w="110"/>
-              <w:bottom w:type="dxa" w:w="50"/>
-              <w:right w:type="dxa" w:w="110"/>
-            </w:tcMar>
-            <w:vAlign w:val="center"/>
-          </w:tcPr>
-          <w:p>
-            <w:r>
-              <w:rPr>
-                <w:sz w:val="19"/>
-                <w:szCs w:val="19"/>
-              </w:rPr>
-              <w:t xml:space="preserve">Deterministic scorer: dimensions, filters, weighting, rationale, geocoding.</w:t>
+            <w:tcW w:type="dxa" w:w="4260"/>
+            <w:tcBorders>
+              <w:top w:val="single" w:color="D5DCE6" w:sz="1"/>
+              <w:left w:val="single" w:color="D5DCE6" w:sz="1"/>
+              <w:bottom w:val="single" w:color="D5DCE6" w:sz="1"/>
+              <w:right w:val="single" w:color="D5DCE6" w:sz="1"/>
+            </w:tcBorders>
+            <w:shd w:fill="F4F7FB" w:val="clear"/>
+            <w:tcMar>
+              <w:top w:type="dxa" w:w="50"/>
+              <w:left w:type="dxa" w:w="110"/>
+              <w:bottom w:type="dxa" w:w="50"/>
+              <w:right w:type="dxa" w:w="110"/>
+            </w:tcMar>
+            <w:vAlign w:val="center"/>
+          </w:tcPr>
+          <w:p>
+            <w:r>
+              <w:rPr>
+                <w:sz w:val="19"/>
+                <w:szCs w:val="19"/>
+              </w:rPr>
+              <w:t xml:space="preserve">Deterministic scorer: 10 dimensions, filters, weighting, rationale, geocoding.</w:t>
             </w:r>
           </w:p>
         </w:tc>
@@ -1411,7 +1367,7 @@
       <w:tr>
         <w:tc>
           <w:tcPr>
-            <w:tcW w:type="dxa" w:w="2600"/>
+            <w:tcW w:type="dxa" w:w="2700"/>
             <w:tcBorders>
               <w:top w:val="single" w:color="D5DCE6" w:sz="1"/>
               <w:left w:val="single" w:color="D5DCE6" w:sz="1"/>
@@ -1439,7 +1395,7 @@
         </w:tc>
         <w:tc>
           <w:tcPr>
-            <w:tcW w:type="dxa" w:w="4360"/>
+            <w:tcW w:type="dxa" w:w="4260"/>
             <w:tcBorders>
               <w:top w:val="single" w:color="D5DCE6" w:sz="1"/>
               <w:left w:val="single" w:color="D5DCE6" w:sz="1"/>
@@ -1489,7 +1445,7 @@
                 <w:sz w:val="19"/>
                 <w:szCs w:val="19"/>
               </w:rPr>
-              <w:t xml:space="preserve">Any US metric is added/refreshed</w:t>
+              <w:t xml:space="preserve">Any US metric refreshed</w:t>
             </w:r>
           </w:p>
         </w:tc>
@@ -1497,7 +1453,7 @@
       <w:tr>
         <w:tc>
           <w:tcPr>
-            <w:tcW w:type="dxa" w:w="2600"/>
+            <w:tcW w:type="dxa" w:w="2700"/>
             <w:tcBorders>
               <w:top w:val="single" w:color="D5DCE6" w:sz="1"/>
               <w:left w:val="single" w:color="D5DCE6" w:sz="1"/>
@@ -1525,29 +1481,29 @@
         </w:tc>
         <w:tc>
           <w:tcPr>
-            <w:tcW w:type="dxa" w:w="4360"/>
-            <w:tcBorders>
-              <w:top w:val="single" w:color="D5DCE6" w:sz="1"/>
-              <w:left w:val="single" w:color="D5DCE6" w:sz="1"/>
-              <w:bottom w:val="single" w:color="D5DCE6" w:sz="1"/>
-              <w:right w:val="single" w:color="D5DCE6" w:sz="1"/>
-            </w:tcBorders>
-            <w:shd w:fill="F4F7FB" w:val="clear"/>
-            <w:tcMar>
-              <w:top w:type="dxa" w:w="50"/>
-              <w:left w:type="dxa" w:w="110"/>
-              <w:bottom w:type="dxa" w:w="50"/>
-              <w:right w:type="dxa" w:w="110"/>
-            </w:tcMar>
-            <w:vAlign w:val="center"/>
-          </w:tcPr>
-          <w:p>
-            <w:r>
-              <w:rPr>
-                <w:sz w:val="19"/>
-                <w:szCs w:val="19"/>
-              </w:rPr>
-              <w:t xml:space="preserve">Canadian Census Division data spine.</w:t>
+            <w:tcW w:type="dxa" w:w="4260"/>
+            <w:tcBorders>
+              <w:top w:val="single" w:color="D5DCE6" w:sz="1"/>
+              <w:left w:val="single" w:color="D5DCE6" w:sz="1"/>
+              <w:bottom w:val="single" w:color="D5DCE6" w:sz="1"/>
+              <w:right w:val="single" w:color="D5DCE6" w:sz="1"/>
+            </w:tcBorders>
+            <w:shd w:fill="F4F7FB" w:val="clear"/>
+            <w:tcMar>
+              <w:top w:type="dxa" w:w="50"/>
+              <w:left w:type="dxa" w:w="110"/>
+              <w:bottom w:type="dxa" w:w="50"/>
+              <w:right w:type="dxa" w:w="110"/>
+            </w:tcMar>
+            <w:vAlign w:val="center"/>
+          </w:tcPr>
+          <w:p>
+            <w:r>
+              <w:rPr>
+                <w:sz w:val="19"/>
+                <w:szCs w:val="19"/>
+              </w:rPr>
+              <w:t xml:space="preserve">Canadian Census Division spine.</w:t>
             </w:r>
           </w:p>
         </w:tc>
@@ -1583,57 +1539,57 @@
       <w:tr>
         <w:tc>
           <w:tcPr>
-            <w:tcW w:type="dxa" w:w="2600"/>
-            <w:tcBorders>
-              <w:top w:val="single" w:color="D5DCE6" w:sz="1"/>
-              <w:left w:val="single" w:color="D5DCE6" w:sz="1"/>
-              <w:bottom w:val="single" w:color="D5DCE6" w:sz="1"/>
-              <w:right w:val="single" w:color="D5DCE6" w:sz="1"/>
-            </w:tcBorders>
-            <w:shd w:fill="FFFFFF" w:val="clear"/>
-            <w:tcMar>
-              <w:top w:type="dxa" w:w="50"/>
-              <w:left w:type="dxa" w:w="110"/>
-              <w:bottom w:type="dxa" w:w="50"/>
-              <w:right w:type="dxa" w:w="110"/>
-            </w:tcMar>
-            <w:vAlign w:val="center"/>
-          </w:tcPr>
-          <w:p>
-            <w:r>
-              <w:rPr>
-                <w:sz w:val="19"/>
-                <w:szCs w:val="19"/>
-              </w:rPr>
-              <w:t xml:space="preserve">edo_master_table_dual.json</w:t>
-            </w:r>
-          </w:p>
-        </w:tc>
-        <w:tc>
-          <w:tcPr>
-            <w:tcW w:type="dxa" w:w="4360"/>
-            <w:tcBorders>
-              <w:top w:val="single" w:color="D5DCE6" w:sz="1"/>
-              <w:left w:val="single" w:color="D5DCE6" w:sz="1"/>
-              <w:bottom w:val="single" w:color="D5DCE6" w:sz="1"/>
-              <w:right w:val="single" w:color="D5DCE6" w:sz="1"/>
-            </w:tcBorders>
-            <w:shd w:fill="FFFFFF" w:val="clear"/>
-            <w:tcMar>
-              <w:top w:type="dxa" w:w="50"/>
-              <w:left w:type="dxa" w:w="110"/>
-              <w:bottom w:type="dxa" w:w="50"/>
-              <w:right w:type="dxa" w:w="110"/>
-            </w:tcMar>
-            <w:vAlign w:val="center"/>
-          </w:tcPr>
-          <w:p>
-            <w:r>
-              <w:rPr>
-                <w:sz w:val="19"/>
-                <w:szCs w:val="19"/>
-              </w:rPr>
-              <w:t xml:space="preserve">EDO customers tagged to FIPS / CDUID + links.</w:t>
+            <w:tcW w:type="dxa" w:w="2700"/>
+            <w:tcBorders>
+              <w:top w:val="single" w:color="D5DCE6" w:sz="1"/>
+              <w:left w:val="single" w:color="D5DCE6" w:sz="1"/>
+              <w:bottom w:val="single" w:color="D5DCE6" w:sz="1"/>
+              <w:right w:val="single" w:color="D5DCE6" w:sz="1"/>
+            </w:tcBorders>
+            <w:shd w:fill="FFFFFF" w:val="clear"/>
+            <w:tcMar>
+              <w:top w:type="dxa" w:w="50"/>
+              <w:left w:type="dxa" w:w="110"/>
+              <w:bottom w:type="dxa" w:w="50"/>
+              <w:right w:type="dxa" w:w="110"/>
+            </w:tcMar>
+            <w:vAlign w:val="center"/>
+          </w:tcPr>
+          <w:p>
+            <w:r>
+              <w:rPr>
+                <w:sz w:val="19"/>
+                <w:szCs w:val="19"/>
+              </w:rPr>
+              <w:t xml:space="preserve">state_infrastructure_grades.json</w:t>
+            </w:r>
+          </w:p>
+        </w:tc>
+        <w:tc>
+          <w:tcPr>
+            <w:tcW w:type="dxa" w:w="4260"/>
+            <w:tcBorders>
+              <w:top w:val="single" w:color="D5DCE6" w:sz="1"/>
+              <w:left w:val="single" w:color="D5DCE6" w:sz="1"/>
+              <w:bottom w:val="single" w:color="D5DCE6" w:sz="1"/>
+              <w:right w:val="single" w:color="D5DCE6" w:sz="1"/>
+            </w:tcBorders>
+            <w:shd w:fill="FFFFFF" w:val="clear"/>
+            <w:tcMar>
+              <w:top w:type="dxa" w:w="50"/>
+              <w:left w:type="dxa" w:w="110"/>
+              <w:bottom w:type="dxa" w:w="50"/>
+              <w:right w:type="dxa" w:w="110"/>
+            </w:tcMar>
+            <w:vAlign w:val="center"/>
+          </w:tcPr>
+          <w:p>
+            <w:r>
+              <w:rPr>
+                <w:sz w:val="19"/>
+                <w:szCs w:val="19"/>
+              </w:rPr>
+              <w:t xml:space="preserve">ASCE state GPA -&gt; Infrastructure dimension (editable).</w:t>
             </w:r>
           </w:p>
         </w:tc>
@@ -1661,7 +1617,7 @@
                 <w:sz w:val="19"/>
                 <w:szCs w:val="19"/>
               </w:rPr>
-              <w:t xml:space="preserve">organizations.json changes</w:t>
+              <w:t xml:space="preserve">Infrastructure grades updated</w:t>
             </w:r>
           </w:p>
         </w:tc>
@@ -1669,57 +1625,57 @@
       <w:tr>
         <w:tc>
           <w:tcPr>
-            <w:tcW w:type="dxa" w:w="2600"/>
-            <w:tcBorders>
-              <w:top w:val="single" w:color="D5DCE6" w:sz="1"/>
-              <w:left w:val="single" w:color="D5DCE6" w:sz="1"/>
-              <w:bottom w:val="single" w:color="D5DCE6" w:sz="1"/>
-              <w:right w:val="single" w:color="D5DCE6" w:sz="1"/>
-            </w:tcBorders>
-            <w:shd w:fill="F4F7FB" w:val="clear"/>
-            <w:tcMar>
-              <w:top w:type="dxa" w:w="50"/>
-              <w:left w:type="dxa" w:w="110"/>
-              <w:bottom w:type="dxa" w:w="50"/>
-              <w:right w:type="dxa" w:w="110"/>
-            </w:tcMar>
-            <w:vAlign w:val="center"/>
-          </w:tcPr>
-          <w:p>
-            <w:r>
-              <w:rPr>
-                <w:sz w:val="19"/>
-                <w:szCs w:val="19"/>
-              </w:rPr>
-              <w:t xml:space="preserve">edo_fips_index.json / edo_ca_cd_index.json</w:t>
-            </w:r>
-          </w:p>
-        </w:tc>
-        <w:tc>
-          <w:tcPr>
-            <w:tcW w:type="dxa" w:w="4360"/>
-            <w:tcBorders>
-              <w:top w:val="single" w:color="D5DCE6" w:sz="1"/>
-              <w:left w:val="single" w:color="D5DCE6" w:sz="1"/>
-              <w:bottom w:val="single" w:color="D5DCE6" w:sz="1"/>
-              <w:right w:val="single" w:color="D5DCE6" w:sz="1"/>
-            </w:tcBorders>
-            <w:shd w:fill="F4F7FB" w:val="clear"/>
-            <w:tcMar>
-              <w:top w:type="dxa" w:w="50"/>
-              <w:left w:type="dxa" w:w="110"/>
-              <w:bottom w:type="dxa" w:w="50"/>
-              <w:right w:type="dxa" w:w="110"/>
-            </w:tcMar>
-            <w:vAlign w:val="center"/>
-          </w:tcPr>
-          <w:p>
-            <w:r>
-              <w:rPr>
-                <w:sz w:val="19"/>
-                <w:szCs w:val="19"/>
-              </w:rPr>
-              <w:t xml:space="preserve">Reverse index: county/CD → serving EDOs.</w:t>
+            <w:tcW w:type="dxa" w:w="2700"/>
+            <w:tcBorders>
+              <w:top w:val="single" w:color="D5DCE6" w:sz="1"/>
+              <w:left w:val="single" w:color="D5DCE6" w:sz="1"/>
+              <w:bottom w:val="single" w:color="D5DCE6" w:sz="1"/>
+              <w:right w:val="single" w:color="D5DCE6" w:sz="1"/>
+            </w:tcBorders>
+            <w:shd w:fill="F4F7FB" w:val="clear"/>
+            <w:tcMar>
+              <w:top w:type="dxa" w:w="50"/>
+              <w:left w:type="dxa" w:w="110"/>
+              <w:bottom w:type="dxa" w:w="50"/>
+              <w:right w:type="dxa" w:w="110"/>
+            </w:tcMar>
+            <w:vAlign w:val="center"/>
+          </w:tcPr>
+          <w:p>
+            <w:r>
+              <w:rPr>
+                <w:sz w:val="19"/>
+                <w:szCs w:val="19"/>
+              </w:rPr>
+              <w:t xml:space="preserve">incentives_index.json</w:t>
+            </w:r>
+          </w:p>
+        </w:tc>
+        <w:tc>
+          <w:tcPr>
+            <w:tcW w:type="dxa" w:w="4260"/>
+            <w:tcBorders>
+              <w:top w:val="single" w:color="D5DCE6" w:sz="1"/>
+              <w:left w:val="single" w:color="D5DCE6" w:sz="1"/>
+              <w:bottom w:val="single" w:color="D5DCE6" w:sz="1"/>
+              <w:right w:val="single" w:color="D5DCE6" w:sz="1"/>
+            </w:tcBorders>
+            <w:shd w:fill="F4F7FB" w:val="clear"/>
+            <w:tcMar>
+              <w:top w:type="dxa" w:w="50"/>
+              <w:left w:type="dxa" w:w="110"/>
+              <w:bottom w:type="dxa" w:w="50"/>
+              <w:right w:type="dxa" w:w="110"/>
+            </w:tcMar>
+            <w:vAlign w:val="center"/>
+          </w:tcPr>
+          <w:p>
+            <w:r>
+              <w:rPr>
+                <w:sz w:val="19"/>
+                <w:szCs w:val="19"/>
+              </w:rPr>
+              <w:t xml:space="preserve">Per-state/province incentive program summary.</w:t>
             </w:r>
           </w:p>
         </w:tc>
@@ -1747,7 +1703,7 @@
                 <w:sz w:val="19"/>
                 <w:szCs w:val="19"/>
               </w:rPr>
-              <w:t xml:space="preserve">Territories change</w:t>
+              <w:t xml:space="preserve">Incentive data refreshed</w:t>
             </w:r>
           </w:p>
         </w:tc>
@@ -1755,57 +1711,57 @@
       <w:tr>
         <w:tc>
           <w:tcPr>
-            <w:tcW w:type="dxa" w:w="2600"/>
-            <w:tcBorders>
-              <w:top w:val="single" w:color="D5DCE6" w:sz="1"/>
-              <w:left w:val="single" w:color="D5DCE6" w:sz="1"/>
-              <w:bottom w:val="single" w:color="D5DCE6" w:sz="1"/>
-              <w:right w:val="single" w:color="D5DCE6" w:sz="1"/>
-            </w:tcBorders>
-            <w:shd w:fill="FFFFFF" w:val="clear"/>
-            <w:tcMar>
-              <w:top w:type="dxa" w:w="50"/>
-              <w:left w:type="dxa" w:w="110"/>
-              <w:bottom w:type="dxa" w:w="50"/>
-              <w:right w:type="dxa" w:w="110"/>
-            </w:tcMar>
-            <w:vAlign w:val="center"/>
-          </w:tcPr>
-          <w:p>
-            <w:r>
-              <w:rPr>
-                <w:sz w:val="19"/>
-                <w:szCs w:val="19"/>
-              </w:rPr>
-              <w:t xml:space="preserve">incentives_index.json</w:t>
-            </w:r>
-          </w:p>
-        </w:tc>
-        <w:tc>
-          <w:tcPr>
-            <w:tcW w:type="dxa" w:w="4360"/>
-            <w:tcBorders>
-              <w:top w:val="single" w:color="D5DCE6" w:sz="1"/>
-              <w:left w:val="single" w:color="D5DCE6" w:sz="1"/>
-              <w:bottom w:val="single" w:color="D5DCE6" w:sz="1"/>
-              <w:right w:val="single" w:color="D5DCE6" w:sz="1"/>
-            </w:tcBorders>
-            <w:shd w:fill="FFFFFF" w:val="clear"/>
-            <w:tcMar>
-              <w:top w:type="dxa" w:w="50"/>
-              <w:left w:type="dxa" w:w="110"/>
-              <w:bottom w:type="dxa" w:w="50"/>
-              <w:right w:type="dxa" w:w="110"/>
-            </w:tcMar>
-            <w:vAlign w:val="center"/>
-          </w:tcPr>
-          <w:p>
-            <w:r>
-              <w:rPr>
-                <w:sz w:val="19"/>
-                <w:szCs w:val="19"/>
-              </w:rPr>
-              <w:t xml:space="preserve">Per-state/province incentive program summary.</w:t>
+            <w:tcW w:type="dxa" w:w="2700"/>
+            <w:tcBorders>
+              <w:top w:val="single" w:color="D5DCE6" w:sz="1"/>
+              <w:left w:val="single" w:color="D5DCE6" w:sz="1"/>
+              <w:bottom w:val="single" w:color="D5DCE6" w:sz="1"/>
+              <w:right w:val="single" w:color="D5DCE6" w:sz="1"/>
+            </w:tcBorders>
+            <w:shd w:fill="FFFFFF" w:val="clear"/>
+            <w:tcMar>
+              <w:top w:type="dxa" w:w="50"/>
+              <w:left w:type="dxa" w:w="110"/>
+              <w:bottom w:type="dxa" w:w="50"/>
+              <w:right w:type="dxa" w:w="110"/>
+            </w:tcMar>
+            <w:vAlign w:val="center"/>
+          </w:tcPr>
+          <w:p>
+            <w:r>
+              <w:rPr>
+                <w:sz w:val="19"/>
+                <w:szCs w:val="19"/>
+              </w:rPr>
+              <w:t xml:space="preserve">us_places.json</w:t>
+            </w:r>
+          </w:p>
+        </w:tc>
+        <w:tc>
+          <w:tcPr>
+            <w:tcW w:type="dxa" w:w="4260"/>
+            <w:tcBorders>
+              <w:top w:val="single" w:color="D5DCE6" w:sz="1"/>
+              <w:left w:val="single" w:color="D5DCE6" w:sz="1"/>
+              <w:bottom w:val="single" w:color="D5DCE6" w:sz="1"/>
+              <w:right w:val="single" w:color="D5DCE6" w:sz="1"/>
+            </w:tcBorders>
+            <w:shd w:fill="FFFFFF" w:val="clear"/>
+            <w:tcMar>
+              <w:top w:type="dxa" w:w="50"/>
+              <w:left w:type="dxa" w:w="110"/>
+              <w:bottom w:type="dxa" w:w="50"/>
+              <w:right w:type="dxa" w:w="110"/>
+            </w:tcMar>
+            <w:vAlign w:val="center"/>
+          </w:tcPr>
+          <w:p>
+            <w:r>
+              <w:rPr>
+                <w:sz w:val="19"/>
+                <w:szCs w:val="19"/>
+              </w:rPr>
+              <w:t xml:space="preserve">64k US places -&gt; coordinates (proximity geocoder + autocomplete).</w:t>
             </w:r>
           </w:p>
         </w:tc>
@@ -1833,7 +1789,7 @@
                 <w:sz w:val="19"/>
                 <w:szCs w:val="19"/>
               </w:rPr>
-              <w:t xml:space="preserve">Incentive data refreshed</w:t>
+              <w:t xml:space="preserve">Rarely (Census places update)</w:t>
             </w:r>
           </w:p>
         </w:tc>
@@ -1841,57 +1797,57 @@
       <w:tr>
         <w:tc>
           <w:tcPr>
-            <w:tcW w:type="dxa" w:w="2600"/>
-            <w:tcBorders>
-              <w:top w:val="single" w:color="D5DCE6" w:sz="1"/>
-              <w:left w:val="single" w:color="D5DCE6" w:sz="1"/>
-              <w:bottom w:val="single" w:color="D5DCE6" w:sz="1"/>
-              <w:right w:val="single" w:color="D5DCE6" w:sz="1"/>
-            </w:tcBorders>
-            <w:shd w:fill="F4F7FB" w:val="clear"/>
-            <w:tcMar>
-              <w:top w:type="dxa" w:w="50"/>
-              <w:left w:type="dxa" w:w="110"/>
-              <w:bottom w:type="dxa" w:w="50"/>
-              <w:right w:type="dxa" w:w="110"/>
-            </w:tcMar>
-            <w:vAlign w:val="center"/>
-          </w:tcPr>
-          <w:p>
-            <w:r>
-              <w:rPr>
-                <w:sz w:val="19"/>
-                <w:szCs w:val="19"/>
-              </w:rPr>
-              <w:t xml:space="preserve">us_places.json</w:t>
-            </w:r>
-          </w:p>
-        </w:tc>
-        <w:tc>
-          <w:tcPr>
-            <w:tcW w:type="dxa" w:w="4360"/>
-            <w:tcBorders>
-              <w:top w:val="single" w:color="D5DCE6" w:sz="1"/>
-              <w:left w:val="single" w:color="D5DCE6" w:sz="1"/>
-              <w:bottom w:val="single" w:color="D5DCE6" w:sz="1"/>
-              <w:right w:val="single" w:color="D5DCE6" w:sz="1"/>
-            </w:tcBorders>
-            <w:shd w:fill="F4F7FB" w:val="clear"/>
-            <w:tcMar>
-              <w:top w:type="dxa" w:w="50"/>
-              <w:left w:type="dxa" w:w="110"/>
-              <w:bottom w:type="dxa" w:w="50"/>
-              <w:right w:type="dxa" w:w="110"/>
-            </w:tcMar>
-            <w:vAlign w:val="center"/>
-          </w:tcPr>
-          <w:p>
-            <w:r>
-              <w:rPr>
-                <w:sz w:val="19"/>
-                <w:szCs w:val="19"/>
-              </w:rPr>
-              <w:t xml:space="preserve">64k US place → coordinates (market-proximity geocoder).</w:t>
+            <w:tcW w:type="dxa" w:w="2700"/>
+            <w:tcBorders>
+              <w:top w:val="single" w:color="D5DCE6" w:sz="1"/>
+              <w:left w:val="single" w:color="D5DCE6" w:sz="1"/>
+              <w:bottom w:val="single" w:color="D5DCE6" w:sz="1"/>
+              <w:right w:val="single" w:color="D5DCE6" w:sz="1"/>
+            </w:tcBorders>
+            <w:shd w:fill="F4F7FB" w:val="clear"/>
+            <w:tcMar>
+              <w:top w:type="dxa" w:w="50"/>
+              <w:left w:type="dxa" w:w="110"/>
+              <w:bottom w:type="dxa" w:w="50"/>
+              <w:right w:type="dxa" w:w="110"/>
+            </w:tcMar>
+            <w:vAlign w:val="center"/>
+          </w:tcPr>
+          <w:p>
+            <w:r>
+              <w:rPr>
+                <w:sz w:val="19"/>
+                <w:szCs w:val="19"/>
+              </w:rPr>
+              <w:t xml:space="preserve">edo_master_table_dual.json / edo_*_index.json</w:t>
+            </w:r>
+          </w:p>
+        </w:tc>
+        <w:tc>
+          <w:tcPr>
+            <w:tcW w:type="dxa" w:w="4260"/>
+            <w:tcBorders>
+              <w:top w:val="single" w:color="D5DCE6" w:sz="1"/>
+              <w:left w:val="single" w:color="D5DCE6" w:sz="1"/>
+              <w:bottom w:val="single" w:color="D5DCE6" w:sz="1"/>
+              <w:right w:val="single" w:color="D5DCE6" w:sz="1"/>
+            </w:tcBorders>
+            <w:shd w:fill="F4F7FB" w:val="clear"/>
+            <w:tcMar>
+              <w:top w:type="dxa" w:w="50"/>
+              <w:left w:type="dxa" w:w="110"/>
+              <w:bottom w:type="dxa" w:w="50"/>
+              <w:right w:type="dxa" w:w="110"/>
+            </w:tcMar>
+            <w:vAlign w:val="center"/>
+          </w:tcPr>
+          <w:p>
+            <w:r>
+              <w:rPr>
+                <w:sz w:val="19"/>
+                <w:szCs w:val="19"/>
+              </w:rPr>
+              <w:t xml:space="preserve">EDO customers tagged to FIPS/CDUID + reverse index.</w:t>
             </w:r>
           </w:p>
         </w:tc>
@@ -1919,7 +1875,7 @@
                 <w:sz w:val="19"/>
                 <w:szCs w:val="19"/>
               </w:rPr>
-              <w:t xml:space="preserve">Rarely (Census places update)</w:t>
+              <w:t xml:space="preserve">organizations.json / territories change</w:t>
             </w:r>
           </w:p>
         </w:tc>
@@ -1931,15 +1887,7 @@
         <w:spacing w:after="100" w:before="220"/>
       </w:pPr>
       <w:r>
-        <w:t xml:space="preserve">2.3 Updating the Form (frontend)</w:t>
-      </w:r>
-    </w:p>
-    <w:p>
-      <w:pPr>
-        <w:spacing w:after="120" w:line="276"/>
-      </w:pPr>
-      <w:r>
-        <w:t xml:space="preserve">Edit site_selection_intake.html and/or intake.js, then upload BOTH to the same folder on the web server. Two rules prevent the recurring breakage seen during build-out:</w:t>
+        <w:t xml:space="preserve">2.3 Updating the Form</w:t>
       </w:r>
     </w:p>
     <w:p>
@@ -1956,22 +1904,10 @@
           <w:b/>
           <w:bCs/>
         </w:rPr>
-        <w:t xml:space="preserve">Keep the files ASCII-only. </w:t>
-      </w:r>
-      <w:r>
-        <w:t xml:space="preserve">The host's page processor corrupts non-ASCII characters (smart quotes, em-dashes, byte-order marks) in inline code; this is why the JavaScript lives in an external </w:t>
-      </w:r>
-      <w:r>
-        <w:rPr>
-          <w:rFonts w:ascii="Consolas" w:cs="Consolas" w:eastAsia="Consolas" w:hAnsi="Consolas"/>
-          <w:color w:val="39455A"/>
-          <w:sz w:val="19"/>
-          <w:szCs w:val="19"/>
-        </w:rPr>
-        <w:t xml:space="preserve">intake.js</w:t>
-      </w:r>
-      <w:r>
-        <w:t xml:space="preserve"> file rather than inline.</w:t>
+        <w:t xml:space="preserve">Keep files ASCII-only </w:t>
+      </w:r>
+      <w:r>
+        <w:t xml:space="preserve">and JS external (intake.js). The host's page processor corrupts non-ASCII characters and inline scripts — that is why the JavaScript is a separate file.</w:t>
       </w:r>
     </w:p>
     <w:p>
@@ -1991,27 +1927,7 @@
         <w:t xml:space="preserve">Upload in Binary mode </w:t>
       </w:r>
       <w:r>
-        <w:t xml:space="preserve">if using FTP (ASCII-mode FTP mangles files), and confirm OneDrive shows the file fully synced before uploading.</w:t>
-      </w:r>
-    </w:p>
-    <w:p>
-      <w:pPr>
-        <w:spacing w:after="120" w:line="276"/>
-      </w:pPr>
-      <w:r>
-        <w:t xml:space="preserve">The form calls the API via the </w:t>
-      </w:r>
-      <w:r>
-        <w:rPr>
-          <w:rFonts w:ascii="Consolas" w:cs="Consolas" w:eastAsia="Consolas" w:hAnsi="Consolas"/>
-          <w:color w:val="39455A"/>
-          <w:sz w:val="19"/>
-          <w:szCs w:val="19"/>
-        </w:rPr>
-        <w:t xml:space="preserve">API_BASE</w:t>
-      </w:r>
-      <w:r>
-        <w:t xml:space="preserve"> constant near the top of intake.js. It is set to the Railway URL so the form works from any domain.</w:t>
+        <w:t xml:space="preserve">(FTP), and confirm OneDrive is fully synced before uploading.</w:t>
       </w:r>
     </w:p>
     <w:p>
@@ -2028,7 +1944,7 @@
         <w:spacing w:after="120" w:line="276"/>
       </w:pPr>
       <w:r>
-        <w:t xml:space="preserve">All scored metrics live in </w:t>
+        <w:t xml:space="preserve">All scored US metrics live in </w:t>
       </w:r>
       <w:r>
         <w:rPr>
@@ -2040,57 +1956,7 @@
         <w:t xml:space="preserve">county_features.json</w:t>
       </w:r>
       <w:r>
-        <w:t xml:space="preserve"> (US) and </w:t>
-      </w:r>
-      <w:r>
-        <w:rPr>
-          <w:rFonts w:ascii="Consolas" w:cs="Consolas" w:eastAsia="Consolas" w:hAnsi="Consolas"/>
-          <w:color w:val="39455A"/>
-          <w:sz w:val="19"/>
-          <w:szCs w:val="19"/>
-        </w:rPr>
-        <w:t xml:space="preserve">ca_features.json</w:t>
-      </w:r>
-      <w:r>
-        <w:t xml:space="preserve"> (Canada) — these are the join spine. Raw source files (Census/ArcGIS exports, CSVs, spreadsheets) are processed once by build scripts into these precomputed files; the raw files are NOT deployed. To add or refresh a metric:</w:t>
-      </w:r>
-    </w:p>
-    <w:p>
-      <w:pPr>
-        <w:pStyle w:val="ListParagraph"/>
-        <w:numPr>
-          <w:ilvl w:val="0"/>
-          <w:numId w:val="2"/>
-        </w:numPr>
-        <w:spacing w:after="60"/>
-      </w:pPr>
-      <w:r>
-        <w:t xml:space="preserve">Place the raw source file in the working folder.</w:t>
-      </w:r>
-    </w:p>
-    <w:p>
-      <w:pPr>
-        <w:pStyle w:val="ListParagraph"/>
-        <w:numPr>
-          <w:ilvl w:val="0"/>
-          <w:numId w:val="2"/>
-        </w:numPr>
-        <w:spacing w:after="60"/>
-      </w:pPr>
-      <w:r>
-        <w:t xml:space="preserve">Run the relevant build/merge script to extract the metric (keyed by 5-digit county FIPS) into </w:t>
-      </w:r>
-      <w:r>
-        <w:rPr>
-          <w:rFonts w:ascii="Consolas" w:cs="Consolas" w:eastAsia="Consolas" w:hAnsi="Consolas"/>
-          <w:color w:val="39455A"/>
-          <w:sz w:val="19"/>
-          <w:szCs w:val="19"/>
-        </w:rPr>
-        <w:t xml:space="preserve">metrics_extra.json</w:t>
-      </w:r>
-      <w:r>
-        <w:t xml:space="preserve"> and merge into </w:t>
+        <w:t xml:space="preserve">. Raw sources (Census/ArcGIS exports, CSVs, the County Health Rankings file) are processed once into it and are NOT deployed. To add a metric: extract it keyed by 5-digit FIPS, merge into </w:t>
       </w:r>
       <w:r>
         <w:rPr>
@@ -2102,20 +1968,7 @@
         <w:t xml:space="preserve">county_features.json</w:t>
       </w:r>
       <w:r>
-        <w:t xml:space="preserve">.</w:t>
-      </w:r>
-    </w:p>
-    <w:p>
-      <w:pPr>
-        <w:pStyle w:val="ListParagraph"/>
-        <w:numPr>
-          <w:ilvl w:val="0"/>
-          <w:numId w:val="2"/>
-        </w:numPr>
-        <w:spacing w:after="60"/>
-      </w:pPr>
-      <w:r>
-        <w:t xml:space="preserve">Add the metric to the appropriate dimension extractor in </w:t>
+        <w:t xml:space="preserve">, add it to the matching dimension extractor in </w:t>
       </w:r>
       <w:r>
         <w:rPr>
@@ -2127,20 +1980,7 @@
         <w:t xml:space="preserve">scorer.py</w:t>
       </w:r>
       <w:r>
-        <w:t xml:space="preserve"> (see Section 3.4).</w:t>
-      </w:r>
-    </w:p>
-    <w:p>
-      <w:pPr>
-        <w:pStyle w:val="ListParagraph"/>
-        <w:numPr>
-          <w:ilvl w:val="0"/>
-          <w:numId w:val="2"/>
-        </w:numPr>
-        <w:spacing w:after="60"/>
-      </w:pPr>
-      <w:r>
-        <w:t xml:space="preserve">Commit and push — Railway redeploys with the new data.</w:t>
+        <w:t xml:space="preserve">, commit and push.</w:t>
       </w:r>
     </w:p>
     <w:p>
@@ -2149,15 +1989,7 @@
         <w:spacing w:after="100" w:before="220"/>
       </w:pPr>
       <w:r>
-        <w:t xml:space="preserve">2.5 Deployment Workflow</w:t>
-      </w:r>
-    </w:p>
-    <w:p>
-      <w:pPr>
-        <w:spacing w:after="120" w:line="276"/>
-      </w:pPr>
-      <w:r>
-        <w:t xml:space="preserve">The backend (API + data) deploys through git. The frontend (form) is uploaded to the web server separately.</w:t>
+        <w:t xml:space="preserve">2.5 Deployment</w:t>
       </w:r>
     </w:p>
     <w:p>
@@ -2174,7 +2006,7 @@
         <w:t xml:space="preserve">git add -A   →   git commit -m "..."   →   git push</w:t>
       </w:r>
       <w:r>
-        <w:t xml:space="preserve">   (Railway redeploys in ~1–2 min)</w:t>
+        <w:t xml:space="preserve">  (Railway redeploys in ~1–2 min). The frontend is uploaded to the web server separately.</w:t>
       </w:r>
     </w:p>
     <w:p>
@@ -2182,7 +2014,7 @@
         <w:spacing w:after="120" w:line="276"/>
       </w:pPr>
       <w:r>
-        <w:t xml:space="preserve">Critical: GitHub rejects files over 100 MB. The raw source layers (some over 1 GB) must stay out of the repo. The </w:t>
+        <w:t xml:space="preserve">GitHub rejects files over 100 MB. The </w:t>
       </w:r>
       <w:r>
         <w:rPr>
@@ -2194,7 +2026,7 @@
         <w:t xml:space="preserve">.gitignore</w:t>
       </w:r>
       <w:r>
-        <w:t xml:space="preserve"> uses a whitelist — it ignores all data by default and explicitly keeps only the small runtime files (county_features, ca_features, the EDO/incentive indexes, us_places). Never remove that whitelist.</w:t>
+        <w:t xml:space="preserve"> is a whitelist — it ignores all data and keeps only the small runtime JSON. Never remove the whitelist; raw source files (some over 1 GB) must stay out of the repo.</w:t>
       </w:r>
     </w:p>
     <w:p>
@@ -2203,493 +2035,7 @@
         <w:spacing w:after="100" w:before="220"/>
       </w:pPr>
       <w:r>
-        <w:t xml:space="preserve">2.6 Environment Variables (Railway)</w:t>
-      </w:r>
-    </w:p>
-    <w:tbl>
-      <w:tblPr>
-        <w:tblW w:type="dxa" w:w="9360"/>
-        <w:tblBorders>
-          <w:top w:val="single" w:color="auto" w:sz="4"/>
-          <w:left w:val="single" w:color="auto" w:sz="4"/>
-          <w:bottom w:val="single" w:color="auto" w:sz="4"/>
-          <w:right w:val="single" w:color="auto" w:sz="4"/>
-          <w:insideH w:val="single" w:color="auto" w:sz="4"/>
-          <w:insideV w:val="single" w:color="auto" w:sz="4"/>
-        </w:tblBorders>
-      </w:tblPr>
-      <w:tblGrid>
-        <w:gridCol w:w="3000"/>
-        <w:gridCol w:w="4200"/>
-        <w:gridCol w:w="2160"/>
-      </w:tblGrid>
-      <w:tr>
-        <w:trPr>
-          <w:tblHeader/>
-        </w:trPr>
-        <w:tc>
-          <w:tcPr>
-            <w:tcW w:type="dxa" w:w="3000"/>
-            <w:tcBorders>
-              <w:top w:val="single" w:color="D5DCE6" w:sz="1"/>
-              <w:left w:val="single" w:color="D5DCE6" w:sz="1"/>
-              <w:bottom w:val="single" w:color="D5DCE6" w:sz="1"/>
-              <w:right w:val="single" w:color="D5DCE6" w:sz="1"/>
-            </w:tcBorders>
-            <w:shd w:fill="1A54A0" w:val="clear"/>
-            <w:tcMar>
-              <w:top w:type="dxa" w:w="60"/>
-              <w:left w:type="dxa" w:w="110"/>
-              <w:bottom w:type="dxa" w:w="60"/>
-              <w:right w:type="dxa" w:w="110"/>
-            </w:tcMar>
-          </w:tcPr>
-          <w:p>
-            <w:r>
-              <w:rPr>
-                <w:b/>
-                <w:bCs/>
-                <w:color w:val="FFFFFF"/>
-                <w:sz w:val="19"/>
-                <w:szCs w:val="19"/>
-              </w:rPr>
-              <w:t xml:space="preserve">Variable</w:t>
-            </w:r>
-          </w:p>
-        </w:tc>
-        <w:tc>
-          <w:tcPr>
-            <w:tcW w:type="dxa" w:w="4200"/>
-            <w:tcBorders>
-              <w:top w:val="single" w:color="D5DCE6" w:sz="1"/>
-              <w:left w:val="single" w:color="D5DCE6" w:sz="1"/>
-              <w:bottom w:val="single" w:color="D5DCE6" w:sz="1"/>
-              <w:right w:val="single" w:color="D5DCE6" w:sz="1"/>
-            </w:tcBorders>
-            <w:shd w:fill="1A54A0" w:val="clear"/>
-            <w:tcMar>
-              <w:top w:type="dxa" w:w="60"/>
-              <w:left w:type="dxa" w:w="110"/>
-              <w:bottom w:type="dxa" w:w="60"/>
-              <w:right w:type="dxa" w:w="110"/>
-            </w:tcMar>
-          </w:tcPr>
-          <w:p>
-            <w:r>
-              <w:rPr>
-                <w:b/>
-                <w:bCs/>
-                <w:color w:val="FFFFFF"/>
-                <w:sz w:val="19"/>
-                <w:szCs w:val="19"/>
-              </w:rPr>
-              <w:t xml:space="preserve">Purpose</w:t>
-            </w:r>
-          </w:p>
-        </w:tc>
-        <w:tc>
-          <w:tcPr>
-            <w:tcW w:type="dxa" w:w="2160"/>
-            <w:tcBorders>
-              <w:top w:val="single" w:color="D5DCE6" w:sz="1"/>
-              <w:left w:val="single" w:color="D5DCE6" w:sz="1"/>
-              <w:bottom w:val="single" w:color="D5DCE6" w:sz="1"/>
-              <w:right w:val="single" w:color="D5DCE6" w:sz="1"/>
-            </w:tcBorders>
-            <w:shd w:fill="1A54A0" w:val="clear"/>
-            <w:tcMar>
-              <w:top w:type="dxa" w:w="60"/>
-              <w:left w:type="dxa" w:w="110"/>
-              <w:bottom w:type="dxa" w:w="60"/>
-              <w:right w:type="dxa" w:w="110"/>
-            </w:tcMar>
-          </w:tcPr>
-          <w:p>
-            <w:r>
-              <w:rPr>
-                <w:b/>
-                <w:bCs/>
-                <w:color w:val="FFFFFF"/>
-                <w:sz w:val="19"/>
-                <w:szCs w:val="19"/>
-              </w:rPr>
-              <w:t xml:space="preserve">Required</w:t>
-            </w:r>
-          </w:p>
-        </w:tc>
-      </w:tr>
-      <w:tr>
-        <w:tc>
-          <w:tcPr>
-            <w:tcW w:type="dxa" w:w="3000"/>
-            <w:tcBorders>
-              <w:top w:val="single" w:color="D5DCE6" w:sz="1"/>
-              <w:left w:val="single" w:color="D5DCE6" w:sz="1"/>
-              <w:bottom w:val="single" w:color="D5DCE6" w:sz="1"/>
-              <w:right w:val="single" w:color="D5DCE6" w:sz="1"/>
-            </w:tcBorders>
-            <w:shd w:fill="FFFFFF" w:val="clear"/>
-            <w:tcMar>
-              <w:top w:type="dxa" w:w="50"/>
-              <w:left w:type="dxa" w:w="110"/>
-              <w:bottom w:type="dxa" w:w="50"/>
-              <w:right w:type="dxa" w:w="110"/>
-            </w:tcMar>
-            <w:vAlign w:val="center"/>
-          </w:tcPr>
-          <w:p>
-            <w:r>
-              <w:rPr>
-                <w:sz w:val="19"/>
-                <w:szCs w:val="19"/>
-              </w:rPr>
-              <w:t xml:space="preserve">RESEND_API_KEY</w:t>
-            </w:r>
-          </w:p>
-        </w:tc>
-        <w:tc>
-          <w:tcPr>
-            <w:tcW w:type="dxa" w:w="4200"/>
-            <w:tcBorders>
-              <w:top w:val="single" w:color="D5DCE6" w:sz="1"/>
-              <w:left w:val="single" w:color="D5DCE6" w:sz="1"/>
-              <w:bottom w:val="single" w:color="D5DCE6" w:sz="1"/>
-              <w:right w:val="single" w:color="D5DCE6" w:sz="1"/>
-            </w:tcBorders>
-            <w:shd w:fill="FFFFFF" w:val="clear"/>
-            <w:tcMar>
-              <w:top w:type="dxa" w:w="50"/>
-              <w:left w:type="dxa" w:w="110"/>
-              <w:bottom w:type="dxa" w:w="50"/>
-              <w:right w:type="dxa" w:w="110"/>
-            </w:tcMar>
-            <w:vAlign w:val="center"/>
-          </w:tcPr>
-          <w:p>
-            <w:r>
-              <w:rPr>
-                <w:sz w:val="19"/>
-                <w:szCs w:val="19"/>
-              </w:rPr>
-              <w:t xml:space="preserve">Resend API key — enables result emails.</w:t>
-            </w:r>
-          </w:p>
-        </w:tc>
-        <w:tc>
-          <w:tcPr>
-            <w:tcW w:type="dxa" w:w="2160"/>
-            <w:tcBorders>
-              <w:top w:val="single" w:color="D5DCE6" w:sz="1"/>
-              <w:left w:val="single" w:color="D5DCE6" w:sz="1"/>
-              <w:bottom w:val="single" w:color="D5DCE6" w:sz="1"/>
-              <w:right w:val="single" w:color="D5DCE6" w:sz="1"/>
-            </w:tcBorders>
-            <w:shd w:fill="FFFFFF" w:val="clear"/>
-            <w:tcMar>
-              <w:top w:type="dxa" w:w="50"/>
-              <w:left w:type="dxa" w:w="110"/>
-              <w:bottom w:type="dxa" w:w="50"/>
-              <w:right w:type="dxa" w:w="110"/>
-            </w:tcMar>
-            <w:vAlign w:val="center"/>
-          </w:tcPr>
-          <w:p>
-            <w:r>
-              <w:rPr>
-                <w:sz w:val="19"/>
-                <w:szCs w:val="19"/>
-              </w:rPr>
-              <w:t xml:space="preserve">For email</w:t>
-            </w:r>
-          </w:p>
-        </w:tc>
-      </w:tr>
-      <w:tr>
-        <w:tc>
-          <w:tcPr>
-            <w:tcW w:type="dxa" w:w="3000"/>
-            <w:tcBorders>
-              <w:top w:val="single" w:color="D5DCE6" w:sz="1"/>
-              <w:left w:val="single" w:color="D5DCE6" w:sz="1"/>
-              <w:bottom w:val="single" w:color="D5DCE6" w:sz="1"/>
-              <w:right w:val="single" w:color="D5DCE6" w:sz="1"/>
-            </w:tcBorders>
-            <w:shd w:fill="F4F7FB" w:val="clear"/>
-            <w:tcMar>
-              <w:top w:type="dxa" w:w="50"/>
-              <w:left w:type="dxa" w:w="110"/>
-              <w:bottom w:type="dxa" w:w="50"/>
-              <w:right w:type="dxa" w:w="110"/>
-            </w:tcMar>
-            <w:vAlign w:val="center"/>
-          </w:tcPr>
-          <w:p>
-            <w:r>
-              <w:rPr>
-                <w:sz w:val="19"/>
-                <w:szCs w:val="19"/>
-              </w:rPr>
-              <w:t xml:space="preserve">FL_NOTIFY_EMAIL</w:t>
-            </w:r>
-          </w:p>
-        </w:tc>
-        <w:tc>
-          <w:tcPr>
-            <w:tcW w:type="dxa" w:w="4200"/>
-            <w:tcBorders>
-              <w:top w:val="single" w:color="D5DCE6" w:sz="1"/>
-              <w:left w:val="single" w:color="D5DCE6" w:sz="1"/>
-              <w:bottom w:val="single" w:color="D5DCE6" w:sz="1"/>
-              <w:right w:val="single" w:color="D5DCE6" w:sz="1"/>
-            </w:tcBorders>
-            <w:shd w:fill="F4F7FB" w:val="clear"/>
-            <w:tcMar>
-              <w:top w:type="dxa" w:w="50"/>
-              <w:left w:type="dxa" w:w="110"/>
-              <w:bottom w:type="dxa" w:w="50"/>
-              <w:right w:type="dxa" w:w="110"/>
-            </w:tcMar>
-            <w:vAlign w:val="center"/>
-          </w:tcPr>
-          <w:p>
-            <w:r>
-              <w:rPr>
-                <w:sz w:val="19"/>
-                <w:szCs w:val="19"/>
-              </w:rPr>
-              <w:t xml:space="preserve">Inbox that receives a copy of every lead.</w:t>
-            </w:r>
-          </w:p>
-        </w:tc>
-        <w:tc>
-          <w:tcPr>
-            <w:tcW w:type="dxa" w:w="2160"/>
-            <w:tcBorders>
-              <w:top w:val="single" w:color="D5DCE6" w:sz="1"/>
-              <w:left w:val="single" w:color="D5DCE6" w:sz="1"/>
-              <w:bottom w:val="single" w:color="D5DCE6" w:sz="1"/>
-              <w:right w:val="single" w:color="D5DCE6" w:sz="1"/>
-            </w:tcBorders>
-            <w:shd w:fill="F4F7FB" w:val="clear"/>
-            <w:tcMar>
-              <w:top w:type="dxa" w:w="50"/>
-              <w:left w:type="dxa" w:w="110"/>
-              <w:bottom w:type="dxa" w:w="50"/>
-              <w:right w:type="dxa" w:w="110"/>
-            </w:tcMar>
-            <w:vAlign w:val="center"/>
-          </w:tcPr>
-          <w:p>
-            <w:r>
-              <w:rPr>
-                <w:sz w:val="19"/>
-                <w:szCs w:val="19"/>
-              </w:rPr>
-              <w:t xml:space="preserve">For email</w:t>
-            </w:r>
-          </w:p>
-        </w:tc>
-      </w:tr>
-      <w:tr>
-        <w:tc>
-          <w:tcPr>
-            <w:tcW w:type="dxa" w:w="3000"/>
-            <w:tcBorders>
-              <w:top w:val="single" w:color="D5DCE6" w:sz="1"/>
-              <w:left w:val="single" w:color="D5DCE6" w:sz="1"/>
-              <w:bottom w:val="single" w:color="D5DCE6" w:sz="1"/>
-              <w:right w:val="single" w:color="D5DCE6" w:sz="1"/>
-            </w:tcBorders>
-            <w:shd w:fill="FFFFFF" w:val="clear"/>
-            <w:tcMar>
-              <w:top w:type="dxa" w:w="50"/>
-              <w:left w:type="dxa" w:w="110"/>
-              <w:bottom w:type="dxa" w:w="50"/>
-              <w:right w:type="dxa" w:w="110"/>
-            </w:tcMar>
-            <w:vAlign w:val="center"/>
-          </w:tcPr>
-          <w:p>
-            <w:r>
-              <w:rPr>
-                <w:sz w:val="19"/>
-                <w:szCs w:val="19"/>
-              </w:rPr>
-              <w:t xml:space="preserve">EMAIL_FROM</w:t>
-            </w:r>
-          </w:p>
-        </w:tc>
-        <w:tc>
-          <w:tcPr>
-            <w:tcW w:type="dxa" w:w="4200"/>
-            <w:tcBorders>
-              <w:top w:val="single" w:color="D5DCE6" w:sz="1"/>
-              <w:left w:val="single" w:color="D5DCE6" w:sz="1"/>
-              <w:bottom w:val="single" w:color="D5DCE6" w:sz="1"/>
-              <w:right w:val="single" w:color="D5DCE6" w:sz="1"/>
-            </w:tcBorders>
-            <w:shd w:fill="FFFFFF" w:val="clear"/>
-            <w:tcMar>
-              <w:top w:type="dxa" w:w="50"/>
-              <w:left w:type="dxa" w:w="110"/>
-              <w:bottom w:type="dxa" w:w="50"/>
-              <w:right w:type="dxa" w:w="110"/>
-            </w:tcMar>
-            <w:vAlign w:val="center"/>
-          </w:tcPr>
-          <w:p>
-            <w:r>
-              <w:rPr>
-                <w:sz w:val="19"/>
-                <w:szCs w:val="19"/>
-              </w:rPr>
-              <w:t xml:space="preserve">Sender, e.g. FastLocations &lt;noreply@fastlocations.ai&gt;.</w:t>
-            </w:r>
-          </w:p>
-        </w:tc>
-        <w:tc>
-          <w:tcPr>
-            <w:tcW w:type="dxa" w:w="2160"/>
-            <w:tcBorders>
-              <w:top w:val="single" w:color="D5DCE6" w:sz="1"/>
-              <w:left w:val="single" w:color="D5DCE6" w:sz="1"/>
-              <w:bottom w:val="single" w:color="D5DCE6" w:sz="1"/>
-              <w:right w:val="single" w:color="D5DCE6" w:sz="1"/>
-            </w:tcBorders>
-            <w:shd w:fill="FFFFFF" w:val="clear"/>
-            <w:tcMar>
-              <w:top w:type="dxa" w:w="50"/>
-              <w:left w:type="dxa" w:w="110"/>
-              <w:bottom w:type="dxa" w:w="50"/>
-              <w:right w:type="dxa" w:w="110"/>
-            </w:tcMar>
-            <w:vAlign w:val="center"/>
-          </w:tcPr>
-          <w:p>
-            <w:r>
-              <w:rPr>
-                <w:sz w:val="19"/>
-                <w:szCs w:val="19"/>
-              </w:rPr>
-              <w:t xml:space="preserve">Optional</w:t>
-            </w:r>
-          </w:p>
-        </w:tc>
-      </w:tr>
-      <w:tr>
-        <w:tc>
-          <w:tcPr>
-            <w:tcW w:type="dxa" w:w="3000"/>
-            <w:tcBorders>
-              <w:top w:val="single" w:color="D5DCE6" w:sz="1"/>
-              <w:left w:val="single" w:color="D5DCE6" w:sz="1"/>
-              <w:bottom w:val="single" w:color="D5DCE6" w:sz="1"/>
-              <w:right w:val="single" w:color="D5DCE6" w:sz="1"/>
-            </w:tcBorders>
-            <w:shd w:fill="F4F7FB" w:val="clear"/>
-            <w:tcMar>
-              <w:top w:type="dxa" w:w="50"/>
-              <w:left w:type="dxa" w:w="110"/>
-              <w:bottom w:type="dxa" w:w="50"/>
-              <w:right w:type="dxa" w:w="110"/>
-            </w:tcMar>
-            <w:vAlign w:val="center"/>
-          </w:tcPr>
-          <w:p>
-            <w:r>
-              <w:rPr>
-                <w:sz w:val="19"/>
-                <w:szCs w:val="19"/>
-              </w:rPr>
-              <w:t xml:space="preserve">MISE_PYTHON_GITHUB_ATTESTATIONS</w:t>
-            </w:r>
-          </w:p>
-        </w:tc>
-        <w:tc>
-          <w:tcPr>
-            <w:tcW w:type="dxa" w:w="4200"/>
-            <w:tcBorders>
-              <w:top w:val="single" w:color="D5DCE6" w:sz="1"/>
-              <w:left w:val="single" w:color="D5DCE6" w:sz="1"/>
-              <w:bottom w:val="single" w:color="D5DCE6" w:sz="1"/>
-              <w:right w:val="single" w:color="D5DCE6" w:sz="1"/>
-            </w:tcBorders>
-            <w:shd w:fill="F4F7FB" w:val="clear"/>
-            <w:tcMar>
-              <w:top w:type="dxa" w:w="50"/>
-              <w:left w:type="dxa" w:w="110"/>
-              <w:bottom w:type="dxa" w:w="50"/>
-              <w:right w:type="dxa" w:w="110"/>
-            </w:tcMar>
-            <w:vAlign w:val="center"/>
-          </w:tcPr>
-          <w:p>
-            <w:r>
-              <w:rPr>
-                <w:sz w:val="19"/>
-                <w:szCs w:val="19"/>
-              </w:rPr>
-              <w:t xml:space="preserve">Set to false — lets Railway install Python 3.12.</w:t>
-            </w:r>
-          </w:p>
-        </w:tc>
-        <w:tc>
-          <w:tcPr>
-            <w:tcW w:type="dxa" w:w="2160"/>
-            <w:tcBorders>
-              <w:top w:val="single" w:color="D5DCE6" w:sz="1"/>
-              <w:left w:val="single" w:color="D5DCE6" w:sz="1"/>
-              <w:bottom w:val="single" w:color="D5DCE6" w:sz="1"/>
-              <w:right w:val="single" w:color="D5DCE6" w:sz="1"/>
-            </w:tcBorders>
-            <w:shd w:fill="F4F7FB" w:val="clear"/>
-            <w:tcMar>
-              <w:top w:type="dxa" w:w="50"/>
-              <w:left w:type="dxa" w:w="110"/>
-              <w:bottom w:type="dxa" w:w="50"/>
-              <w:right w:type="dxa" w:w="110"/>
-            </w:tcMar>
-            <w:vAlign w:val="center"/>
-          </w:tcPr>
-          <w:p>
-            <w:r>
-              <w:rPr>
-                <w:sz w:val="19"/>
-                <w:szCs w:val="19"/>
-              </w:rPr>
-              <w:t xml:space="preserve">Yes (build)</w:t>
-            </w:r>
-          </w:p>
-        </w:tc>
-      </w:tr>
-    </w:tbl>
-    <w:p>
-      <w:pPr>
-        <w:spacing w:after="120" w:line="276"/>
-      </w:pPr>
-      <w:r>
-        <w:t xml:space="preserve">Email also requires verifying </w:t>
-      </w:r>
-      <w:r>
-        <w:rPr>
-          <w:rFonts w:ascii="Consolas" w:cs="Consolas" w:eastAsia="Consolas" w:hAnsi="Consolas"/>
-          <w:color w:val="39455A"/>
-          <w:sz w:val="19"/>
-          <w:szCs w:val="19"/>
-        </w:rPr>
-        <w:t xml:space="preserve">fastlocations.ai</w:t>
-      </w:r>
-      <w:r>
-        <w:t xml:space="preserve"> in Resend (add the SPF/DKIM DNS records). Until the domain is verified, Resend only delivers to the account owner's own address — the most common reason submitter emails don't arrive.</w:t>
-      </w:r>
-    </w:p>
-    <w:p>
-      <w:pPr>
-        <w:pStyle w:val="Heading2"/>
-        <w:spacing w:after="100" w:before="220"/>
-      </w:pPr>
-      <w:r>
-        <w:t xml:space="preserve">2.7 Diagnostic Endpoints</w:t>
+        <w:t xml:space="preserve">2.6 Endpoints &amp; Email</w:t>
       </w:r>
     </w:p>
     <w:tbl>
@@ -2800,7 +2146,7 @@
                 <w:sz w:val="19"/>
                 <w:szCs w:val="19"/>
               </w:rPr>
-              <w:t xml:space="preserve">GET /health</w:t>
+              <w:t xml:space="preserve">GET /</w:t>
             </w:r>
           </w:p>
         </w:tc>
@@ -2828,7 +2174,7 @@
                 <w:sz w:val="19"/>
                 <w:szCs w:val="19"/>
               </w:rPr>
-              <w:t xml:space="preserve">Data load status (county / EDO / incentive counts).</w:t>
+              <w:t xml:space="preserve">Serves the intake form.</w:t>
             </w:r>
           </w:p>
         </w:tc>
@@ -2860,7 +2206,7 @@
                 <w:sz w:val="19"/>
                 <w:szCs w:val="19"/>
               </w:rPr>
-              <w:t xml:space="preserve">GET /email-status</w:t>
+              <w:t xml:space="preserve">POST /match?top=N</w:t>
             </w:r>
           </w:p>
         </w:tc>
@@ -2888,7 +2234,7 @@
                 <w:sz w:val="19"/>
                 <w:szCs w:val="19"/>
               </w:rPr>
-              <w:t xml:space="preserve">Whether RESEND_API_KEY and FL_NOTIFY_EMAIL are configured.</w:t>
+              <w:t xml:space="preserve">Ranked results + FastLocations Score + coordinates (no email).</w:t>
             </w:r>
           </w:p>
         </w:tc>
@@ -2920,7 +2266,7 @@
                 <w:sz w:val="19"/>
                 <w:szCs w:val="19"/>
               </w:rPr>
-              <w:t xml:space="preserve">POST /match?top=N</w:t>
+              <w:t xml:space="preserve">POST /submit</w:t>
             </w:r>
           </w:p>
         </w:tc>
@@ -2948,7 +2294,127 @@
                 <w:sz w:val="19"/>
                 <w:szCs w:val="19"/>
               </w:rPr>
-              <w:t xml:space="preserve">Ranked results for a ProjectCriteria body; also triggers the email.</w:t>
+              <w:t xml:space="preserve">Re-scores and emails the result to the submitter + FastLocations (Resend).</w:t>
+            </w:r>
+          </w:p>
+        </w:tc>
+      </w:tr>
+      <w:tr>
+        <w:tc>
+          <w:tcPr>
+            <w:tcW w:type="dxa" w:w="2400"/>
+            <w:tcBorders>
+              <w:top w:val="single" w:color="D5DCE6" w:sz="1"/>
+              <w:left w:val="single" w:color="D5DCE6" w:sz="1"/>
+              <w:bottom w:val="single" w:color="D5DCE6" w:sz="1"/>
+              <w:right w:val="single" w:color="D5DCE6" w:sz="1"/>
+            </w:tcBorders>
+            <w:shd w:fill="F4F7FB" w:val="clear"/>
+            <w:tcMar>
+              <w:top w:type="dxa" w:w="50"/>
+              <w:left w:type="dxa" w:w="110"/>
+              <w:bottom w:type="dxa" w:w="50"/>
+              <w:right w:type="dxa" w:w="110"/>
+            </w:tcMar>
+            <w:vAlign w:val="center"/>
+          </w:tcPr>
+          <w:p>
+            <w:r>
+              <w:rPr>
+                <w:rFonts w:ascii="Consolas" w:cs="Consolas" w:eastAsia="Consolas" w:hAnsi="Consolas"/>
+                <w:color w:val="39455A"/>
+                <w:sz w:val="19"/>
+                <w:szCs w:val="19"/>
+              </w:rPr>
+              <w:t xml:space="preserve">GET /places?q=</w:t>
+            </w:r>
+          </w:p>
+        </w:tc>
+        <w:tc>
+          <w:tcPr>
+            <w:tcW w:type="dxa" w:w="6960"/>
+            <w:tcBorders>
+              <w:top w:val="single" w:color="D5DCE6" w:sz="1"/>
+              <w:left w:val="single" w:color="D5DCE6" w:sz="1"/>
+              <w:bottom w:val="single" w:color="D5DCE6" w:sz="1"/>
+              <w:right w:val="single" w:color="D5DCE6" w:sz="1"/>
+            </w:tcBorders>
+            <w:shd w:fill="F4F7FB" w:val="clear"/>
+            <w:tcMar>
+              <w:top w:type="dxa" w:w="50"/>
+              <w:left w:type="dxa" w:w="110"/>
+              <w:bottom w:type="dxa" w:w="50"/>
+              <w:right w:type="dxa" w:w="110"/>
+            </w:tcMar>
+            <w:vAlign w:val="center"/>
+          </w:tcPr>
+          <w:p>
+            <w:r>
+              <w:rPr>
+                <w:sz w:val="19"/>
+                <w:szCs w:val="19"/>
+              </w:rPr>
+              <w:t xml:space="preserve">Autocomplete suggestions for the market-proximity field.</w:t>
+            </w:r>
+          </w:p>
+        </w:tc>
+      </w:tr>
+      <w:tr>
+        <w:tc>
+          <w:tcPr>
+            <w:tcW w:type="dxa" w:w="2400"/>
+            <w:tcBorders>
+              <w:top w:val="single" w:color="D5DCE6" w:sz="1"/>
+              <w:left w:val="single" w:color="D5DCE6" w:sz="1"/>
+              <w:bottom w:val="single" w:color="D5DCE6" w:sz="1"/>
+              <w:right w:val="single" w:color="D5DCE6" w:sz="1"/>
+            </w:tcBorders>
+            <w:shd w:fill="FFFFFF" w:val="clear"/>
+            <w:tcMar>
+              <w:top w:type="dxa" w:w="50"/>
+              <w:left w:type="dxa" w:w="110"/>
+              <w:bottom w:type="dxa" w:w="50"/>
+              <w:right w:type="dxa" w:w="110"/>
+            </w:tcMar>
+            <w:vAlign w:val="center"/>
+          </w:tcPr>
+          <w:p>
+            <w:r>
+              <w:rPr>
+                <w:rFonts w:ascii="Consolas" w:cs="Consolas" w:eastAsia="Consolas" w:hAnsi="Consolas"/>
+                <w:color w:val="39455A"/>
+                <w:sz w:val="19"/>
+                <w:szCs w:val="19"/>
+              </w:rPr>
+              <w:t xml:space="preserve">GET /health  /email-status</w:t>
+            </w:r>
+          </w:p>
+        </w:tc>
+        <w:tc>
+          <w:tcPr>
+            <w:tcW w:type="dxa" w:w="6960"/>
+            <w:tcBorders>
+              <w:top w:val="single" w:color="D5DCE6" w:sz="1"/>
+              <w:left w:val="single" w:color="D5DCE6" w:sz="1"/>
+              <w:bottom w:val="single" w:color="D5DCE6" w:sz="1"/>
+              <w:right w:val="single" w:color="D5DCE6" w:sz="1"/>
+            </w:tcBorders>
+            <w:shd w:fill="FFFFFF" w:val="clear"/>
+            <w:tcMar>
+              <w:top w:type="dxa" w:w="50"/>
+              <w:left w:type="dxa" w:w="110"/>
+              <w:bottom w:type="dxa" w:w="50"/>
+              <w:right w:type="dxa" w:w="110"/>
+            </w:tcMar>
+            <w:vAlign w:val="center"/>
+          </w:tcPr>
+          <w:p>
+            <w:r>
+              <w:rPr>
+                <w:sz w:val="19"/>
+                <w:szCs w:val="19"/>
+              </w:rPr>
+              <w:t xml:space="preserve">Data load status; whether Resend env vars are configured.</w:t>
             </w:r>
           </w:p>
         </w:tc>
@@ -2956,11 +2422,81 @@
     </w:tbl>
     <w:p>
       <w:pPr>
+        <w:spacing w:after="120" w:line="276"/>
+      </w:pPr>
+      <w:r>
+        <w:t xml:space="preserve">Email requires Railway variables </w:t>
+      </w:r>
+      <w:r>
+        <w:rPr>
+          <w:rFonts w:ascii="Consolas" w:cs="Consolas" w:eastAsia="Consolas" w:hAnsi="Consolas"/>
+          <w:color w:val="39455A"/>
+          <w:sz w:val="19"/>
+          <w:szCs w:val="19"/>
+        </w:rPr>
+        <w:t xml:space="preserve">RESEND_API_KEY</w:t>
+      </w:r>
+      <w:r>
+        <w:t xml:space="preserve">, </w:t>
+      </w:r>
+      <w:r>
+        <w:rPr>
+          <w:rFonts w:ascii="Consolas" w:cs="Consolas" w:eastAsia="Consolas" w:hAnsi="Consolas"/>
+          <w:color w:val="39455A"/>
+          <w:sz w:val="19"/>
+          <w:szCs w:val="19"/>
+        </w:rPr>
+        <w:t xml:space="preserve">FL_NOTIFY_EMAIL</w:t>
+      </w:r>
+      <w:r>
+        <w:t xml:space="preserve">, </w:t>
+      </w:r>
+      <w:r>
+        <w:rPr>
+          <w:rFonts w:ascii="Consolas" w:cs="Consolas" w:eastAsia="Consolas" w:hAnsi="Consolas"/>
+          <w:color w:val="39455A"/>
+          <w:sz w:val="19"/>
+          <w:szCs w:val="19"/>
+        </w:rPr>
+        <w:t xml:space="preserve">EMAIL_FROM</w:t>
+      </w:r>
+      <w:r>
+        <w:t xml:space="preserve">, plus verifying fastlocations.ai in Resend (otherwise only your own address receives mail). The build also needs </w:t>
+      </w:r>
+      <w:r>
+        <w:rPr>
+          <w:rFonts w:ascii="Consolas" w:cs="Consolas" w:eastAsia="Consolas" w:hAnsi="Consolas"/>
+          <w:color w:val="39455A"/>
+          <w:sz w:val="19"/>
+          <w:szCs w:val="19"/>
+        </w:rPr>
+        <w:t xml:space="preserve">MISE_PYTHON_GITHUB_ATTESTATIONS=false</w:t>
+      </w:r>
+      <w:r>
+        <w:t xml:space="preserve">.</w:t>
+      </w:r>
+    </w:p>
+    <w:p>
+      <w:r>
+        <w:br w:type="page"/>
+      </w:r>
+    </w:p>
+    <w:p>
+      <w:pPr>
+        <w:pStyle w:val="Heading1"/>
+        <w:spacing w:after="140" w:before="280"/>
+      </w:pPr>
+      <w:r>
+        <w:t xml:space="preserve">3. Scoring Methodology (the FastLocations Score)</w:t>
+      </w:r>
+    </w:p>
+    <w:p>
+      <w:pPr>
         <w:pStyle w:val="Heading2"/>
         <w:spacing w:after="100" w:before="220"/>
       </w:pPr>
       <w:r>
-        <w:t xml:space="preserve">2.8 Known Constraints</w:t>
+        <w:t xml:space="preserve">3.1 Principles</w:t>
       </w:r>
     </w:p>
     <w:p>
@@ -2973,7 +2509,14 @@
         <w:spacing w:after="60"/>
       </w:pPr>
       <w:r>
-        <w:t xml:space="preserve">Frontend JavaScript must be external and ASCII-only (host page-processor limitation).</w:t>
+        <w:rPr>
+          <w:b/>
+          <w:bCs/>
+        </w:rPr>
+        <w:t xml:space="preserve">Deterministic. </w:t>
+      </w:r>
+      <w:r>
+        <w:t xml:space="preserve">Identical inputs always produce identical scores.</w:t>
       </w:r>
     </w:p>
     <w:p>
@@ -2986,7 +2529,14 @@
         <w:spacing w:after="60"/>
       </w:pPr>
       <w:r>
-        <w:t xml:space="preserve">Market-proximity geocoding is local (bundled us_places.json) so it works from Railway without external calls.</w:t>
+        <w:rPr>
+          <w:b/>
+          <w:bCs/>
+        </w:rPr>
+        <w:t xml:space="preserve">Facts from data, never the model. </w:t>
+      </w:r>
+      <w:r>
+        <w:t xml:space="preserve">AI only writes the rationale after ranking.</w:t>
       </w:r>
     </w:p>
     <w:p>
@@ -2999,95 +2549,6 @@
         <w:spacing w:after="60"/>
       </w:pPr>
       <w:r>
-        <w:t xml:space="preserve">Raw data files exceed GitHub limits and are git-ignored; only precomputed files deploy.</w:t>
-      </w:r>
-    </w:p>
-    <w:p>
-      <w:pPr>
-        <w:pStyle w:val="ListParagraph"/>
-        <w:numPr>
-          <w:ilvl w:val="0"/>
-          <w:numId w:val="2"/>
-        </w:numPr>
-        <w:spacing w:after="60"/>
-      </w:pPr>
-      <w:r>
-        <w:t xml:space="preserve">Canadian data is limited to population, infrastructure, and provincial incentives (no US-style workforce/cost/safety metrics).</w:t>
-      </w:r>
-    </w:p>
-    <w:p>
-      <w:r>
-        <w:br w:type="page"/>
-      </w:r>
-    </w:p>
-    <w:p>
-      <w:pPr>
-        <w:pStyle w:val="Heading1"/>
-        <w:spacing w:after="140" w:before="280"/>
-      </w:pPr>
-      <w:r>
-        <w:t xml:space="preserve">3. Scoring Guidelines &amp; Methodology</w:t>
-      </w:r>
-    </w:p>
-    <w:p>
-      <w:pPr>
-        <w:pStyle w:val="Heading2"/>
-        <w:spacing w:after="100" w:before="220"/>
-      </w:pPr>
-      <w:r>
-        <w:t xml:space="preserve">3.1 Principles</w:t>
-      </w:r>
-    </w:p>
-    <w:p>
-      <w:pPr>
-        <w:pStyle w:val="ListParagraph"/>
-        <w:numPr>
-          <w:ilvl w:val="0"/>
-          <w:numId w:val="2"/>
-        </w:numPr>
-        <w:spacing w:after="60"/>
-      </w:pPr>
-      <w:r>
-        <w:rPr>
-          <w:b/>
-          <w:bCs/>
-        </w:rPr>
-        <w:t xml:space="preserve">Deterministic. </w:t>
-      </w:r>
-      <w:r>
-        <w:t xml:space="preserve">Every score is computed from data with a fixed formula; identical inputs always produce identical outputs.</w:t>
-      </w:r>
-    </w:p>
-    <w:p>
-      <w:pPr>
-        <w:pStyle w:val="ListParagraph"/>
-        <w:numPr>
-          <w:ilvl w:val="0"/>
-          <w:numId w:val="2"/>
-        </w:numPr>
-        <w:spacing w:after="60"/>
-      </w:pPr>
-      <w:r>
-        <w:rPr>
-          <w:b/>
-          <w:bCs/>
-        </w:rPr>
-        <w:t xml:space="preserve">Facts from data, never the model. </w:t>
-      </w:r>
-      <w:r>
-        <w:t xml:space="preserve">The AI layer only writes the rationale after ranking; it never invents or ranks.</w:t>
-      </w:r>
-    </w:p>
-    <w:p>
-      <w:pPr>
-        <w:pStyle w:val="ListParagraph"/>
-        <w:numPr>
-          <w:ilvl w:val="0"/>
-          <w:numId w:val="2"/>
-        </w:numPr>
-        <w:spacing w:after="60"/>
-      </w:pPr>
-      <w:r>
         <w:rPr>
           <w:b/>
           <w:bCs/>
@@ -3095,7 +2556,7 @@
         <w:t xml:space="preserve">Gaps never penalize. </w:t>
       </w:r>
       <w:r>
-        <w:t xml:space="preserve">Missing data for a dimension yields </w:t>
+        <w:t xml:space="preserve">Missing data -&gt; </w:t>
       </w:r>
       <w:r>
         <w:rPr>
@@ -3107,7 +2568,7 @@
         <w:t xml:space="preserve">null</w:t>
       </w:r>
       <w:r>
-        <w:t xml:space="preserve">; weights are renormalized over the dimensions that do have data.</w:t>
+        <w:t xml:space="preserve">; weights renormalize over the dimensions that have data.</w:t>
       </w:r>
     </w:p>
     <w:p>
@@ -3127,7 +2588,7 @@
         <w:t xml:space="preserve">Customer-routable only. </w:t>
       </w:r>
       <w:r>
-        <w:t xml:space="preserve">Only counties/CDs served by an EDO customer are ranked, so every result has a lead destination.</w:t>
+        <w:t xml:space="preserve">Only counties/CDs served by an EDO customer are ranked.</w:t>
       </w:r>
     </w:p>
     <w:p>
@@ -3144,7 +2605,7 @@
         <w:spacing w:after="120" w:line="276"/>
       </w:pPr>
       <w:r>
-        <w:t xml:space="preserve">1) Parse criteria  →  2) Apply hard filters  →  3) Compute a 0–100 sub-score per dimension per candidate  →  4) Weighted total (renormalized over non-null dimensions)  →  5) Preferred-region bonus  →  6) Roll the county/CD up to its serving EDO  →  7) Write the rationale  →  8) Email the result.</w:t>
+        <w:t xml:space="preserve">Parse criteria -&gt; apply hard filters -&gt; 0–100 sub-score per dimension (percentile rank across the filtered set) -&gt; weighted total = FastLocations Score (renormalized over non-null dimensions) -&gt; preferred-region bonus -&gt; roll up to the serving EDO -&gt; rationale -&gt; locator map -&gt; optional email.</w:t>
       </w:r>
     </w:p>
     <w:p>
@@ -3153,7 +2614,7 @@
         <w:spacing w:after="100" w:before="220"/>
       </w:pPr>
       <w:r>
-        <w:t xml:space="preserve">3.3 Hard Filters (applied before scoring)</w:t>
+        <w:t xml:space="preserve">3.3 Hard Filters (before scoring)</w:t>
       </w:r>
     </w:p>
     <w:p>
@@ -3166,14 +2627,7 @@
         <w:spacing w:after="60"/>
       </w:pPr>
       <w:r>
-        <w:rPr>
-          <w:b/>
-          <w:bCs/>
-        </w:rPr>
-        <w:t xml:space="preserve">Required states/provinces </w:t>
-      </w:r>
-      <w:r>
-        <w:t xml:space="preserve">— only these are scored. Excluded — removed. (Preferred is a bonus, not a filter.)</w:t>
+        <w:t xml:space="preserve">Required / excluded states (preferred is a bonus, not a filter); demographic thresholds (min population / labor force); port / airport requirements.</w:t>
       </w:r>
     </w:p>
     <w:p>
@@ -3190,70 +2644,10 @@
           <w:b/>
           <w:bCs/>
         </w:rPr>
-        <w:t xml:space="preserve">Demographic thresholds </w:t>
-      </w:r>
-      <w:r>
-        <w:t xml:space="preserve">— minimum population / labor force, applied only where the datum exists.</w:t>
-      </w:r>
-    </w:p>
-    <w:p>
-      <w:pPr>
-        <w:pStyle w:val="ListParagraph"/>
-        <w:numPr>
-          <w:ilvl w:val="0"/>
-          <w:numId w:val="2"/>
-        </w:numPr>
-        <w:spacing w:after="60"/>
-      </w:pPr>
-      <w:r>
-        <w:rPr>
-          <w:b/>
-          <w:bCs/>
-        </w:rPr>
-        <w:t xml:space="preserve">Infrastructure requirements </w:t>
-      </w:r>
-      <w:r>
-        <w:t xml:space="preserve">— port access, commercial airport presence.</w:t>
-      </w:r>
-    </w:p>
-    <w:p>
-      <w:pPr>
-        <w:pStyle w:val="ListParagraph"/>
-        <w:numPr>
-          <w:ilvl w:val="0"/>
-          <w:numId w:val="2"/>
-        </w:numPr>
-        <w:spacing w:after="60"/>
-      </w:pPr>
-      <w:r>
-        <w:rPr>
-          <w:b/>
-          <w:bCs/>
-        </w:rPr>
         <w:t xml:space="preserve">Market proximity </w:t>
       </w:r>
       <w:r>
-        <w:t xml:space="preserve">— geocode the named place, keep candidates whose county centroid is within the radius (true distance, not state lines).</w:t>
-      </w:r>
-    </w:p>
-    <w:p>
-      <w:pPr>
-        <w:pStyle w:val="ListParagraph"/>
-        <w:numPr>
-          <w:ilvl w:val="0"/>
-          <w:numId w:val="2"/>
-        </w:numPr>
-        <w:spacing w:after="60"/>
-      </w:pPr>
-      <w:r>
-        <w:rPr>
-          <w:b/>
-          <w:bCs/>
-        </w:rPr>
-        <w:t xml:space="preserve">Customer EDO </w:t>
-      </w:r>
-      <w:r>
-        <w:t xml:space="preserve">— candidate must be served by an organization in the customer list.</w:t>
+        <w:t xml:space="preserve">— geocodes the named place from a bundled 64k-place index (offline, no external call) and keeps counties whose centroid is within the radius (true distance).</w:t>
       </w:r>
     </w:p>
     <w:p>
@@ -3262,7 +2656,7 @@
         <w:spacing w:after="100" w:before="220"/>
       </w:pPr>
       <w:r>
-        <w:t xml:space="preserve">3.4 The Eight Dimensions</w:t>
+        <w:t xml:space="preserve">3.4 The Ten Dimensions</w:t>
       </w:r>
     </w:p>
     <w:p>
@@ -3270,7 +2664,7 @@
         <w:spacing w:after="120" w:line="276"/>
       </w:pPr>
       <w:r>
-        <w:t xml:space="preserve">Each dimension is the average of its metrics' percentile ranks across the filtered candidate set. Higher is always better; cost-like and risk-like metrics are inverted (e.g., lower crime ranks higher).</w:t>
+        <w:t xml:space="preserve">Each dimension is the average of its metrics' percentile ranks across the filtered candidates; cost- and risk-like metrics are inverted (lower is better).</w:t>
       </w:r>
     </w:p>
     <w:tbl>
@@ -3286,8 +2680,8 @@
         </w:tblBorders>
       </w:tblPr>
       <w:tblGrid>
-        <w:gridCol w:w="1700"/>
-        <w:gridCol w:w="5300"/>
+        <w:gridCol w:w="1750"/>
+        <w:gridCol w:w="5250"/>
         <w:gridCol w:w="2360"/>
       </w:tblGrid>
       <w:tr>
@@ -3296,7 +2690,7 @@
         </w:trPr>
         <w:tc>
           <w:tcPr>
-            <w:tcW w:type="dxa" w:w="1700"/>
+            <w:tcW w:type="dxa" w:w="1750"/>
             <w:tcBorders>
               <w:top w:val="single" w:color="D5DCE6" w:sz="1"/>
               <w:left w:val="single" w:color="D5DCE6" w:sz="1"/>
@@ -3326,7 +2720,7 @@
         </w:tc>
         <w:tc>
           <w:tcPr>
-            <w:tcW w:type="dxa" w:w="5300"/>
+            <w:tcW w:type="dxa" w:w="5250"/>
             <w:tcBorders>
               <w:top w:val="single" w:color="D5DCE6" w:sz="1"/>
               <w:left w:val="single" w:color="D5DCE6" w:sz="1"/>
@@ -3388,7 +2782,7 @@
       <w:tr>
         <w:tc>
           <w:tcPr>
-            <w:tcW w:type="dxa" w:w="1700"/>
+            <w:tcW w:type="dxa" w:w="1750"/>
             <w:tcBorders>
               <w:top w:val="single" w:color="D5DCE6" w:sz="1"/>
               <w:left w:val="single" w:color="D5DCE6" w:sz="1"/>
@@ -3416,29 +2810,29 @@
         </w:tc>
         <w:tc>
           <w:tcPr>
-            <w:tcW w:type="dxa" w:w="5300"/>
-            <w:tcBorders>
-              <w:top w:val="single" w:color="D5DCE6" w:sz="1"/>
-              <w:left w:val="single" w:color="D5DCE6" w:sz="1"/>
-              <w:bottom w:val="single" w:color="D5DCE6" w:sz="1"/>
-              <w:right w:val="single" w:color="D5DCE6" w:sz="1"/>
-            </w:tcBorders>
-            <w:shd w:fill="FFFFFF" w:val="clear"/>
-            <w:tcMar>
-              <w:top w:type="dxa" w:w="50"/>
-              <w:left w:type="dxa" w:w="110"/>
-              <w:bottom w:type="dxa" w:w="50"/>
-              <w:right w:type="dxa" w:w="110"/>
-            </w:tcMar>
-            <w:vAlign w:val="center"/>
-          </w:tcPr>
-          <w:p>
-            <w:r>
-              <w:rPr>
-                <w:sz w:val="19"/>
-                <w:szCs w:val="19"/>
-              </w:rPr>
-              <w:t xml:space="preserve">Labor availability (unemployment), labor-pool adequacy vs. headcount, prime working-age share, Critical Thinking score, Social Deprivation Index</w:t>
+            <w:tcW w:type="dxa" w:w="5250"/>
+            <w:tcBorders>
+              <w:top w:val="single" w:color="D5DCE6" w:sz="1"/>
+              <w:left w:val="single" w:color="D5DCE6" w:sz="1"/>
+              <w:bottom w:val="single" w:color="D5DCE6" w:sz="1"/>
+              <w:right w:val="single" w:color="D5DCE6" w:sz="1"/>
+            </w:tcBorders>
+            <w:shd w:fill="FFFFFF" w:val="clear"/>
+            <w:tcMar>
+              <w:top w:type="dxa" w:w="50"/>
+              <w:left w:type="dxa" w:w="110"/>
+              <w:bottom w:type="dxa" w:w="50"/>
+              <w:right w:type="dxa" w:w="110"/>
+            </w:tcMar>
+            <w:vAlign w:val="center"/>
+          </w:tcPr>
+          <w:p>
+            <w:r>
+              <w:rPr>
+                <w:sz w:val="19"/>
+                <w:szCs w:val="19"/>
+              </w:rPr>
+              <w:t xml:space="preserve">Labor availability (low unemployment), labor-pool adequacy vs. headcount, prime working-age share, Critical Thinking score</w:t>
             </w:r>
           </w:p>
         </w:tc>
@@ -3474,57 +2868,57 @@
       <w:tr>
         <w:tc>
           <w:tcPr>
-            <w:tcW w:type="dxa" w:w="1700"/>
-            <w:tcBorders>
-              <w:top w:val="single" w:color="D5DCE6" w:sz="1"/>
-              <w:left w:val="single" w:color="D5DCE6" w:sz="1"/>
-              <w:bottom w:val="single" w:color="D5DCE6" w:sz="1"/>
-              <w:right w:val="single" w:color="D5DCE6" w:sz="1"/>
-            </w:tcBorders>
-            <w:shd w:fill="F4F7FB" w:val="clear"/>
-            <w:tcMar>
-              <w:top w:type="dxa" w:w="50"/>
-              <w:left w:type="dxa" w:w="110"/>
-              <w:bottom w:type="dxa" w:w="50"/>
-              <w:right w:type="dxa" w:w="110"/>
-            </w:tcMar>
-            <w:vAlign w:val="center"/>
-          </w:tcPr>
-          <w:p>
-            <w:r>
-              <w:rPr>
-                <w:sz w:val="19"/>
-                <w:szCs w:val="19"/>
-              </w:rPr>
-              <w:t xml:space="preserve">Demographics</w:t>
-            </w:r>
-          </w:p>
-        </w:tc>
-        <w:tc>
-          <w:tcPr>
-            <w:tcW w:type="dxa" w:w="5300"/>
-            <w:tcBorders>
-              <w:top w:val="single" w:color="D5DCE6" w:sz="1"/>
-              <w:left w:val="single" w:color="D5DCE6" w:sz="1"/>
-              <w:bottom w:val="single" w:color="D5DCE6" w:sz="1"/>
-              <w:right w:val="single" w:color="D5DCE6" w:sz="1"/>
-            </w:tcBorders>
-            <w:shd w:fill="F4F7FB" w:val="clear"/>
-            <w:tcMar>
-              <w:top w:type="dxa" w:w="50"/>
-              <w:left w:type="dxa" w:w="110"/>
-              <w:bottom w:type="dxa" w:w="50"/>
-              <w:right w:type="dxa" w:w="110"/>
-            </w:tcMar>
-            <w:vAlign w:val="center"/>
-          </w:tcPr>
-          <w:p>
-            <w:r>
-              <w:rPr>
-                <w:sz w:val="19"/>
-                <w:szCs w:val="19"/>
-              </w:rPr>
-              <w:t xml:space="preserve">Population, labor force, educational attainment, growth, poverty, household poverty, infant mortality</w:t>
+            <w:tcW w:type="dxa" w:w="1750"/>
+            <w:tcBorders>
+              <w:top w:val="single" w:color="D5DCE6" w:sz="1"/>
+              <w:left w:val="single" w:color="D5DCE6" w:sz="1"/>
+              <w:bottom w:val="single" w:color="D5DCE6" w:sz="1"/>
+              <w:right w:val="single" w:color="D5DCE6" w:sz="1"/>
+            </w:tcBorders>
+            <w:shd w:fill="F4F7FB" w:val="clear"/>
+            <w:tcMar>
+              <w:top w:type="dxa" w:w="50"/>
+              <w:left w:type="dxa" w:w="110"/>
+              <w:bottom w:type="dxa" w:w="50"/>
+              <w:right w:type="dxa" w:w="110"/>
+            </w:tcMar>
+            <w:vAlign w:val="center"/>
+          </w:tcPr>
+          <w:p>
+            <w:r>
+              <w:rPr>
+                <w:sz w:val="19"/>
+                <w:szCs w:val="19"/>
+              </w:rPr>
+              <w:t xml:space="preserve">Cost</w:t>
+            </w:r>
+          </w:p>
+        </w:tc>
+        <w:tc>
+          <w:tcPr>
+            <w:tcW w:type="dxa" w:w="5250"/>
+            <w:tcBorders>
+              <w:top w:val="single" w:color="D5DCE6" w:sz="1"/>
+              <w:left w:val="single" w:color="D5DCE6" w:sz="1"/>
+              <w:bottom w:val="single" w:color="D5DCE6" w:sz="1"/>
+              <w:right w:val="single" w:color="D5DCE6" w:sz="1"/>
+            </w:tcBorders>
+            <w:shd w:fill="F4F7FB" w:val="clear"/>
+            <w:tcMar>
+              <w:top w:type="dxa" w:w="50"/>
+              <w:left w:type="dxa" w:w="110"/>
+              <w:bottom w:type="dxa" w:w="50"/>
+              <w:right w:type="dxa" w:w="110"/>
+            </w:tcMar>
+            <w:vAlign w:val="center"/>
+          </w:tcPr>
+          <w:p>
+            <w:r>
+              <w:rPr>
+                <w:sz w:val="19"/>
+                <w:szCs w:val="19"/>
+              </w:rPr>
+              <w:t xml:space="preserve">Labor cost (median income), cost of living (wealth index)</w:t>
             </w:r>
           </w:p>
         </w:tc>
@@ -3552,7 +2946,7 @@
                 <w:sz w:val="19"/>
                 <w:szCs w:val="19"/>
               </w:rPr>
-              <w:t xml:space="preserve">Higher / inverted</w:t>
+              <w:t xml:space="preserve">Inverted</w:t>
             </w:r>
           </w:p>
         </w:tc>
@@ -3560,57 +2954,57 @@
       <w:tr>
         <w:tc>
           <w:tcPr>
-            <w:tcW w:type="dxa" w:w="1700"/>
-            <w:tcBorders>
-              <w:top w:val="single" w:color="D5DCE6" w:sz="1"/>
-              <w:left w:val="single" w:color="D5DCE6" w:sz="1"/>
-              <w:bottom w:val="single" w:color="D5DCE6" w:sz="1"/>
-              <w:right w:val="single" w:color="D5DCE6" w:sz="1"/>
-            </w:tcBorders>
-            <w:shd w:fill="FFFFFF" w:val="clear"/>
-            <w:tcMar>
-              <w:top w:type="dxa" w:w="50"/>
-              <w:left w:type="dxa" w:w="110"/>
-              <w:bottom w:type="dxa" w:w="50"/>
-              <w:right w:type="dxa" w:w="110"/>
-            </w:tcMar>
-            <w:vAlign w:val="center"/>
-          </w:tcPr>
-          <w:p>
-            <w:r>
-              <w:rPr>
-                <w:sz w:val="19"/>
-                <w:szCs w:val="19"/>
-              </w:rPr>
-              <w:t xml:space="preserve">Logistics</w:t>
-            </w:r>
-          </w:p>
-        </w:tc>
-        <w:tc>
-          <w:tcPr>
-            <w:tcW w:type="dxa" w:w="5300"/>
-            <w:tcBorders>
-              <w:top w:val="single" w:color="D5DCE6" w:sz="1"/>
-              <w:left w:val="single" w:color="D5DCE6" w:sz="1"/>
-              <w:bottom w:val="single" w:color="D5DCE6" w:sz="1"/>
-              <w:right w:val="single" w:color="D5DCE6" w:sz="1"/>
-            </w:tcBorders>
-            <w:shd w:fill="FFFFFF" w:val="clear"/>
-            <w:tcMar>
-              <w:top w:type="dxa" w:w="50"/>
-              <w:left w:type="dxa" w:w="110"/>
-              <w:bottom w:type="dxa" w:w="50"/>
-              <w:right w:type="dxa" w:w="110"/>
-            </w:tcMar>
-            <w:vAlign w:val="center"/>
-          </w:tcPr>
-          <w:p>
-            <w:r>
-              <w:rPr>
-                <w:sz w:val="19"/>
-                <w:szCs w:val="19"/>
-              </w:rPr>
-              <w:t xml:space="preserve">Airport capacity (class-weighted), enplanements, port tonnage, mean commute time</w:t>
+            <w:tcW w:type="dxa" w:w="1750"/>
+            <w:tcBorders>
+              <w:top w:val="single" w:color="D5DCE6" w:sz="1"/>
+              <w:left w:val="single" w:color="D5DCE6" w:sz="1"/>
+              <w:bottom w:val="single" w:color="D5DCE6" w:sz="1"/>
+              <w:right w:val="single" w:color="D5DCE6" w:sz="1"/>
+            </w:tcBorders>
+            <w:shd w:fill="FFFFFF" w:val="clear"/>
+            <w:tcMar>
+              <w:top w:type="dxa" w:w="50"/>
+              <w:left w:type="dxa" w:w="110"/>
+              <w:bottom w:type="dxa" w:w="50"/>
+              <w:right w:type="dxa" w:w="110"/>
+            </w:tcMar>
+            <w:vAlign w:val="center"/>
+          </w:tcPr>
+          <w:p>
+            <w:r>
+              <w:rPr>
+                <w:sz w:val="19"/>
+                <w:szCs w:val="19"/>
+              </w:rPr>
+              <w:t xml:space="preserve">Real estate</w:t>
+            </w:r>
+          </w:p>
+        </w:tc>
+        <w:tc>
+          <w:tcPr>
+            <w:tcW w:type="dxa" w:w="5250"/>
+            <w:tcBorders>
+              <w:top w:val="single" w:color="D5DCE6" w:sz="1"/>
+              <w:left w:val="single" w:color="D5DCE6" w:sz="1"/>
+              <w:bottom w:val="single" w:color="D5DCE6" w:sz="1"/>
+              <w:right w:val="single" w:color="D5DCE6" w:sz="1"/>
+            </w:tcBorders>
+            <w:shd w:fill="FFFFFF" w:val="clear"/>
+            <w:tcMar>
+              <w:top w:type="dxa" w:w="50"/>
+              <w:left w:type="dxa" w:w="110"/>
+              <w:bottom w:type="dxa" w:w="50"/>
+              <w:right w:type="dxa" w:w="110"/>
+            </w:tcMar>
+            <w:vAlign w:val="center"/>
+          </w:tcPr>
+          <w:p>
+            <w:r>
+              <w:rPr>
+                <w:sz w:val="19"/>
+                <w:szCs w:val="19"/>
+              </w:rPr>
+              <w:t xml:space="preserve">Effective property-tax rate</w:t>
             </w:r>
           </w:p>
         </w:tc>
@@ -3638,7 +3032,7 @@
                 <w:sz w:val="19"/>
                 <w:szCs w:val="19"/>
               </w:rPr>
-              <w:t xml:space="preserve">Higher / inverted</w:t>
+              <w:t xml:space="preserve">Inverted</w:t>
             </w:r>
           </w:p>
         </w:tc>
@@ -3646,7 +3040,7 @@
       <w:tr>
         <w:tc>
           <w:tcPr>
-            <w:tcW w:type="dxa" w:w="1700"/>
+            <w:tcW w:type="dxa" w:w="1750"/>
             <w:tcBorders>
               <w:top w:val="single" w:color="D5DCE6" w:sz="1"/>
               <w:left w:val="single" w:color="D5DCE6" w:sz="1"/>
@@ -3674,7 +3068,7 @@
         </w:tc>
         <w:tc>
           <w:tcPr>
-            <w:tcW w:type="dxa" w:w="5300"/>
+            <w:tcW w:type="dxa" w:w="5250"/>
             <w:tcBorders>
               <w:top w:val="single" w:color="D5DCE6" w:sz="1"/>
               <w:left w:val="single" w:color="D5DCE6" w:sz="1"/>
@@ -3732,57 +3126,57 @@
       <w:tr>
         <w:tc>
           <w:tcPr>
-            <w:tcW w:type="dxa" w:w="1700"/>
-            <w:tcBorders>
-              <w:top w:val="single" w:color="D5DCE6" w:sz="1"/>
-              <w:left w:val="single" w:color="D5DCE6" w:sz="1"/>
-              <w:bottom w:val="single" w:color="D5DCE6" w:sz="1"/>
-              <w:right w:val="single" w:color="D5DCE6" w:sz="1"/>
-            </w:tcBorders>
-            <w:shd w:fill="FFFFFF" w:val="clear"/>
-            <w:tcMar>
-              <w:top w:type="dxa" w:w="50"/>
-              <w:left w:type="dxa" w:w="110"/>
-              <w:bottom w:type="dxa" w:w="50"/>
-              <w:right w:type="dxa" w:w="110"/>
-            </w:tcMar>
-            <w:vAlign w:val="center"/>
-          </w:tcPr>
-          <w:p>
-            <w:r>
-              <w:rPr>
-                <w:sz w:val="19"/>
-                <w:szCs w:val="19"/>
-              </w:rPr>
-              <w:t xml:space="preserve">Cost</w:t>
-            </w:r>
-          </w:p>
-        </w:tc>
-        <w:tc>
-          <w:tcPr>
-            <w:tcW w:type="dxa" w:w="5300"/>
-            <w:tcBorders>
-              <w:top w:val="single" w:color="D5DCE6" w:sz="1"/>
-              <w:left w:val="single" w:color="D5DCE6" w:sz="1"/>
-              <w:bottom w:val="single" w:color="D5DCE6" w:sz="1"/>
-              <w:right w:val="single" w:color="D5DCE6" w:sz="1"/>
-            </w:tcBorders>
-            <w:shd w:fill="FFFFFF" w:val="clear"/>
-            <w:tcMar>
-              <w:top w:type="dxa" w:w="50"/>
-              <w:left w:type="dxa" w:w="110"/>
-              <w:bottom w:type="dxa" w:w="50"/>
-              <w:right w:type="dxa" w:w="110"/>
-            </w:tcMar>
-            <w:vAlign w:val="center"/>
-          </w:tcPr>
-          <w:p>
-            <w:r>
-              <w:rPr>
-                <w:sz w:val="19"/>
-                <w:szCs w:val="19"/>
-              </w:rPr>
-              <w:t xml:space="preserve">Labor cost (median income), cost of living (wealth index)</w:t>
+            <w:tcW w:type="dxa" w:w="1750"/>
+            <w:tcBorders>
+              <w:top w:val="single" w:color="D5DCE6" w:sz="1"/>
+              <w:left w:val="single" w:color="D5DCE6" w:sz="1"/>
+              <w:bottom w:val="single" w:color="D5DCE6" w:sz="1"/>
+              <w:right w:val="single" w:color="D5DCE6" w:sz="1"/>
+            </w:tcBorders>
+            <w:shd w:fill="FFFFFF" w:val="clear"/>
+            <w:tcMar>
+              <w:top w:type="dxa" w:w="50"/>
+              <w:left w:type="dxa" w:w="110"/>
+              <w:bottom w:type="dxa" w:w="50"/>
+              <w:right w:type="dxa" w:w="110"/>
+            </w:tcMar>
+            <w:vAlign w:val="center"/>
+          </w:tcPr>
+          <w:p>
+            <w:r>
+              <w:rPr>
+                <w:sz w:val="19"/>
+                <w:szCs w:val="19"/>
+              </w:rPr>
+              <w:t xml:space="preserve">Infrastructure</w:t>
+            </w:r>
+          </w:p>
+        </w:tc>
+        <w:tc>
+          <w:tcPr>
+            <w:tcW w:type="dxa" w:w="5250"/>
+            <w:tcBorders>
+              <w:top w:val="single" w:color="D5DCE6" w:sz="1"/>
+              <w:left w:val="single" w:color="D5DCE6" w:sz="1"/>
+              <w:bottom w:val="single" w:color="D5DCE6" w:sz="1"/>
+              <w:right w:val="single" w:color="D5DCE6" w:sz="1"/>
+            </w:tcBorders>
+            <w:shd w:fill="FFFFFF" w:val="clear"/>
+            <w:tcMar>
+              <w:top w:type="dxa" w:w="50"/>
+              <w:left w:type="dxa" w:w="110"/>
+              <w:bottom w:type="dxa" w:w="50"/>
+              <w:right w:type="dxa" w:w="110"/>
+            </w:tcMar>
+            <w:vAlign w:val="center"/>
+          </w:tcPr>
+          <w:p>
+            <w:r>
+              <w:rPr>
+                <w:sz w:val="19"/>
+                <w:szCs w:val="19"/>
+              </w:rPr>
+              <w:t xml:space="preserve">ASCE Infrastructure Report Card state GPA (broadcast to counties)</w:t>
             </w:r>
           </w:p>
         </w:tc>
@@ -3810,7 +3204,7 @@
                 <w:sz w:val="19"/>
                 <w:szCs w:val="19"/>
               </w:rPr>
-              <w:t xml:space="preserve">Inverted</w:t>
+              <w:t xml:space="preserve">Higher</w:t>
             </w:r>
           </w:p>
         </w:tc>
@@ -3818,57 +3212,57 @@
       <w:tr>
         <w:tc>
           <w:tcPr>
-            <w:tcW w:type="dxa" w:w="1700"/>
-            <w:tcBorders>
-              <w:top w:val="single" w:color="D5DCE6" w:sz="1"/>
-              <w:left w:val="single" w:color="D5DCE6" w:sz="1"/>
-              <w:bottom w:val="single" w:color="D5DCE6" w:sz="1"/>
-              <w:right w:val="single" w:color="D5DCE6" w:sz="1"/>
-            </w:tcBorders>
-            <w:shd w:fill="F4F7FB" w:val="clear"/>
-            <w:tcMar>
-              <w:top w:type="dxa" w:w="50"/>
-              <w:left w:type="dxa" w:w="110"/>
-              <w:bottom w:type="dxa" w:w="50"/>
-              <w:right w:type="dxa" w:w="110"/>
-            </w:tcMar>
-            <w:vAlign w:val="center"/>
-          </w:tcPr>
-          <w:p>
-            <w:r>
-              <w:rPr>
-                <w:sz w:val="19"/>
-                <w:szCs w:val="19"/>
-              </w:rPr>
-              <w:t xml:space="preserve">Safety</w:t>
-            </w:r>
-          </w:p>
-        </w:tc>
-        <w:tc>
-          <w:tcPr>
-            <w:tcW w:type="dxa" w:w="5300"/>
-            <w:tcBorders>
-              <w:top w:val="single" w:color="D5DCE6" w:sz="1"/>
-              <w:left w:val="single" w:color="D5DCE6" w:sz="1"/>
-              <w:bottom w:val="single" w:color="D5DCE6" w:sz="1"/>
-              <w:right w:val="single" w:color="D5DCE6" w:sz="1"/>
-            </w:tcBorders>
-            <w:shd w:fill="F4F7FB" w:val="clear"/>
-            <w:tcMar>
-              <w:top w:type="dxa" w:w="50"/>
-              <w:left w:type="dxa" w:w="110"/>
-              <w:bottom w:type="dxa" w:w="50"/>
-              <w:right w:type="dxa" w:w="110"/>
-            </w:tcMar>
-            <w:vAlign w:val="center"/>
-          </w:tcPr>
-          <w:p>
-            <w:r>
-              <w:rPr>
-                <w:sz w:val="19"/>
-                <w:szCs w:val="19"/>
-              </w:rPr>
-              <w:t xml:space="preserve">Crime rate</w:t>
+            <w:tcW w:type="dxa" w:w="1750"/>
+            <w:tcBorders>
+              <w:top w:val="single" w:color="D5DCE6" w:sz="1"/>
+              <w:left w:val="single" w:color="D5DCE6" w:sz="1"/>
+              <w:bottom w:val="single" w:color="D5DCE6" w:sz="1"/>
+              <w:right w:val="single" w:color="D5DCE6" w:sz="1"/>
+            </w:tcBorders>
+            <w:shd w:fill="F4F7FB" w:val="clear"/>
+            <w:tcMar>
+              <w:top w:type="dxa" w:w="50"/>
+              <w:left w:type="dxa" w:w="110"/>
+              <w:bottom w:type="dxa" w:w="50"/>
+              <w:right w:type="dxa" w:w="110"/>
+            </w:tcMar>
+            <w:vAlign w:val="center"/>
+          </w:tcPr>
+          <w:p>
+            <w:r>
+              <w:rPr>
+                <w:sz w:val="19"/>
+                <w:szCs w:val="19"/>
+              </w:rPr>
+              <w:t xml:space="preserve">Livability</w:t>
+            </w:r>
+          </w:p>
+        </w:tc>
+        <w:tc>
+          <w:tcPr>
+            <w:tcW w:type="dxa" w:w="5250"/>
+            <w:tcBorders>
+              <w:top w:val="single" w:color="D5DCE6" w:sz="1"/>
+              <w:left w:val="single" w:color="D5DCE6" w:sz="1"/>
+              <w:bottom w:val="single" w:color="D5DCE6" w:sz="1"/>
+              <w:right w:val="single" w:color="D5DCE6" w:sz="1"/>
+            </w:tcBorders>
+            <w:shd w:fill="F4F7FB" w:val="clear"/>
+            <w:tcMar>
+              <w:top w:type="dxa" w:w="50"/>
+              <w:left w:type="dxa" w:w="110"/>
+              <w:bottom w:type="dxa" w:w="50"/>
+              <w:right w:type="dxa" w:w="110"/>
+            </w:tcMar>
+            <w:vAlign w:val="center"/>
+          </w:tcPr>
+          <w:p>
+            <w:r>
+              <w:rPr>
+                <w:sz w:val="19"/>
+                <w:szCs w:val="19"/>
+              </w:rPr>
+              <w:t xml:space="preserve">County Health Rankings: premature death, poor/fair health, poor physical &amp; mental health days, life expectancy</w:t>
             </w:r>
           </w:p>
         </w:tc>
@@ -3896,7 +3290,7 @@
                 <w:sz w:val="19"/>
                 <w:szCs w:val="19"/>
               </w:rPr>
-              <w:t xml:space="preserve">Inverted</w:t>
+              <w:t xml:space="preserve">Higher / inverted</w:t>
             </w:r>
           </w:p>
         </w:tc>
@@ -3904,57 +3298,57 @@
       <w:tr>
         <w:tc>
           <w:tcPr>
-            <w:tcW w:type="dxa" w:w="1700"/>
-            <w:tcBorders>
-              <w:top w:val="single" w:color="D5DCE6" w:sz="1"/>
-              <w:left w:val="single" w:color="D5DCE6" w:sz="1"/>
-              <w:bottom w:val="single" w:color="D5DCE6" w:sz="1"/>
-              <w:right w:val="single" w:color="D5DCE6" w:sz="1"/>
-            </w:tcBorders>
-            <w:shd w:fill="FFFFFF" w:val="clear"/>
-            <w:tcMar>
-              <w:top w:type="dxa" w:w="50"/>
-              <w:left w:type="dxa" w:w="110"/>
-              <w:bottom w:type="dxa" w:w="50"/>
-              <w:right w:type="dxa" w:w="110"/>
-            </w:tcMar>
-            <w:vAlign w:val="center"/>
-          </w:tcPr>
-          <w:p>
-            <w:r>
-              <w:rPr>
-                <w:sz w:val="19"/>
-                <w:szCs w:val="19"/>
-              </w:rPr>
-              <w:t xml:space="preserve">Real estate</w:t>
-            </w:r>
-          </w:p>
-        </w:tc>
-        <w:tc>
-          <w:tcPr>
-            <w:tcW w:type="dxa" w:w="5300"/>
-            <w:tcBorders>
-              <w:top w:val="single" w:color="D5DCE6" w:sz="1"/>
-              <w:left w:val="single" w:color="D5DCE6" w:sz="1"/>
-              <w:bottom w:val="single" w:color="D5DCE6" w:sz="1"/>
-              <w:right w:val="single" w:color="D5DCE6" w:sz="1"/>
-            </w:tcBorders>
-            <w:shd w:fill="FFFFFF" w:val="clear"/>
-            <w:tcMar>
-              <w:top w:type="dxa" w:w="50"/>
-              <w:left w:type="dxa" w:w="110"/>
-              <w:bottom w:type="dxa" w:w="50"/>
-              <w:right w:type="dxa" w:w="110"/>
-            </w:tcMar>
-            <w:vAlign w:val="center"/>
-          </w:tcPr>
-          <w:p>
-            <w:r>
-              <w:rPr>
-                <w:sz w:val="19"/>
-                <w:szCs w:val="19"/>
-              </w:rPr>
-              <w:t xml:space="preserve">Effective property-tax rate</w:t>
+            <w:tcW w:type="dxa" w:w="1750"/>
+            <w:tcBorders>
+              <w:top w:val="single" w:color="D5DCE6" w:sz="1"/>
+              <w:left w:val="single" w:color="D5DCE6" w:sz="1"/>
+              <w:bottom w:val="single" w:color="D5DCE6" w:sz="1"/>
+              <w:right w:val="single" w:color="D5DCE6" w:sz="1"/>
+            </w:tcBorders>
+            <w:shd w:fill="FFFFFF" w:val="clear"/>
+            <w:tcMar>
+              <w:top w:type="dxa" w:w="50"/>
+              <w:left w:type="dxa" w:w="110"/>
+              <w:bottom w:type="dxa" w:w="50"/>
+              <w:right w:type="dxa" w:w="110"/>
+            </w:tcMar>
+            <w:vAlign w:val="center"/>
+          </w:tcPr>
+          <w:p>
+            <w:r>
+              <w:rPr>
+                <w:sz w:val="19"/>
+                <w:szCs w:val="19"/>
+              </w:rPr>
+              <w:t xml:space="preserve">Market size</w:t>
+            </w:r>
+          </w:p>
+        </w:tc>
+        <w:tc>
+          <w:tcPr>
+            <w:tcW w:type="dxa" w:w="5250"/>
+            <w:tcBorders>
+              <w:top w:val="single" w:color="D5DCE6" w:sz="1"/>
+              <w:left w:val="single" w:color="D5DCE6" w:sz="1"/>
+              <w:bottom w:val="single" w:color="D5DCE6" w:sz="1"/>
+              <w:right w:val="single" w:color="D5DCE6" w:sz="1"/>
+            </w:tcBorders>
+            <w:shd w:fill="FFFFFF" w:val="clear"/>
+            <w:tcMar>
+              <w:top w:type="dxa" w:w="50"/>
+              <w:left w:type="dxa" w:w="110"/>
+              <w:bottom w:type="dxa" w:w="50"/>
+              <w:right w:type="dxa" w:w="110"/>
+            </w:tcMar>
+            <w:vAlign w:val="center"/>
+          </w:tcPr>
+          <w:p>
+            <w:r>
+              <w:rPr>
+                <w:sz w:val="19"/>
+                <w:szCs w:val="19"/>
+              </w:rPr>
+              <w:t xml:space="preserve">Population (scale of the market)</w:t>
             </w:r>
           </w:p>
         </w:tc>
@@ -3982,7 +3376,7 @@
                 <w:sz w:val="19"/>
                 <w:szCs w:val="19"/>
               </w:rPr>
-              <w:t xml:space="preserve">Inverted</w:t>
+              <w:t xml:space="preserve">Higher</w:t>
             </w:r>
           </w:p>
         </w:tc>
@@ -3990,57 +3384,57 @@
       <w:tr>
         <w:tc>
           <w:tcPr>
-            <w:tcW w:type="dxa" w:w="1700"/>
-            <w:tcBorders>
-              <w:top w:val="single" w:color="D5DCE6" w:sz="1"/>
-              <w:left w:val="single" w:color="D5DCE6" w:sz="1"/>
-              <w:bottom w:val="single" w:color="D5DCE6" w:sz="1"/>
-              <w:right w:val="single" w:color="D5DCE6" w:sz="1"/>
-            </w:tcBorders>
-            <w:shd w:fill="F4F7FB" w:val="clear"/>
-            <w:tcMar>
-              <w:top w:type="dxa" w:w="50"/>
-              <w:left w:type="dxa" w:w="110"/>
-              <w:bottom w:type="dxa" w:w="50"/>
-              <w:right w:type="dxa" w:w="110"/>
-            </w:tcMar>
-            <w:vAlign w:val="center"/>
-          </w:tcPr>
-          <w:p>
-            <w:r>
-              <w:rPr>
-                <w:sz w:val="19"/>
-                <w:szCs w:val="19"/>
-              </w:rPr>
-              <w:t xml:space="preserve">Infrastructure</w:t>
-            </w:r>
-          </w:p>
-        </w:tc>
-        <w:tc>
-          <w:tcPr>
-            <w:tcW w:type="dxa" w:w="5300"/>
-            <w:tcBorders>
-              <w:top w:val="single" w:color="D5DCE6" w:sz="1"/>
-              <w:left w:val="single" w:color="D5DCE6" w:sz="1"/>
-              <w:bottom w:val="single" w:color="D5DCE6" w:sz="1"/>
-              <w:right w:val="single" w:color="D5DCE6" w:sz="1"/>
-            </w:tcBorders>
-            <w:shd w:fill="F4F7FB" w:val="clear"/>
-            <w:tcMar>
-              <w:top w:type="dxa" w:w="50"/>
-              <w:left w:type="dxa" w:w="110"/>
-              <w:bottom w:type="dxa" w:w="50"/>
-              <w:right w:type="dxa" w:w="110"/>
-            </w:tcMar>
-            <w:vAlign w:val="center"/>
-          </w:tcPr>
-          <w:p>
-            <w:r>
-              <w:rPr>
-                <w:sz w:val="19"/>
-                <w:szCs w:val="19"/>
-              </w:rPr>
-              <w:t xml:space="preserve">Power / utilities (pending county-level data)</w:t>
+            <w:tcW w:type="dxa" w:w="1750"/>
+            <w:tcBorders>
+              <w:top w:val="single" w:color="D5DCE6" w:sz="1"/>
+              <w:left w:val="single" w:color="D5DCE6" w:sz="1"/>
+              <w:bottom w:val="single" w:color="D5DCE6" w:sz="1"/>
+              <w:right w:val="single" w:color="D5DCE6" w:sz="1"/>
+            </w:tcBorders>
+            <w:shd w:fill="F4F7FB" w:val="clear"/>
+            <w:tcMar>
+              <w:top w:type="dxa" w:w="50"/>
+              <w:left w:type="dxa" w:w="110"/>
+              <w:bottom w:type="dxa" w:w="50"/>
+              <w:right w:type="dxa" w:w="110"/>
+            </w:tcMar>
+            <w:vAlign w:val="center"/>
+          </w:tcPr>
+          <w:p>
+            <w:r>
+              <w:rPr>
+                <w:sz w:val="19"/>
+                <w:szCs w:val="19"/>
+              </w:rPr>
+              <w:t xml:space="preserve">Safety</w:t>
+            </w:r>
+          </w:p>
+        </w:tc>
+        <w:tc>
+          <w:tcPr>
+            <w:tcW w:type="dxa" w:w="5250"/>
+            <w:tcBorders>
+              <w:top w:val="single" w:color="D5DCE6" w:sz="1"/>
+              <w:left w:val="single" w:color="D5DCE6" w:sz="1"/>
+              <w:bottom w:val="single" w:color="D5DCE6" w:sz="1"/>
+              <w:right w:val="single" w:color="D5DCE6" w:sz="1"/>
+            </w:tcBorders>
+            <w:shd w:fill="F4F7FB" w:val="clear"/>
+            <w:tcMar>
+              <w:top w:type="dxa" w:w="50"/>
+              <w:left w:type="dxa" w:w="110"/>
+              <w:bottom w:type="dxa" w:w="50"/>
+              <w:right w:type="dxa" w:w="110"/>
+            </w:tcMar>
+            <w:vAlign w:val="center"/>
+          </w:tcPr>
+          <w:p>
+            <w:r>
+              <w:rPr>
+                <w:sz w:val="19"/>
+                <w:szCs w:val="19"/>
+              </w:rPr>
+              <w:t xml:space="preserve">Crime rate</w:t>
             </w:r>
           </w:p>
         </w:tc>
@@ -4068,7 +3462,179 @@
                 <w:sz w:val="19"/>
                 <w:szCs w:val="19"/>
               </w:rPr>
-              <w:t xml:space="preserve">—</w:t>
+              <w:t xml:space="preserve">Inverted</w:t>
+            </w:r>
+          </w:p>
+        </w:tc>
+      </w:tr>
+      <w:tr>
+        <w:tc>
+          <w:tcPr>
+            <w:tcW w:type="dxa" w:w="1750"/>
+            <w:tcBorders>
+              <w:top w:val="single" w:color="D5DCE6" w:sz="1"/>
+              <w:left w:val="single" w:color="D5DCE6" w:sz="1"/>
+              <w:bottom w:val="single" w:color="D5DCE6" w:sz="1"/>
+              <w:right w:val="single" w:color="D5DCE6" w:sz="1"/>
+            </w:tcBorders>
+            <w:shd w:fill="FFFFFF" w:val="clear"/>
+            <w:tcMar>
+              <w:top w:type="dxa" w:w="50"/>
+              <w:left w:type="dxa" w:w="110"/>
+              <w:bottom w:type="dxa" w:w="50"/>
+              <w:right w:type="dxa" w:w="110"/>
+            </w:tcMar>
+            <w:vAlign w:val="center"/>
+          </w:tcPr>
+          <w:p>
+            <w:r>
+              <w:rPr>
+                <w:sz w:val="19"/>
+                <w:szCs w:val="19"/>
+              </w:rPr>
+              <w:t xml:space="preserve">Demographics</w:t>
+            </w:r>
+          </w:p>
+        </w:tc>
+        <w:tc>
+          <w:tcPr>
+            <w:tcW w:type="dxa" w:w="5250"/>
+            <w:tcBorders>
+              <w:top w:val="single" w:color="D5DCE6" w:sz="1"/>
+              <w:left w:val="single" w:color="D5DCE6" w:sz="1"/>
+              <w:bottom w:val="single" w:color="D5DCE6" w:sz="1"/>
+              <w:right w:val="single" w:color="D5DCE6" w:sz="1"/>
+            </w:tcBorders>
+            <w:shd w:fill="FFFFFF" w:val="clear"/>
+            <w:tcMar>
+              <w:top w:type="dxa" w:w="50"/>
+              <w:left w:type="dxa" w:w="110"/>
+              <w:bottom w:type="dxa" w:w="50"/>
+              <w:right w:type="dxa" w:w="110"/>
+            </w:tcMar>
+            <w:vAlign w:val="center"/>
+          </w:tcPr>
+          <w:p>
+            <w:r>
+              <w:rPr>
+                <w:sz w:val="19"/>
+                <w:szCs w:val="19"/>
+              </w:rPr>
+              <w:t xml:space="preserve">Population, labor force, educational attainment, growth</w:t>
+            </w:r>
+          </w:p>
+        </w:tc>
+        <w:tc>
+          <w:tcPr>
+            <w:tcW w:type="dxa" w:w="2360"/>
+            <w:tcBorders>
+              <w:top w:val="single" w:color="D5DCE6" w:sz="1"/>
+              <w:left w:val="single" w:color="D5DCE6" w:sz="1"/>
+              <w:bottom w:val="single" w:color="D5DCE6" w:sz="1"/>
+              <w:right w:val="single" w:color="D5DCE6" w:sz="1"/>
+            </w:tcBorders>
+            <w:shd w:fill="FFFFFF" w:val="clear"/>
+            <w:tcMar>
+              <w:top w:type="dxa" w:w="50"/>
+              <w:left w:type="dxa" w:w="110"/>
+              <w:bottom w:type="dxa" w:w="50"/>
+              <w:right w:type="dxa" w:w="110"/>
+            </w:tcMar>
+            <w:vAlign w:val="center"/>
+          </w:tcPr>
+          <w:p>
+            <w:r>
+              <w:rPr>
+                <w:sz w:val="19"/>
+                <w:szCs w:val="19"/>
+              </w:rPr>
+              <w:t xml:space="preserve">Higher</w:t>
+            </w:r>
+          </w:p>
+        </w:tc>
+      </w:tr>
+      <w:tr>
+        <w:tc>
+          <w:tcPr>
+            <w:tcW w:type="dxa" w:w="1750"/>
+            <w:tcBorders>
+              <w:top w:val="single" w:color="D5DCE6" w:sz="1"/>
+              <w:left w:val="single" w:color="D5DCE6" w:sz="1"/>
+              <w:bottom w:val="single" w:color="D5DCE6" w:sz="1"/>
+              <w:right w:val="single" w:color="D5DCE6" w:sz="1"/>
+            </w:tcBorders>
+            <w:shd w:fill="F4F7FB" w:val="clear"/>
+            <w:tcMar>
+              <w:top w:type="dxa" w:w="50"/>
+              <w:left w:type="dxa" w:w="110"/>
+              <w:bottom w:type="dxa" w:w="50"/>
+              <w:right w:type="dxa" w:w="110"/>
+            </w:tcMar>
+            <w:vAlign w:val="center"/>
+          </w:tcPr>
+          <w:p>
+            <w:r>
+              <w:rPr>
+                <w:sz w:val="19"/>
+                <w:szCs w:val="19"/>
+              </w:rPr>
+              <w:t xml:space="preserve">Logistics</w:t>
+            </w:r>
+          </w:p>
+        </w:tc>
+        <w:tc>
+          <w:tcPr>
+            <w:tcW w:type="dxa" w:w="5250"/>
+            <w:tcBorders>
+              <w:top w:val="single" w:color="D5DCE6" w:sz="1"/>
+              <w:left w:val="single" w:color="D5DCE6" w:sz="1"/>
+              <w:bottom w:val="single" w:color="D5DCE6" w:sz="1"/>
+              <w:right w:val="single" w:color="D5DCE6" w:sz="1"/>
+            </w:tcBorders>
+            <w:shd w:fill="F4F7FB" w:val="clear"/>
+            <w:tcMar>
+              <w:top w:type="dxa" w:w="50"/>
+              <w:left w:type="dxa" w:w="110"/>
+              <w:bottom w:type="dxa" w:w="50"/>
+              <w:right w:type="dxa" w:w="110"/>
+            </w:tcMar>
+            <w:vAlign w:val="center"/>
+          </w:tcPr>
+          <w:p>
+            <w:r>
+              <w:rPr>
+                <w:sz w:val="19"/>
+                <w:szCs w:val="19"/>
+              </w:rPr>
+              <w:t xml:space="preserve">Airport capacity &amp; enplanements, port tonnage, commute time</w:t>
+            </w:r>
+          </w:p>
+        </w:tc>
+        <w:tc>
+          <w:tcPr>
+            <w:tcW w:type="dxa" w:w="2360"/>
+            <w:tcBorders>
+              <w:top w:val="single" w:color="D5DCE6" w:sz="1"/>
+              <w:left w:val="single" w:color="D5DCE6" w:sz="1"/>
+              <w:bottom w:val="single" w:color="D5DCE6" w:sz="1"/>
+              <w:right w:val="single" w:color="D5DCE6" w:sz="1"/>
+            </w:tcBorders>
+            <w:shd w:fill="F4F7FB" w:val="clear"/>
+            <w:tcMar>
+              <w:top w:type="dxa" w:w="50"/>
+              <w:left w:type="dxa" w:w="110"/>
+              <w:bottom w:type="dxa" w:w="50"/>
+              <w:right w:type="dxa" w:w="110"/>
+            </w:tcMar>
+            <w:vAlign w:val="center"/>
+          </w:tcPr>
+          <w:p>
+            <w:r>
+              <w:rPr>
+                <w:sz w:val="19"/>
+                <w:szCs w:val="19"/>
+              </w:rPr>
+              <w:t xml:space="preserve">Higher / inverted</w:t>
             </w:r>
           </w:p>
         </w:tc>
@@ -4080,7 +3646,7 @@
         <w:spacing w:after="100" w:before="220"/>
       </w:pPr>
       <w:r>
-        <w:t xml:space="preserve">3.5 Normalization &amp; Weighting</w:t>
+        <w:t xml:space="preserve">3.5 Normalization, Weighting &amp; De-correlation</w:t>
       </w:r>
     </w:p>
     <w:p>
@@ -4093,7 +3659,18 @@
         <w:spacing w:after="60"/>
       </w:pPr>
       <w:r>
-        <w:t xml:space="preserve">Each raw metric is converted to a 0–100 percentile rank across the candidate set, so dimensions are comparable regardless of units.</w:t>
+        <w:t xml:space="preserve">Each raw metric -&gt; 0–100 percentile rank; a dimension's sub-score is the average of its metric percentiles; the FastLocations Score is the weighted sum, renormalized over non-null dimensions, plus a preferred-region bonus.</w:t>
+      </w:r>
+    </w:p>
+    <w:p>
+      <w:pPr>
+        <w:spacing w:after="120" w:line="276"/>
+      </w:pPr>
+      <w:r>
+        <w:t xml:space="preserve">Default weights (the form's sliders, normalized to 100%): </w:t>
+      </w:r>
+      <w:r>
+        <w:t xml:space="preserve">Workforce 18, Cost 18, Real estate 13, Incentives 10, Infrastructure 8, Livability 8, Market size 7, Safety 6, Demographics 6, Logistics 6.</w:t>
       </w:r>
     </w:p>
     <w:p>
@@ -4106,45 +3683,14 @@
         <w:spacing w:after="60"/>
       </w:pPr>
       <w:r>
-        <w:t xml:space="preserve">A dimension's sub-score is the average of its available metric percentiles.</w:t>
-      </w:r>
-    </w:p>
-    <w:p>
-      <w:pPr>
-        <w:pStyle w:val="ListParagraph"/>
-        <w:numPr>
-          <w:ilvl w:val="0"/>
-          <w:numId w:val="2"/>
-        </w:numPr>
-        <w:spacing w:after="60"/>
-      </w:pPr>
-      <w:r>
-        <w:t xml:space="preserve">The final score is the weighted sum of sub-scores using the eight weights from the form's </w:t>
-      </w:r>
-      <w:r>
         <w:rPr>
-          <w:rFonts w:ascii="Consolas" w:cs="Consolas" w:eastAsia="Consolas" w:hAnsi="Consolas"/>
-          <w:color w:val="39455A"/>
-          <w:sz w:val="19"/>
-          <w:szCs w:val="19"/>
+          <w:b/>
+          <w:bCs/>
         </w:rPr>
-        <w:t xml:space="preserve">What Matters Most</w:t>
-      </w:r>
-      <w:r>
-        <w:t xml:space="preserve"> sliders (normalized to 100%). Weights are renormalized over only the non-null dimensions.</w:t>
-      </w:r>
-    </w:p>
-    <w:p>
-      <w:pPr>
-        <w:pStyle w:val="ListParagraph"/>
-        <w:numPr>
-          <w:ilvl w:val="0"/>
-          <w:numId w:val="2"/>
-        </w:numPr>
-        <w:spacing w:after="60"/>
-      </w:pPr>
-      <w:r>
-        <w:t xml:space="preserve">Candidates in a Preferred region receive a fixed bonus added to the final score.</w:t>
+        <w:t xml:space="preserve">De-correlation: </w:t>
+      </w:r>
+      <w:r>
+        <w:t xml:space="preserve">wealth is intentionally not double-counted. Income appears only in Cost (and counts against expensive places); Social Deprivation Index, household poverty, and infant mortality are present in the data but excluded from scoring because Livability already captures community health. This prevents one affluent county from sweeping multiple dimensions on the same underlying signal.</w:t>
       </w:r>
     </w:p>
     <w:p>
@@ -4153,7 +3699,7 @@
         <w:spacing w:after="100" w:before="220"/>
       </w:pPr>
       <w:r>
-        <w:t xml:space="preserve">3.6 Dual-Spine: US &amp; Canada</w:t>
+        <w:t xml:space="preserve">3.6 Dual-Spine (US &amp; Canada)</w:t>
       </w:r>
     </w:p>
     <w:p>
@@ -4161,7 +3707,7 @@
         <w:spacing w:after="120" w:line="276"/>
       </w:pPr>
       <w:r>
-        <w:t xml:space="preserve">US candidates are counties keyed by 5-digit FIPS; Canadian candidates are Census Divisions keyed by CDUID. The country selector picks one spine. Canadian candidates score on population, infrastructure, and provincial incentives; US-only metrics (workforce quality, cost, safety, property tax) read as </w:t>
+        <w:t xml:space="preserve">US candidates are counties (5-digit FIPS); Canadian candidates are Census Divisions (CDUID). The country selector picks one spine. Canadian candidates score on population, infrastructure, and provincial incentives; US-only metrics (workforce quality, cost, safety, property tax, livability) read </w:t>
       </w:r>
       <w:r>
         <w:rPr>
@@ -4173,7 +3719,7 @@
         <w:t xml:space="preserve">null</w:t>
       </w:r>
       <w:r>
-        <w:t xml:space="preserve"> for Canada and are renormalized out.</w:t>
+        <w:t xml:space="preserve"> and renormalize out. The locator map is US-only (counties have centroids).</w:t>
       </w:r>
     </w:p>
     <w:p>
@@ -4198,8 +3744,8 @@
         </w:tblBorders>
       </w:tblPr>
       <w:tblGrid>
-        <w:gridCol w:w="2200"/>
-        <w:gridCol w:w="4760"/>
+        <w:gridCol w:w="2300"/>
+        <w:gridCol w:w="4660"/>
         <w:gridCol w:w="2400"/>
       </w:tblGrid>
       <w:tr>
@@ -4208,7 +3754,7 @@
         </w:trPr>
         <w:tc>
           <w:tcPr>
-            <w:tcW w:type="dxa" w:w="2200"/>
+            <w:tcW w:type="dxa" w:w="2300"/>
             <w:tcBorders>
               <w:top w:val="single" w:color="D5DCE6" w:sz="1"/>
               <w:left w:val="single" w:color="D5DCE6" w:sz="1"/>
@@ -4238,7 +3784,7 @@
         </w:tc>
         <w:tc>
           <w:tcPr>
-            <w:tcW w:type="dxa" w:w="4760"/>
+            <w:tcW w:type="dxa" w:w="4660"/>
             <w:tcBorders>
               <w:top w:val="single" w:color="D5DCE6" w:sz="1"/>
               <w:left w:val="single" w:color="D5DCE6" w:sz="1"/>
@@ -4300,7 +3846,7 @@
       <w:tr>
         <w:tc>
           <w:tcPr>
-            <w:tcW w:type="dxa" w:w="2200"/>
+            <w:tcW w:type="dxa" w:w="2300"/>
             <w:tcBorders>
               <w:top w:val="single" w:color="D5DCE6" w:sz="1"/>
               <w:left w:val="single" w:color="D5DCE6" w:sz="1"/>
@@ -4328,7 +3874,7 @@
         </w:tc>
         <w:tc>
           <w:tcPr>
-            <w:tcW w:type="dxa" w:w="4760"/>
+            <w:tcW w:type="dxa" w:w="4660"/>
             <w:tcBorders>
               <w:top w:val="single" w:color="D5DCE6" w:sz="1"/>
               <w:left w:val="single" w:color="D5DCE6" w:sz="1"/>
@@ -4386,7 +3932,7 @@
       <w:tr>
         <w:tc>
           <w:tcPr>
-            <w:tcW w:type="dxa" w:w="2200"/>
+            <w:tcW w:type="dxa" w:w="2300"/>
             <w:tcBorders>
               <w:top w:val="single" w:color="D5DCE6" w:sz="1"/>
               <w:left w:val="single" w:color="D5DCE6" w:sz="1"/>
@@ -4414,29 +3960,29 @@
         </w:tc>
         <w:tc>
           <w:tcPr>
-            <w:tcW w:type="dxa" w:w="4760"/>
-            <w:tcBorders>
-              <w:top w:val="single" w:color="D5DCE6" w:sz="1"/>
-              <w:left w:val="single" w:color="D5DCE6" w:sz="1"/>
-              <w:bottom w:val="single" w:color="D5DCE6" w:sz="1"/>
-              <w:right w:val="single" w:color="D5DCE6" w:sz="1"/>
-            </w:tcBorders>
-            <w:shd w:fill="F4F7FB" w:val="clear"/>
-            <w:tcMar>
-              <w:top w:type="dxa" w:w="50"/>
-              <w:left w:type="dxa" w:w="110"/>
-              <w:bottom w:type="dxa" w:w="50"/>
-              <w:right w:type="dxa" w:w="110"/>
-            </w:tcMar>
-            <w:vAlign w:val="center"/>
-          </w:tcPr>
-          <w:p>
-            <w:r>
-              <w:rPr>
-                <w:sz w:val="19"/>
-                <w:szCs w:val="19"/>
-              </w:rPr>
-              <w:t xml:space="preserve">County crime rate per 100k</w:t>
+            <w:tcW w:type="dxa" w:w="4660"/>
+            <w:tcBorders>
+              <w:top w:val="single" w:color="D5DCE6" w:sz="1"/>
+              <w:left w:val="single" w:color="D5DCE6" w:sz="1"/>
+              <w:bottom w:val="single" w:color="D5DCE6" w:sz="1"/>
+              <w:right w:val="single" w:color="D5DCE6" w:sz="1"/>
+            </w:tcBorders>
+            <w:shd w:fill="F4F7FB" w:val="clear"/>
+            <w:tcMar>
+              <w:top w:type="dxa" w:w="50"/>
+              <w:left w:type="dxa" w:w="110"/>
+              <w:bottom w:type="dxa" w:w="50"/>
+              <w:right w:type="dxa" w:w="110"/>
+            </w:tcMar>
+            <w:vAlign w:val="center"/>
+          </w:tcPr>
+          <w:p>
+            <w:r>
+              <w:rPr>
+                <w:sz w:val="19"/>
+                <w:szCs w:val="19"/>
+              </w:rPr>
+              <w:t xml:space="preserve">County crime dataset</w:t>
             </w:r>
           </w:p>
         </w:tc>
@@ -4472,57 +4018,57 @@
       <w:tr>
         <w:tc>
           <w:tcPr>
-            <w:tcW w:type="dxa" w:w="2200"/>
-            <w:tcBorders>
-              <w:top w:val="single" w:color="D5DCE6" w:sz="1"/>
-              <w:left w:val="single" w:color="D5DCE6" w:sz="1"/>
-              <w:bottom w:val="single" w:color="D5DCE6" w:sz="1"/>
-              <w:right w:val="single" w:color="D5DCE6" w:sz="1"/>
-            </w:tcBorders>
-            <w:shd w:fill="FFFFFF" w:val="clear"/>
-            <w:tcMar>
-              <w:top w:type="dxa" w:w="50"/>
-              <w:left w:type="dxa" w:w="110"/>
-              <w:bottom w:type="dxa" w:w="50"/>
-              <w:right w:type="dxa" w:w="110"/>
-            </w:tcMar>
-            <w:vAlign w:val="center"/>
-          </w:tcPr>
-          <w:p>
-            <w:r>
-              <w:rPr>
-                <w:sz w:val="19"/>
-                <w:szCs w:val="19"/>
-              </w:rPr>
-              <w:t xml:space="preserve">Poverty / commute</w:t>
-            </w:r>
-          </w:p>
-        </w:tc>
-        <w:tc>
-          <w:tcPr>
-            <w:tcW w:type="dxa" w:w="4760"/>
-            <w:tcBorders>
-              <w:top w:val="single" w:color="D5DCE6" w:sz="1"/>
-              <w:left w:val="single" w:color="D5DCE6" w:sz="1"/>
-              <w:bottom w:val="single" w:color="D5DCE6" w:sz="1"/>
-              <w:right w:val="single" w:color="D5DCE6" w:sz="1"/>
-            </w:tcBorders>
-            <w:shd w:fill="FFFFFF" w:val="clear"/>
-            <w:tcMar>
-              <w:top w:type="dxa" w:w="50"/>
-              <w:left w:type="dxa" w:w="110"/>
-              <w:bottom w:type="dxa" w:w="50"/>
-              <w:right w:type="dxa" w:w="110"/>
-            </w:tcMar>
-            <w:vAlign w:val="center"/>
-          </w:tcPr>
-          <w:p>
-            <w:r>
-              <w:rPr>
-                <w:sz w:val="19"/>
-                <w:szCs w:val="19"/>
-              </w:rPr>
-              <w:t xml:space="preserve">US Census ACS (B17020 / B08303)</w:t>
+            <w:tcW w:type="dxa" w:w="2300"/>
+            <w:tcBorders>
+              <w:top w:val="single" w:color="D5DCE6" w:sz="1"/>
+              <w:left w:val="single" w:color="D5DCE6" w:sz="1"/>
+              <w:bottom w:val="single" w:color="D5DCE6" w:sz="1"/>
+              <w:right w:val="single" w:color="D5DCE6" w:sz="1"/>
+            </w:tcBorders>
+            <w:shd w:fill="FFFFFF" w:val="clear"/>
+            <w:tcMar>
+              <w:top w:type="dxa" w:w="50"/>
+              <w:left w:type="dxa" w:w="110"/>
+              <w:bottom w:type="dxa" w:w="50"/>
+              <w:right w:type="dxa" w:w="110"/>
+            </w:tcMar>
+            <w:vAlign w:val="center"/>
+          </w:tcPr>
+          <w:p>
+            <w:r>
+              <w:rPr>
+                <w:sz w:val="19"/>
+                <w:szCs w:val="19"/>
+              </w:rPr>
+              <w:t xml:space="preserve">Commute</w:t>
+            </w:r>
+          </w:p>
+        </w:tc>
+        <w:tc>
+          <w:tcPr>
+            <w:tcW w:type="dxa" w:w="4660"/>
+            <w:tcBorders>
+              <w:top w:val="single" w:color="D5DCE6" w:sz="1"/>
+              <w:left w:val="single" w:color="D5DCE6" w:sz="1"/>
+              <w:bottom w:val="single" w:color="D5DCE6" w:sz="1"/>
+              <w:right w:val="single" w:color="D5DCE6" w:sz="1"/>
+            </w:tcBorders>
+            <w:shd w:fill="FFFFFF" w:val="clear"/>
+            <w:tcMar>
+              <w:top w:type="dxa" w:w="50"/>
+              <w:left w:type="dxa" w:w="110"/>
+              <w:bottom w:type="dxa" w:w="50"/>
+              <w:right w:type="dxa" w:w="110"/>
+            </w:tcMar>
+            <w:vAlign w:val="center"/>
+          </w:tcPr>
+          <w:p>
+            <w:r>
+              <w:rPr>
+                <w:sz w:val="19"/>
+                <w:szCs w:val="19"/>
+              </w:rPr>
+              <w:t xml:space="preserve">US Census ACS (B08303)</w:t>
             </w:r>
           </w:p>
         </w:tc>
@@ -4550,7 +4096,7 @@
                 <w:sz w:val="19"/>
                 <w:szCs w:val="19"/>
               </w:rPr>
-              <w:t xml:space="preserve">County FIPS (GEOID)</w:t>
+              <w:t xml:space="preserve">County FIPS</w:t>
             </w:r>
           </w:p>
         </w:tc>
@@ -4558,7 +4104,7 @@
       <w:tr>
         <w:tc>
           <w:tcPr>
-            <w:tcW w:type="dxa" w:w="2200"/>
+            <w:tcW w:type="dxa" w:w="2300"/>
             <w:tcBorders>
               <w:top w:val="single" w:color="D5DCE6" w:sz="1"/>
               <w:left w:val="single" w:color="D5DCE6" w:sz="1"/>
@@ -4586,7 +4132,7 @@
         </w:tc>
         <w:tc>
           <w:tcPr>
-            <w:tcW w:type="dxa" w:w="4760"/>
+            <w:tcW w:type="dxa" w:w="4660"/>
             <w:tcBorders>
               <w:top w:val="single" w:color="D5DCE6" w:sz="1"/>
               <w:left w:val="single" w:color="D5DCE6" w:sz="1"/>
@@ -4644,57 +4190,57 @@
       <w:tr>
         <w:tc>
           <w:tcPr>
-            <w:tcW w:type="dxa" w:w="2200"/>
-            <w:tcBorders>
-              <w:top w:val="single" w:color="D5DCE6" w:sz="1"/>
-              <w:left w:val="single" w:color="D5DCE6" w:sz="1"/>
-              <w:bottom w:val="single" w:color="D5DCE6" w:sz="1"/>
-              <w:right w:val="single" w:color="D5DCE6" w:sz="1"/>
-            </w:tcBorders>
-            <w:shd w:fill="FFFFFF" w:val="clear"/>
-            <w:tcMar>
-              <w:top w:type="dxa" w:w="50"/>
-              <w:left w:type="dxa" w:w="110"/>
-              <w:bottom w:type="dxa" w:w="50"/>
-              <w:right w:type="dxa" w:w="110"/>
-            </w:tcMar>
-            <w:vAlign w:val="center"/>
-          </w:tcPr>
-          <w:p>
-            <w:r>
-              <w:rPr>
-                <w:sz w:val="19"/>
-                <w:szCs w:val="19"/>
-              </w:rPr>
-              <w:t xml:space="preserve">Critical Thinking, SDI, infant mortality, household poverty</w:t>
-            </w:r>
-          </w:p>
-        </w:tc>
-        <w:tc>
-          <w:tcPr>
-            <w:tcW w:type="dxa" w:w="4760"/>
-            <w:tcBorders>
-              <w:top w:val="single" w:color="D5DCE6" w:sz="1"/>
-              <w:left w:val="single" w:color="D5DCE6" w:sz="1"/>
-              <w:bottom w:val="single" w:color="D5DCE6" w:sz="1"/>
-              <w:right w:val="single" w:color="D5DCE6" w:sz="1"/>
-            </w:tcBorders>
-            <w:shd w:fill="FFFFFF" w:val="clear"/>
-            <w:tcMar>
-              <w:top w:type="dxa" w:w="50"/>
-              <w:left w:type="dxa" w:w="110"/>
-              <w:bottom w:type="dxa" w:w="50"/>
-              <w:right w:type="dxa" w:w="110"/>
-            </w:tcMar>
-            <w:vAlign w:val="center"/>
-          </w:tcPr>
-          <w:p>
-            <w:r>
-              <w:rPr>
-                <w:sz w:val="19"/>
-                <w:szCs w:val="19"/>
-              </w:rPr>
-              <w:t xml:space="preserve">Uploaded analytic datasets</w:t>
+            <w:tcW w:type="dxa" w:w="2300"/>
+            <w:tcBorders>
+              <w:top w:val="single" w:color="D5DCE6" w:sz="1"/>
+              <w:left w:val="single" w:color="D5DCE6" w:sz="1"/>
+              <w:bottom w:val="single" w:color="D5DCE6" w:sz="1"/>
+              <w:right w:val="single" w:color="D5DCE6" w:sz="1"/>
+            </w:tcBorders>
+            <w:shd w:fill="FFFFFF" w:val="clear"/>
+            <w:tcMar>
+              <w:top w:type="dxa" w:w="50"/>
+              <w:left w:type="dxa" w:w="110"/>
+              <w:bottom w:type="dxa" w:w="50"/>
+              <w:right w:type="dxa" w:w="110"/>
+            </w:tcMar>
+            <w:vAlign w:val="center"/>
+          </w:tcPr>
+          <w:p>
+            <w:r>
+              <w:rPr>
+                <w:sz w:val="19"/>
+                <w:szCs w:val="19"/>
+              </w:rPr>
+              <w:t xml:space="preserve">Critical Thinking</w:t>
+            </w:r>
+          </w:p>
+        </w:tc>
+        <w:tc>
+          <w:tcPr>
+            <w:tcW w:type="dxa" w:w="4660"/>
+            <w:tcBorders>
+              <w:top w:val="single" w:color="D5DCE6" w:sz="1"/>
+              <w:left w:val="single" w:color="D5DCE6" w:sz="1"/>
+              <w:bottom w:val="single" w:color="D5DCE6" w:sz="1"/>
+              <w:right w:val="single" w:color="D5DCE6" w:sz="1"/>
+            </w:tcBorders>
+            <w:shd w:fill="FFFFFF" w:val="clear"/>
+            <w:tcMar>
+              <w:top w:type="dxa" w:w="50"/>
+              <w:left w:type="dxa" w:w="110"/>
+              <w:bottom w:type="dxa" w:w="50"/>
+              <w:right w:type="dxa" w:w="110"/>
+            </w:tcMar>
+            <w:vAlign w:val="center"/>
+          </w:tcPr>
+          <w:p>
+            <w:r>
+              <w:rPr>
+                <w:sz w:val="19"/>
+                <w:szCs w:val="19"/>
+              </w:rPr>
+              <w:t xml:space="preserve">Analytic dataset</w:t>
             </w:r>
           </w:p>
         </w:tc>
@@ -4730,57 +4276,57 @@
       <w:tr>
         <w:tc>
           <w:tcPr>
-            <w:tcW w:type="dxa" w:w="2200"/>
-            <w:tcBorders>
-              <w:top w:val="single" w:color="D5DCE6" w:sz="1"/>
-              <w:left w:val="single" w:color="D5DCE6" w:sz="1"/>
-              <w:bottom w:val="single" w:color="D5DCE6" w:sz="1"/>
-              <w:right w:val="single" w:color="D5DCE6" w:sz="1"/>
-            </w:tcBorders>
-            <w:shd w:fill="F4F7FB" w:val="clear"/>
-            <w:tcMar>
-              <w:top w:type="dxa" w:w="50"/>
-              <w:left w:type="dxa" w:w="110"/>
-              <w:bottom w:type="dxa" w:w="50"/>
-              <w:right w:type="dxa" w:w="110"/>
-            </w:tcMar>
-            <w:vAlign w:val="center"/>
-          </w:tcPr>
-          <w:p>
-            <w:r>
-              <w:rPr>
-                <w:sz w:val="19"/>
-                <w:szCs w:val="19"/>
-              </w:rPr>
-              <w:t xml:space="preserve">County centroids / places</w:t>
-            </w:r>
-          </w:p>
-        </w:tc>
-        <w:tc>
-          <w:tcPr>
-            <w:tcW w:type="dxa" w:w="4760"/>
-            <w:tcBorders>
-              <w:top w:val="single" w:color="D5DCE6" w:sz="1"/>
-              <w:left w:val="single" w:color="D5DCE6" w:sz="1"/>
-              <w:bottom w:val="single" w:color="D5DCE6" w:sz="1"/>
-              <w:right w:val="single" w:color="D5DCE6" w:sz="1"/>
-            </w:tcBorders>
-            <w:shd w:fill="F4F7FB" w:val="clear"/>
-            <w:tcMar>
-              <w:top w:type="dxa" w:w="50"/>
-              <w:left w:type="dxa" w:w="110"/>
-              <w:bottom w:type="dxa" w:w="50"/>
-              <w:right w:type="dxa" w:w="110"/>
-            </w:tcMar>
-            <w:vAlign w:val="center"/>
-          </w:tcPr>
-          <w:p>
-            <w:r>
-              <w:rPr>
-                <w:sz w:val="19"/>
-                <w:szCs w:val="19"/>
-              </w:rPr>
-              <w:t xml:space="preserve">US Census Gazetteer</w:t>
+            <w:tcW w:type="dxa" w:w="2300"/>
+            <w:tcBorders>
+              <w:top w:val="single" w:color="D5DCE6" w:sz="1"/>
+              <w:left w:val="single" w:color="D5DCE6" w:sz="1"/>
+              <w:bottom w:val="single" w:color="D5DCE6" w:sz="1"/>
+              <w:right w:val="single" w:color="D5DCE6" w:sz="1"/>
+            </w:tcBorders>
+            <w:shd w:fill="F4F7FB" w:val="clear"/>
+            <w:tcMar>
+              <w:top w:type="dxa" w:w="50"/>
+              <w:left w:type="dxa" w:w="110"/>
+              <w:bottom w:type="dxa" w:w="50"/>
+              <w:right w:type="dxa" w:w="110"/>
+            </w:tcMar>
+            <w:vAlign w:val="center"/>
+          </w:tcPr>
+          <w:p>
+            <w:r>
+              <w:rPr>
+                <w:sz w:val="19"/>
+                <w:szCs w:val="19"/>
+              </w:rPr>
+              <w:t xml:space="preserve">Livability / health outcomes</w:t>
+            </w:r>
+          </w:p>
+        </w:tc>
+        <w:tc>
+          <w:tcPr>
+            <w:tcW w:type="dxa" w:w="4660"/>
+            <w:tcBorders>
+              <w:top w:val="single" w:color="D5DCE6" w:sz="1"/>
+              <w:left w:val="single" w:color="D5DCE6" w:sz="1"/>
+              <w:bottom w:val="single" w:color="D5DCE6" w:sz="1"/>
+              <w:right w:val="single" w:color="D5DCE6" w:sz="1"/>
+            </w:tcBorders>
+            <w:shd w:fill="F4F7FB" w:val="clear"/>
+            <w:tcMar>
+              <w:top w:type="dxa" w:w="50"/>
+              <w:left w:type="dxa" w:w="110"/>
+              <w:bottom w:type="dxa" w:w="50"/>
+              <w:right w:type="dxa" w:w="110"/>
+            </w:tcMar>
+            <w:vAlign w:val="center"/>
+          </w:tcPr>
+          <w:p>
+            <w:r>
+              <w:rPr>
+                <w:sz w:val="19"/>
+                <w:szCs w:val="19"/>
+              </w:rPr>
+              <w:t xml:space="preserve">County Health Rankings, 2025</w:t>
             </w:r>
           </w:p>
         </w:tc>
@@ -4808,7 +4354,7 @@
                 <w:sz w:val="19"/>
                 <w:szCs w:val="19"/>
               </w:rPr>
-              <w:t xml:space="preserve">FIPS / place name</w:t>
+              <w:t xml:space="preserve">County FIPS</w:t>
             </w:r>
           </w:p>
         </w:tc>
@@ -4816,57 +4362,57 @@
       <w:tr>
         <w:tc>
           <w:tcPr>
-            <w:tcW w:type="dxa" w:w="2200"/>
-            <w:tcBorders>
-              <w:top w:val="single" w:color="D5DCE6" w:sz="1"/>
-              <w:left w:val="single" w:color="D5DCE6" w:sz="1"/>
-              <w:bottom w:val="single" w:color="D5DCE6" w:sz="1"/>
-              <w:right w:val="single" w:color="D5DCE6" w:sz="1"/>
-            </w:tcBorders>
-            <w:shd w:fill="FFFFFF" w:val="clear"/>
-            <w:tcMar>
-              <w:top w:type="dxa" w:w="50"/>
-              <w:left w:type="dxa" w:w="110"/>
-              <w:bottom w:type="dxa" w:w="50"/>
-              <w:right w:type="dxa" w:w="110"/>
-            </w:tcMar>
-            <w:vAlign w:val="center"/>
-          </w:tcPr>
-          <w:p>
-            <w:r>
-              <w:rPr>
-                <w:sz w:val="19"/>
-                <w:szCs w:val="19"/>
-              </w:rPr>
-              <w:t xml:space="preserve">Incentives</w:t>
-            </w:r>
-          </w:p>
-        </w:tc>
-        <w:tc>
-          <w:tcPr>
-            <w:tcW w:type="dxa" w:w="4760"/>
-            <w:tcBorders>
-              <w:top w:val="single" w:color="D5DCE6" w:sz="1"/>
-              <w:left w:val="single" w:color="D5DCE6" w:sz="1"/>
-              <w:bottom w:val="single" w:color="D5DCE6" w:sz="1"/>
-              <w:right w:val="single" w:color="D5DCE6" w:sz="1"/>
-            </w:tcBorders>
-            <w:shd w:fill="FFFFFF" w:val="clear"/>
-            <w:tcMar>
-              <w:top w:type="dxa" w:w="50"/>
-              <w:left w:type="dxa" w:w="110"/>
-              <w:bottom w:type="dxa" w:w="50"/>
-              <w:right w:type="dxa" w:w="110"/>
-            </w:tcMar>
-            <w:vAlign w:val="center"/>
-          </w:tcPr>
-          <w:p>
-            <w:r>
-              <w:rPr>
-                <w:sz w:val="19"/>
-                <w:szCs w:val="19"/>
-              </w:rPr>
-              <w:t xml:space="preserve">State &amp; provincial program catalog</w:t>
+            <w:tcW w:type="dxa" w:w="2300"/>
+            <w:tcBorders>
+              <w:top w:val="single" w:color="D5DCE6" w:sz="1"/>
+              <w:left w:val="single" w:color="D5DCE6" w:sz="1"/>
+              <w:bottom w:val="single" w:color="D5DCE6" w:sz="1"/>
+              <w:right w:val="single" w:color="D5DCE6" w:sz="1"/>
+            </w:tcBorders>
+            <w:shd w:fill="FFFFFF" w:val="clear"/>
+            <w:tcMar>
+              <w:top w:type="dxa" w:w="50"/>
+              <w:left w:type="dxa" w:w="110"/>
+              <w:bottom w:type="dxa" w:w="50"/>
+              <w:right w:type="dxa" w:w="110"/>
+            </w:tcMar>
+            <w:vAlign w:val="center"/>
+          </w:tcPr>
+          <w:p>
+            <w:r>
+              <w:rPr>
+                <w:sz w:val="19"/>
+                <w:szCs w:val="19"/>
+              </w:rPr>
+              <w:t xml:space="preserve">Infrastructure</w:t>
+            </w:r>
+          </w:p>
+        </w:tc>
+        <w:tc>
+          <w:tcPr>
+            <w:tcW w:type="dxa" w:w="4660"/>
+            <w:tcBorders>
+              <w:top w:val="single" w:color="D5DCE6" w:sz="1"/>
+              <w:left w:val="single" w:color="D5DCE6" w:sz="1"/>
+              <w:bottom w:val="single" w:color="D5DCE6" w:sz="1"/>
+              <w:right w:val="single" w:color="D5DCE6" w:sz="1"/>
+            </w:tcBorders>
+            <w:shd w:fill="FFFFFF" w:val="clear"/>
+            <w:tcMar>
+              <w:top w:type="dxa" w:w="50"/>
+              <w:left w:type="dxa" w:w="110"/>
+              <w:bottom w:type="dxa" w:w="50"/>
+              <w:right w:type="dxa" w:w="110"/>
+            </w:tcMar>
+            <w:vAlign w:val="center"/>
+          </w:tcPr>
+          <w:p>
+            <w:r>
+              <w:rPr>
+                <w:sz w:val="19"/>
+                <w:szCs w:val="19"/>
+              </w:rPr>
+              <w:t xml:space="preserve">ASCE Infrastructure Report Card (state GPA)</w:t>
             </w:r>
           </w:p>
         </w:tc>
@@ -4894,7 +4440,7 @@
                 <w:sz w:val="19"/>
                 <w:szCs w:val="19"/>
               </w:rPr>
-              <w:t xml:space="preserve">State / province</w:t>
+              <w:t xml:space="preserve">State</w:t>
             </w:r>
           </w:p>
         </w:tc>
@@ -4902,57 +4448,57 @@
       <w:tr>
         <w:tc>
           <w:tcPr>
-            <w:tcW w:type="dxa" w:w="2200"/>
-            <w:tcBorders>
-              <w:top w:val="single" w:color="D5DCE6" w:sz="1"/>
-              <w:left w:val="single" w:color="D5DCE6" w:sz="1"/>
-              <w:bottom w:val="single" w:color="D5DCE6" w:sz="1"/>
-              <w:right w:val="single" w:color="D5DCE6" w:sz="1"/>
-            </w:tcBorders>
-            <w:shd w:fill="F4F7FB" w:val="clear"/>
-            <w:tcMar>
-              <w:top w:type="dxa" w:w="50"/>
-              <w:left w:type="dxa" w:w="110"/>
-              <w:bottom w:type="dxa" w:w="50"/>
-              <w:right w:type="dxa" w:w="110"/>
-            </w:tcMar>
-            <w:vAlign w:val="center"/>
-          </w:tcPr>
-          <w:p>
-            <w:r>
-              <w:rPr>
-                <w:sz w:val="19"/>
-                <w:szCs w:val="19"/>
-              </w:rPr>
-              <w:t xml:space="preserve">Canadian demographics / infra</w:t>
-            </w:r>
-          </w:p>
-        </w:tc>
-        <w:tc>
-          <w:tcPr>
-            <w:tcW w:type="dxa" w:w="4760"/>
-            <w:tcBorders>
-              <w:top w:val="single" w:color="D5DCE6" w:sz="1"/>
-              <w:left w:val="single" w:color="D5DCE6" w:sz="1"/>
-              <w:bottom w:val="single" w:color="D5DCE6" w:sz="1"/>
-              <w:right w:val="single" w:color="D5DCE6" w:sz="1"/>
-            </w:tcBorders>
-            <w:shd w:fill="F4F7FB" w:val="clear"/>
-            <w:tcMar>
-              <w:top w:type="dxa" w:w="50"/>
-              <w:left w:type="dxa" w:w="110"/>
-              <w:bottom w:type="dxa" w:w="50"/>
-              <w:right w:type="dxa" w:w="110"/>
-            </w:tcMar>
-            <w:vAlign w:val="center"/>
-          </w:tcPr>
-          <w:p>
-            <w:r>
-              <w:rPr>
-                <w:sz w:val="19"/>
-                <w:szCs w:val="19"/>
-              </w:rPr>
-              <w:t xml:space="preserve">StatCan Census + infrastructure layers</w:t>
+            <w:tcW w:type="dxa" w:w="2300"/>
+            <w:tcBorders>
+              <w:top w:val="single" w:color="D5DCE6" w:sz="1"/>
+              <w:left w:val="single" w:color="D5DCE6" w:sz="1"/>
+              <w:bottom w:val="single" w:color="D5DCE6" w:sz="1"/>
+              <w:right w:val="single" w:color="D5DCE6" w:sz="1"/>
+            </w:tcBorders>
+            <w:shd w:fill="F4F7FB" w:val="clear"/>
+            <w:tcMar>
+              <w:top w:type="dxa" w:w="50"/>
+              <w:left w:type="dxa" w:w="110"/>
+              <w:bottom w:type="dxa" w:w="50"/>
+              <w:right w:type="dxa" w:w="110"/>
+            </w:tcMar>
+            <w:vAlign w:val="center"/>
+          </w:tcPr>
+          <w:p>
+            <w:r>
+              <w:rPr>
+                <w:sz w:val="19"/>
+                <w:szCs w:val="19"/>
+              </w:rPr>
+              <w:t xml:space="preserve">County centroids / place geocoding</w:t>
+            </w:r>
+          </w:p>
+        </w:tc>
+        <w:tc>
+          <w:tcPr>
+            <w:tcW w:type="dxa" w:w="4660"/>
+            <w:tcBorders>
+              <w:top w:val="single" w:color="D5DCE6" w:sz="1"/>
+              <w:left w:val="single" w:color="D5DCE6" w:sz="1"/>
+              <w:bottom w:val="single" w:color="D5DCE6" w:sz="1"/>
+              <w:right w:val="single" w:color="D5DCE6" w:sz="1"/>
+            </w:tcBorders>
+            <w:shd w:fill="F4F7FB" w:val="clear"/>
+            <w:tcMar>
+              <w:top w:type="dxa" w:w="50"/>
+              <w:left w:type="dxa" w:w="110"/>
+              <w:bottom w:type="dxa" w:w="50"/>
+              <w:right w:type="dxa" w:w="110"/>
+            </w:tcMar>
+            <w:vAlign w:val="center"/>
+          </w:tcPr>
+          <w:p>
+            <w:r>
+              <w:rPr>
+                <w:sz w:val="19"/>
+                <w:szCs w:val="19"/>
+              </w:rPr>
+              <w:t xml:space="preserve">US Census Gazetteer</w:t>
             </w:r>
           </w:p>
         </w:tc>
@@ -4980,7 +4526,7 @@
                 <w:sz w:val="19"/>
                 <w:szCs w:val="19"/>
               </w:rPr>
-              <w:t xml:space="preserve">CDUID</w:t>
+              <w:t xml:space="preserve">FIPS / place name</w:t>
             </w:r>
           </w:p>
         </w:tc>
@@ -4988,7 +4534,179 @@
       <w:tr>
         <w:tc>
           <w:tcPr>
-            <w:tcW w:type="dxa" w:w="2200"/>
+            <w:tcW w:type="dxa" w:w="2300"/>
+            <w:tcBorders>
+              <w:top w:val="single" w:color="D5DCE6" w:sz="1"/>
+              <w:left w:val="single" w:color="D5DCE6" w:sz="1"/>
+              <w:bottom w:val="single" w:color="D5DCE6" w:sz="1"/>
+              <w:right w:val="single" w:color="D5DCE6" w:sz="1"/>
+            </w:tcBorders>
+            <w:shd w:fill="FFFFFF" w:val="clear"/>
+            <w:tcMar>
+              <w:top w:type="dxa" w:w="50"/>
+              <w:left w:type="dxa" w:w="110"/>
+              <w:bottom w:type="dxa" w:w="50"/>
+              <w:right w:type="dxa" w:w="110"/>
+            </w:tcMar>
+            <w:vAlign w:val="center"/>
+          </w:tcPr>
+          <w:p>
+            <w:r>
+              <w:rPr>
+                <w:sz w:val="19"/>
+                <w:szCs w:val="19"/>
+              </w:rPr>
+              <w:t xml:space="preserve">Incentives</w:t>
+            </w:r>
+          </w:p>
+        </w:tc>
+        <w:tc>
+          <w:tcPr>
+            <w:tcW w:type="dxa" w:w="4660"/>
+            <w:tcBorders>
+              <w:top w:val="single" w:color="D5DCE6" w:sz="1"/>
+              <w:left w:val="single" w:color="D5DCE6" w:sz="1"/>
+              <w:bottom w:val="single" w:color="D5DCE6" w:sz="1"/>
+              <w:right w:val="single" w:color="D5DCE6" w:sz="1"/>
+            </w:tcBorders>
+            <w:shd w:fill="FFFFFF" w:val="clear"/>
+            <w:tcMar>
+              <w:top w:type="dxa" w:w="50"/>
+              <w:left w:type="dxa" w:w="110"/>
+              <w:bottom w:type="dxa" w:w="50"/>
+              <w:right w:type="dxa" w:w="110"/>
+            </w:tcMar>
+            <w:vAlign w:val="center"/>
+          </w:tcPr>
+          <w:p>
+            <w:r>
+              <w:rPr>
+                <w:sz w:val="19"/>
+                <w:szCs w:val="19"/>
+              </w:rPr>
+              <w:t xml:space="preserve">State &amp; provincial program catalog</w:t>
+            </w:r>
+          </w:p>
+        </w:tc>
+        <w:tc>
+          <w:tcPr>
+            <w:tcW w:type="dxa" w:w="2400"/>
+            <w:tcBorders>
+              <w:top w:val="single" w:color="D5DCE6" w:sz="1"/>
+              <w:left w:val="single" w:color="D5DCE6" w:sz="1"/>
+              <w:bottom w:val="single" w:color="D5DCE6" w:sz="1"/>
+              <w:right w:val="single" w:color="D5DCE6" w:sz="1"/>
+            </w:tcBorders>
+            <w:shd w:fill="FFFFFF" w:val="clear"/>
+            <w:tcMar>
+              <w:top w:type="dxa" w:w="50"/>
+              <w:left w:type="dxa" w:w="110"/>
+              <w:bottom w:type="dxa" w:w="50"/>
+              <w:right w:type="dxa" w:w="110"/>
+            </w:tcMar>
+            <w:vAlign w:val="center"/>
+          </w:tcPr>
+          <w:p>
+            <w:r>
+              <w:rPr>
+                <w:sz w:val="19"/>
+                <w:szCs w:val="19"/>
+              </w:rPr>
+              <w:t xml:space="preserve">State / province</w:t>
+            </w:r>
+          </w:p>
+        </w:tc>
+      </w:tr>
+      <w:tr>
+        <w:tc>
+          <w:tcPr>
+            <w:tcW w:type="dxa" w:w="2300"/>
+            <w:tcBorders>
+              <w:top w:val="single" w:color="D5DCE6" w:sz="1"/>
+              <w:left w:val="single" w:color="D5DCE6" w:sz="1"/>
+              <w:bottom w:val="single" w:color="D5DCE6" w:sz="1"/>
+              <w:right w:val="single" w:color="D5DCE6" w:sz="1"/>
+            </w:tcBorders>
+            <w:shd w:fill="F4F7FB" w:val="clear"/>
+            <w:tcMar>
+              <w:top w:type="dxa" w:w="50"/>
+              <w:left w:type="dxa" w:w="110"/>
+              <w:bottom w:type="dxa" w:w="50"/>
+              <w:right w:type="dxa" w:w="110"/>
+            </w:tcMar>
+            <w:vAlign w:val="center"/>
+          </w:tcPr>
+          <w:p>
+            <w:r>
+              <w:rPr>
+                <w:sz w:val="19"/>
+                <w:szCs w:val="19"/>
+              </w:rPr>
+              <w:t xml:space="preserve">Canada demographics / infrastructure</w:t>
+            </w:r>
+          </w:p>
+        </w:tc>
+        <w:tc>
+          <w:tcPr>
+            <w:tcW w:type="dxa" w:w="4660"/>
+            <w:tcBorders>
+              <w:top w:val="single" w:color="D5DCE6" w:sz="1"/>
+              <w:left w:val="single" w:color="D5DCE6" w:sz="1"/>
+              <w:bottom w:val="single" w:color="D5DCE6" w:sz="1"/>
+              <w:right w:val="single" w:color="D5DCE6" w:sz="1"/>
+            </w:tcBorders>
+            <w:shd w:fill="F4F7FB" w:val="clear"/>
+            <w:tcMar>
+              <w:top w:type="dxa" w:w="50"/>
+              <w:left w:type="dxa" w:w="110"/>
+              <w:bottom w:type="dxa" w:w="50"/>
+              <w:right w:type="dxa" w:w="110"/>
+            </w:tcMar>
+            <w:vAlign w:val="center"/>
+          </w:tcPr>
+          <w:p>
+            <w:r>
+              <w:rPr>
+                <w:sz w:val="19"/>
+                <w:szCs w:val="19"/>
+              </w:rPr>
+              <w:t xml:space="preserve">StatCan Census + layers</w:t>
+            </w:r>
+          </w:p>
+        </w:tc>
+        <w:tc>
+          <w:tcPr>
+            <w:tcW w:type="dxa" w:w="2400"/>
+            <w:tcBorders>
+              <w:top w:val="single" w:color="D5DCE6" w:sz="1"/>
+              <w:left w:val="single" w:color="D5DCE6" w:sz="1"/>
+              <w:bottom w:val="single" w:color="D5DCE6" w:sz="1"/>
+              <w:right w:val="single" w:color="D5DCE6" w:sz="1"/>
+            </w:tcBorders>
+            <w:shd w:fill="F4F7FB" w:val="clear"/>
+            <w:tcMar>
+              <w:top w:type="dxa" w:w="50"/>
+              <w:left w:type="dxa" w:w="110"/>
+              <w:bottom w:type="dxa" w:w="50"/>
+              <w:right w:type="dxa" w:w="110"/>
+            </w:tcMar>
+            <w:vAlign w:val="center"/>
+          </w:tcPr>
+          <w:p>
+            <w:r>
+              <w:rPr>
+                <w:sz w:val="19"/>
+                <w:szCs w:val="19"/>
+              </w:rPr>
+              <w:t xml:space="preserve">CDUID</w:t>
+            </w:r>
+          </w:p>
+        </w:tc>
+      </w:tr>
+      <w:tr>
+        <w:tc>
+          <w:tcPr>
+            <w:tcW w:type="dxa" w:w="2300"/>
             <w:tcBorders>
               <w:top w:val="single" w:color="D5DCE6" w:sz="1"/>
               <w:left w:val="single" w:color="D5DCE6" w:sz="1"/>
@@ -5016,7 +4734,7 @@
         </w:tc>
         <w:tc>
           <w:tcPr>
-            <w:tcW w:type="dxa" w:w="4760"/>
+            <w:tcW w:type="dxa" w:w="4660"/>
             <w:tcBorders>
               <w:top w:val="single" w:color="D5DCE6" w:sz="1"/>
               <w:left w:val="single" w:color="D5DCE6" w:sz="1"/>
@@ -5095,10 +4813,22 @@
           <w:b/>
           <w:bCs/>
         </w:rPr>
-        <w:t xml:space="preserve">Infrastructure (power) </w:t>
-      </w:r>
-      <w:r>
-        <w:t xml:space="preserve">is not yet county-tagged — that dimension currently scores null.</w:t>
+        <w:t xml:space="preserve">ASCE grades: </w:t>
+      </w:r>
+      <w:r>
+        <w:t xml:space="preserve">TX, CA, FL are verified from ASCE; the remaining states are a best-effort set in </w:t>
+      </w:r>
+      <w:r>
+        <w:rPr>
+          <w:rFonts w:ascii="Consolas" w:cs="Consolas" w:eastAsia="Consolas" w:hAnsi="Consolas"/>
+          <w:color w:val="39455A"/>
+          <w:sz w:val="19"/>
+          <w:szCs w:val="19"/>
+        </w:rPr>
+        <w:t xml:space="preserve">state_infrastructure_grades.json</w:t>
+      </w:r>
+      <w:r>
+        <w:t xml:space="preserve"> — verify and edit.</w:t>
       </w:r>
     </w:p>
     <w:p>
@@ -5135,10 +4865,10 @@
           <w:b/>
           <w:bCs/>
         </w:rPr>
-        <w:t xml:space="preserve">Member counties </w:t>
-      </w:r>
-      <w:r>
-        <w:t xml:space="preserve">for regional/utility EDOs are largely tagged to their home county pending full enumeration.</w:t>
+        <w:t xml:space="preserve">Market proximity &amp; the map are US-only </w:t>
+      </w:r>
+      <w:r>
+        <w:t xml:space="preserve">(county centroids); Canadian proximity needs StatCan CD centroids.</w:t>
       </w:r>
     </w:p>
     <w:p>
@@ -5155,10 +4885,10 @@
           <w:b/>
           <w:bCs/>
         </w:rPr>
-        <w:t xml:space="preserve">Infant mortality </w:t>
-      </w:r>
-      <w:r>
-        <w:t xml:space="preserve">is averaged across the source's race breakdown into a single community-health indicator.</w:t>
+        <w:t xml:space="preserve">Member counties </w:t>
+      </w:r>
+      <w:r>
+        <w:t xml:space="preserve">for regional/utility EDOs are largely tagged to their home county pending full enumeration.</w:t>
       </w:r>
     </w:p>
     <w:p>
@@ -5178,7 +4908,7 @@
         <w:t xml:space="preserve">Rationale </w:t>
       </w:r>
       <w:r>
-        <w:t xml:space="preserve">is currently generated by a deterministic template; an optional LLM-written version can replace it without changing the ranking.</w:t>
+        <w:t xml:space="preserve">is template-generated; an optional LLM-written version can replace it without changing the ranking.</w:t>
       </w:r>
     </w:p>
     <w:sectPr>
@@ -5638,23 +5368,5 @@
       <w:szCs w:val="25"/>
     </w:rPr>
   </w:style>
-  <w:style w:type="paragraph" w:styleId="Heading3">
-    <w:name w:val="Heading 3"/>
-    <w:basedOn w:val="Normal"/>
-    <w:next w:val="Normal"/>
-    <w:qFormat/>
-    <w:pPr>
-      <w:spacing w:after="80" w:before="160"/>
-      <w:outlineLvl w:val="2"/>
-    </w:pPr>
-    <w:rPr>
-      <w:rFonts w:ascii="Calibri" w:cs="Calibri" w:eastAsia="Calibri" w:hAnsi="Calibri"/>
-      <w:b/>
-      <w:bCs/>
-      <w:color w:val="3A4658"/>
-      <w:sz w:val="22"/>
-      <w:szCs w:val="22"/>
-    </w:rPr>
-  </w:style>
 </w:styles>
 </file>
--- a/FastLocations_Technical_and_Scoring_Guide.docx
+++ b/FastLocations_Technical_and_Scoring_Guide.docx
@@ -125,13 +125,13 @@
         <w:rPr>
           <w:color w:val="6B7787"/>
         </w:rPr>
-        <w:t xml:space="preserve">Version 2.1  </w:t>
+        <w:t xml:space="preserve">Version 2.2  </w:t>
       </w:r>
       <w:r>
         <w:rPr>
           <w:color w:val="6B7787"/>
         </w:rPr>
-        <w:t xml:space="preserve">· Generated 2026-07-06, updated 2026-09-06 (DAI dimension)</w:t>
+        <w:t xml:space="preserve">· Generated 2026-07-06, updated 2026-09-06 (DAI dimension; cost ranked within market-size tiers)</w:t>
       </w:r>
     </w:p>
     <w:p>
@@ -873,7 +873,7 @@
         <w:t xml:space="preserve">Absolute, nationally anchored. </w:t>
       </w:r>
       <w:r>
-        <w:t xml:space="preserve">Every metric is percentile-ranked against the WHOLE selected-country set - not just the candidates that pass the query's filters. So a FastLocations Score means the same thing in a nationwide search and a single-state search: it is the county's standing against the country, not against whatever survived the filter.</w:t>
+        <w:t xml:space="preserve">Every metric is percentile-ranked against the WHOLE selected-country set (cost against markets of its own size, see 3.3) - not just the candidates that pass the query's filters. So a FastLocations Score means the same thing in a nationwide search and a single-state search: it is the county's standing against the country, not against whatever survived the filter.</w:t>
       </w:r>
     </w:p>
     <w:p>
@@ -1144,6 +1144,22 @@
       </w:r>
       <w:r>
         <w:t xml:space="preserve"> for a candidate are skipped and the average renormalises over the rest.</w:t>
+      </w:r>
+    </w:p>
+    <w:p>
+      <w:pPr>
+        <w:spacing w:after="120" w:line="276"/>
+      </w:pPr>
+      <w:r>
+        <w:t xml:space="preserve">One exception: the Cost dimension is percentile-ranked within four market-size tiers rather than against the whole country. The tiers are by regional catchment, the same reach measure the reliability damping uses: under 100,000; 100,000 to 500,000; 500,000 to 2 million; and 2 million or more (about 600, 1,300, 1,000 and 200 US counties respectively). A cost sub-score therefore means "how expensive is this market for one of its size", and every tier averages about 50, so no size class is systematically cheap or dear. Canada is a single tier: its catchments are an order of magnitude smaller and tiers would leave two or three census divisions ranking against each other. The tiers and the set of tiered dimensions are COST_TIERS and TIERED_DIMS in scorer.py.</w:t>
+      </w:r>
+    </w:p>
+    <w:p>
+      <w:pPr>
+        <w:spacing w:after="120" w:line="276"/>
+      </w:pPr>
+      <w:r>
+        <w:t xml:space="preserve">Why: ranked nationally, every large metro sat in the bottom decile on cost simply because wages rise with market size (Seattle 1, Santa Clara 0, Phoenix 10, San Diego 5, Las Vegas 25), and with cost, real estate and safety carrying 28% of the default weight that stack cost the big western markets 7 to 11 points of weighted total - the gap between rank 200 and the top 10. Measured before adopting in 2.2: Phoenix 10 to 49, Las Vegas 25 to 72, Riverside 22 to 63, San Diego 5 to 31; the losers are small Midwest counties that had been credited for cheapness against the whole country. It does not lift the dearest coastal metros (Seattle 1 to 12, Santa Clara 0 to 3), which are the most expensive markets even among big ones - that is a weighting question (the R&amp;D preset runs cost at 5), not a ranking one. Real estate was measured too and stays national.</w:t>
       </w:r>
     </w:p>
     <w:p>
@@ -2668,7 +2684,7 @@
                 <w:sz w:val="18"/>
                 <w:szCs w:val="18"/>
               </w:rPr>
-              <w:t xml:space="preserve">US: median household income + wealth/cost-of-living index.  CA: median household income.</w:t>
+              <w:t xml:space="preserve">US: median household income + BEA employer earnings + wealth/cost-of-living index, plus wage headroom against the project's target wage when one is given; ranked within market-size tiers (see 3.3).  CA: median household income.</w:t>
             </w:r>
           </w:p>
         </w:tc>

--- a/FastLocations_Technical_and_Scoring_Guide.docx
+++ b/FastLocations_Technical_and_Scoring_Guide.docx
@@ -125,13 +125,13 @@
         <w:rPr>
           <w:color w:val="6B7787"/>
         </w:rPr>
-        <w:t xml:space="preserve">Version 2.2  </w:t>
+        <w:t xml:space="preserve">Version 2.3  </w:t>
       </w:r>
       <w:r>
         <w:rPr>
           <w:color w:val="6B7787"/>
         </w:rPr>
-        <w:t xml:space="preserve">· Generated 2026-07-06, updated 2026-09-06 (DAI dimension; cost ranked within market-size tiers)</w:t>
+        <w:t xml:space="preserve">· Generated 2026-07-06, updated 2026-09-10 (DAI folded into Workforce; Top 5 spread across regions)</w:t>
       </w:r>
     </w:p>
     <w:p>
@@ -153,7 +153,7 @@
         <w:spacing w:after="120" w:line="276"/>
       </w:pPr>
       <w:r>
-        <w:t xml:space="preserve">A site consultant fills out an intake form describing a location project. The engine compares those requirements against demographic, workforce, infrastructure, cost, incentive, safety, livability, innovation, DAI, and water-risk data across the United States and Canada, and returns the strongest matches - each with a FastLocations Score (0-100), the economic-development organization (EDO) that serves it, an MSA label, a locator-map pin, and a written rationale.</w:t>
+        <w:t xml:space="preserve">A site consultant fills out an intake form describing a location project. The engine compares those requirements against demographic, workforce, infrastructure, cost, incentive, safety, livability, innovation, and water-risk data across the United States and Canada, and returns the strongest matches - each with a FastLocations Score (0-100), the economic-development organization (EDO) that serves it, an MSA label, a locator-map pin, and a written rationale.</w:t>
       </w:r>
     </w:p>
     <w:p>
@@ -810,7 +810,27 @@
         <w:t xml:space="preserve">python test_scorer.py</w:t>
       </w:r>
       <w:r>
-        <w:t xml:space="preserve"> runs 42 invariant checks (determinism, score bounds, tie handling, national anchoring, filters, staffability, right-to-work, coverage bonus, Canadian null handling, the DAI dimension and its fixed 7% weight, and more). Run it after any change to the engine.</w:t>
+        <w:t xml:space="preserve"> runs 47 invariant checks (determinism, score bounds, tie handling, national anchoring, filters, staffability, right-to-work, coverage bonus, Canadian null handling, the DAI score's fixed share of Workforce, the regional spread of the Top 5, and more). Run it after any change to the engine.</w:t>
+      </w:r>
+    </w:p>
+    <w:p>
+      <w:pPr>
+        <w:spacing w:after="120" w:line="276"/>
+      </w:pPr>
+      <w:r>
+        <w:t xml:space="preserve">Regional balance: </w:t>
+      </w:r>
+      <w:r>
+        <w:rPr>
+          <w:rFonts w:ascii="Consolas" w:cs="Consolas" w:eastAsia="Consolas" w:hAnsi="Consolas"/>
+          <w:color w:val="39455A"/>
+          <w:sz w:val="19"/>
+          <w:szCs w:val="19"/>
+        </w:rPr>
+        <w:t xml:space="preserve">python check_regional_balance.py</w:t>
+      </w:r>
+      <w:r>
+        <w:t xml:space="preserve"> reports how evenly the Top 5 spreads across US regions and where customer-EDO coverage is thin. Re-run it whenever the EDO list changes (see 3.11).</w:t>
       </w:r>
     </w:p>
     <w:p>
@@ -993,7 +1013,7 @@
         <w:spacing w:after="60"/>
       </w:pPr>
       <w:r>
-        <w:t xml:space="preserve">Score all twelve dimensions over the reference set (national anchor).</w:t>
+        <w:t xml:space="preserve">Score all eleven dimensions over the reference set (national anchor).</w:t>
       </w:r>
     </w:p>
     <w:p>
@@ -1019,7 +1039,7 @@
         <w:spacing w:after="60"/>
       </w:pPr>
       <w:r>
-        <w:t xml:space="preserve">For each candidate: weighted total -&gt; reliability damping -&gt; preferred + coverage bonuses -&gt; FastLocations Score.</w:t>
+        <w:t xml:space="preserve">For each candidate: weighted total -&gt; reliability damping -&gt; preferred, coverage and property bonuses -&gt; FastLocations Score.</w:t>
       </w:r>
     </w:p>
     <w:p>
@@ -1032,7 +1052,7 @@
         <w:spacing w:after="60"/>
       </w:pPr>
       <w:r>
-        <w:t xml:space="preserve">Roll up to serving EDO; split into Primary (distinct customers, with backfill) and Other Notable (top non-customers).</w:t>
+        <w:t xml:space="preserve">Roll up to serving EDO; split into Primary (distinct customers, with backfill) and Other Notable (top non-customers). The Top-N takes at most two results per state or province and, first, one per region (see 3.11).</w:t>
       </w:r>
     </w:p>
     <w:p>
@@ -1176,7 +1196,7 @@
         <w:spacing w:after="120" w:line="276"/>
       </w:pPr>
       <w:r>
-        <w:t xml:space="preserve">The twelve dimension sub-scores are combined using the project's weight sliders (which the form normalises to sum to 1):</w:t>
+        <w:t xml:space="preserve">The eleven dimension sub-scores are combined using the project's weight sliders (which the form normalises to sum to 1):</w:t>
       </w:r>
     </w:p>
     <w:tbl>
@@ -1700,7 +1720,7 @@
         <w:spacing w:after="120" w:line="276"/>
       </w:pPr>
       <w:r>
-        <w:t xml:space="preserve">critical_thinking no longer appears here. It is the DAI score, and until version 2.0 it counted double inside Workforce. As of 2.1 it is the DAI dimension in its own right (see 3.9), so it carries a slider weight rather than a metric weight.</w:t>
+        <w:t xml:space="preserve">critical_thinking no longer appears here. It is the DAI score: until version 2.0 it counted double inside Workforce as an ordinary metric, in 2.1 and 2.2 it was a dimension of its own, and as of 2.3 it is back inside Workforce at a fixed share of the dimension rather than as a metric weight (see 3.9).</w:t>
       </w:r>
     </w:p>
     <w:p>
@@ -1794,7 +1814,7 @@
         <w:spacing w:after="100" w:before="220"/>
       </w:pPr>
       <w:r>
-        <w:t xml:space="preserve">3.7 Preferred &amp; coverage bonuses (applied to headroom)</w:t>
+        <w:t xml:space="preserve">3.7 Preferred, coverage &amp; property bonuses (applied to headroom)</w:t>
       </w:r>
     </w:p>
     <w:p>
@@ -1802,7 +1822,7 @@
         <w:spacing w:after="120" w:line="276"/>
       </w:pPr>
       <w:r>
-        <w:t xml:space="preserve">Two additive bonuses reward a match without letting a strong county pin at 100 (which would tie the top results and hide their true order). They are applied to the REMAINING headroom above the damped score:</w:t>
+        <w:t xml:space="preserve">Three additive bonuses reward a match without letting a strong county pin at 100 (which would tie the top results and hide their true order). They are applied to the REMAINING headroom above the damped score:</w:t>
       </w:r>
     </w:p>
     <w:tbl>
@@ -1845,7 +1865,7 @@
                 <w:sz w:val="19"/>
                 <w:szCs w:val="19"/>
               </w:rPr>
-              <w:t xml:space="preserve">FastLocations Score = damped + (100 - damped) x min( (preferred + coverage) / 40, 1 )</w:t>
+              <w:t xml:space="preserve">FastLocations Score = damped + (100 - damped) x min( (preferred + coverage + property) / 40, 1 )</w:t>
             </w:r>
           </w:p>
         </w:tc>
@@ -2207,10 +2227,38 @@
     </w:tbl>
     <w:p>
       <w:pPr>
+        <w:pStyle w:val="ListParagraph"/>
+        <w:numPr>
+          <w:ilvl w:val="0"/>
+          <w:numId w:val="2"/>
+        </w:numPr>
+        <w:spacing w:after="60"/>
+      </w:pPr>
+      <w:r>
+        <w:rPr>
+          <w:b/>
+          <w:bCs/>
+        </w:rPr>
+        <w:t xml:space="preserve">Property bonus </w:t>
+      </w:r>
+      <w:r>
+        <w:t xml:space="preserve">(up to +5) when a serving EDO has live property listings, scaled by how specific that EDO is: factor = 1 / (1 + territory counties / 25), so a single-county EDO's listings count almost in full and a statewide agency's barely register. The most specific property-holding EDO sets the bonus (PROPERTY_BONUS and PROPERTY_SCOPE_K in scorer.py).</w:t>
+      </w:r>
+    </w:p>
+    <w:p>
+      <w:pPr>
         <w:spacing w:after="120" w:line="276"/>
       </w:pPr>
       <w:r>
         <w:t xml:space="preserve">At typical scores each bonus adds roughly its face value; near the top it tapers so ordering is preserved and nothing clamps at 100.</w:t>
+      </w:r>
+    </w:p>
+    <w:p>
+      <w:pPr>
+        <w:spacing w:after="120" w:line="276"/>
+      </w:pPr>
+      <w:r>
+        <w:t xml:space="preserve">Together the coverage and property bonuses can add 10 to 14 points to a strong market - more than the spread between the top markets' weighted totals - so where customer EDOs are strongly shapes which regions reach the Top 5 (see 3.11).</w:t>
       </w:r>
     </w:p>
     <w:p>
@@ -2318,7 +2366,7 @@
                 <w:sz w:val="19"/>
                 <w:szCs w:val="19"/>
               </w:rPr>
-              <w:t xml:space="preserve">SCORE    = damped + (100 - damped)*min( (pref+cov)/40, 1 )</w:t>
+              <w:t xml:space="preserve">SCORE    = damped + (100 - damped)*min( (pref+cov+prop)/40, 1 )</w:t>
             </w:r>
           </w:p>
         </w:tc>
@@ -2335,7 +2383,7 @@
         <w:spacing w:after="100" w:before="220"/>
       </w:pPr>
       <w:r>
-        <w:t xml:space="preserve">3.9 The twelve dimensions</w:t>
+        <w:t xml:space="preserve">3.9 The eleven dimensions</w:t>
       </w:r>
     </w:p>
     <w:p>
@@ -2343,7 +2391,7 @@
         <w:spacing w:after="120" w:line="276"/>
       </w:pPr>
       <w:r>
-        <w:t xml:space="preserve">Default weights shown (they sum to 100); the form's sliders and use-type presets override them, except that DAI is held at 7 in every preset. Each dimension is scored differently for the US and Canadian spines because the available data differs.</w:t>
+        <w:t xml:space="preserve">Default weights shown (they sum to 100); the form's sliders and use-type presets override them. Each dimension is scored differently for the US and Canadian spines because the available data differs.</w:t>
       </w:r>
     </w:p>
     <w:tbl>
@@ -2542,7 +2590,7 @@
                 <w:sz w:val="18"/>
                 <w:szCs w:val="18"/>
               </w:rPr>
-              <w:t xml:space="preserve">16</w:t>
+              <w:t xml:space="preserve">23</w:t>
             </w:r>
           </w:p>
         </w:tc>
@@ -2570,7 +2618,7 @@
                 <w:sz w:val="18"/>
                 <w:szCs w:val="18"/>
               </w:rPr>
-              <w:t xml:space="preserve">US: labor availability (low unemployment), staffability (can the market supply the start-up headcount, from labor force + population + recruitable pool), employee availability (recruitable slack), shift fit (mean hours worked - only when 2/3/continuous shifts), prime working-age share, skill supply (x1.5, only when skill profiles are selected).  CA: unemployment + staffability + skill supply.</w:t>
+              <w:t xml:space="preserve">US: labor availability (low unemployment), staffability (can the market supply the start-up headcount, from labor force + population + recruitable pool), employee availability (recruitable slack), shift fit (mean hours worked - only when 2/3/continuous shifts), prime working-age share, skill supply (x1.5, only when skill profiles are selected); blended with the county DAI score at a fixed 7/23 of the dimension (see below).  CA: unemployment + staffability + skill supply (no DAI).</w:t>
             </w:r>
           </w:p>
         </w:tc>
@@ -3743,120 +3791,6 @@
           </w:p>
         </w:tc>
       </w:tr>
-      <w:tr>
-        <w:tc>
-          <w:tcPr>
-            <w:tcW w:type="dxa" w:w="1450"/>
-            <w:tcBorders>
-              <w:top w:val="single" w:color="D5DCE6" w:sz="1"/>
-              <w:left w:val="single" w:color="D5DCE6" w:sz="1"/>
-              <w:bottom w:val="single" w:color="D5DCE6" w:sz="1"/>
-              <w:right w:val="single" w:color="D5DCE6" w:sz="1"/>
-            </w:tcBorders>
-            <w:shd w:fill="F4F7FB" w:val="clear"/>
-            <w:tcMar>
-              <w:top w:type="dxa" w:w="50"/>
-              <w:left w:type="dxa" w:w="100"/>
-              <w:bottom w:type="dxa" w:w="50"/>
-              <w:right w:type="dxa" w:w="100"/>
-            </w:tcMar>
-            <w:vAlign w:val="center"/>
-          </w:tcPr>
-          <w:p>
-            <w:r>
-              <w:rPr>
-                <w:sz w:val="18"/>
-                <w:szCs w:val="18"/>
-              </w:rPr>
-              <w:t xml:space="preserve">DAI</w:t>
-            </w:r>
-          </w:p>
-        </w:tc>
-        <w:tc>
-          <w:tcPr>
-            <w:tcW w:type="dxa" w:w="320"/>
-            <w:tcBorders>
-              <w:top w:val="single" w:color="D5DCE6" w:sz="1"/>
-              <w:left w:val="single" w:color="D5DCE6" w:sz="1"/>
-              <w:bottom w:val="single" w:color="D5DCE6" w:sz="1"/>
-              <w:right w:val="single" w:color="D5DCE6" w:sz="1"/>
-            </w:tcBorders>
-            <w:shd w:fill="F4F7FB" w:val="clear"/>
-            <w:tcMar>
-              <w:top w:type="dxa" w:w="50"/>
-              <w:left w:type="dxa" w:w="100"/>
-              <w:bottom w:type="dxa" w:w="50"/>
-              <w:right w:type="dxa" w:w="100"/>
-            </w:tcMar>
-            <w:vAlign w:val="center"/>
-          </w:tcPr>
-          <w:p>
-            <w:r>
-              <w:rPr>
-                <w:sz w:val="18"/>
-                <w:szCs w:val="18"/>
-              </w:rPr>
-              <w:t xml:space="preserve">7</w:t>
-            </w:r>
-          </w:p>
-        </w:tc>
-        <w:tc>
-          <w:tcPr>
-            <w:tcW w:type="dxa" w:w="5180"/>
-            <w:tcBorders>
-              <w:top w:val="single" w:color="D5DCE6" w:sz="1"/>
-              <w:left w:val="single" w:color="D5DCE6" w:sz="1"/>
-              <w:bottom w:val="single" w:color="D5DCE6" w:sz="1"/>
-              <w:right w:val="single" w:color="D5DCE6" w:sz="1"/>
-            </w:tcBorders>
-            <w:shd w:fill="F4F7FB" w:val="clear"/>
-            <w:tcMar>
-              <w:top w:type="dxa" w:w="50"/>
-              <w:left w:type="dxa" w:w="100"/>
-              <w:bottom w:type="dxa" w:w="50"/>
-              <w:right w:type="dxa" w:w="100"/>
-            </w:tcMar>
-            <w:vAlign w:val="center"/>
-          </w:tcPr>
-          <w:p>
-            <w:r>
-              <w:rPr>
-                <w:sz w:val="18"/>
-                <w:szCs w:val="18"/>
-              </w:rPr>
-              <w:t xml:space="preserve">US: the county DAI score (0-100) from DAI.csv via county_dai.json. A single metric, so the sub-score is the county's national percentile on DAI and its share of the total is exactly its weight. Fixed at 7 in the defaults and in every use-type preset.  CA: no equivalent - null, and the other weights renormalise.</w:t>
-            </w:r>
-          </w:p>
-        </w:tc>
-        <w:tc>
-          <w:tcPr>
-            <w:tcW w:type="dxa" w:w="2410"/>
-            <w:tcBorders>
-              <w:top w:val="single" w:color="D5DCE6" w:sz="1"/>
-              <w:left w:val="single" w:color="D5DCE6" w:sz="1"/>
-              <w:bottom w:val="single" w:color="D5DCE6" w:sz="1"/>
-              <w:right w:val="single" w:color="D5DCE6" w:sz="1"/>
-            </w:tcBorders>
-            <w:shd w:fill="F4F7FB" w:val="clear"/>
-            <w:tcMar>
-              <w:top w:type="dxa" w:w="50"/>
-              <w:left w:type="dxa" w:w="100"/>
-              <w:bottom w:type="dxa" w:w="50"/>
-              <w:right w:type="dxa" w:w="100"/>
-            </w:tcMar>
-            <w:vAlign w:val="center"/>
-          </w:tcPr>
-          <w:p>
-            <w:r>
-              <w:rPr>
-                <w:sz w:val="18"/>
-                <w:szCs w:val="18"/>
-              </w:rPr>
-              <w:t xml:space="preserve">higher</w:t>
-            </w:r>
-          </w:p>
-        </w:tc>
-      </w:tr>
     </w:tbl>
     <w:p>
       <w:pPr>
@@ -3864,7 +3798,7 @@
         <w:spacing w:after="80" w:before="180"/>
       </w:pPr>
       <w:r>
-        <w:t xml:space="preserve">The DAI dimension</w:t>
+        <w:t xml:space="preserve">The DAI score inside Workforce</w:t>
       </w:r>
     </w:p>
     <w:p>
@@ -3872,7 +3806,7 @@
         <w:spacing w:after="120" w:line="276"/>
       </w:pPr>
       <w:r>
-        <w:t xml:space="preserve">The DAI score is a 0-100 county index (higher is better) supplied as a hand-maintained table, DAI.csv (NAME, STATE, FIPS, DAI Score). build_county_dai.py reads it into county_dai.json, which the engine overlays onto the US county features at startup. Until version 2.0 the same numbers travelled inside county_features.json as the critical_thinking metric and counted double within Workforce, where their share of the final score drifted with the Workforce slider and with how many Workforce metrics a query populated (roughly 4-6%), and nothing on the form showed them.</w:t>
+        <w:t xml:space="preserve">The DAI score is a 0-100 county index (higher is better) supplied as a hand-maintained table, DAI.csv (NAME, STATE, FIPS, DAI Score). build_county_dai.py reads it into county_dai.json, which the engine overlays onto the US county features at startup. Until version 2.0 the same numbers travelled inside county_features.json as the critical_thinking metric and counted double within Workforce, where their share of the final score drifted with how many Workforce metrics a query populated (roughly 4-6%). In 2.1 and 2.2 DAI was a twelfth dimension with its own slider, held at 7 in every use-type preset.</w:t>
       </w:r>
     </w:p>
     <w:p>
@@ -3880,7 +3814,18 @@
         <w:spacing w:after="120" w:line="276"/>
       </w:pPr>
       <w:r>
-        <w:t xml:space="preserve">As of 2.1 DAI is a dimension of its own with a default weight of 0.07, and every use-type preset on the intake form (manufacturing, warehouse / distribution, data center, office, R&amp;D, flex, mixed) carries it at 7 of 100, so it holds approximately 7% of the weighted total under every scenario unless the user moves the slider. It left Workforce at the same time, so it is never counted twice. A saved scenario from before 2.1 that carries no DAI weight still receives the 0.07 default, which works out to about 6.5% once the older weights are renormalised alongside it.</w:t>
+        <w:t xml:space="preserve">As of 2.3 the DAI slider is folded into the Workforce slider, and the form no longer names DAI. The engine still scores DAI on its own - the county's national percentile on the single DAI metric - and then blends it into the Workforce sub-score at a fixed share:</w:t>
+      </w:r>
+    </w:p>
+    <w:p>
+      <w:r>
+        <w:rPr>
+          <w:rFonts w:ascii="Consolas" w:cs="Consolas" w:eastAsia="Consolas" w:hAnsi="Consolas"/>
+          <w:color w:val="39455A"/>
+          <w:sz w:val="19"/>
+          <w:szCs w:val="19"/>
+        </w:rPr>
+        <w:t xml:space="preserve">workforce = other workforce metrics x 16/23 + DAI x 7/23      (DAI_WORKFORCE_SHARE = 7/23)</w:t>
       </w:r>
     </w:p>
     <w:p>
@@ -3888,7 +3833,7 @@
         <w:spacing w:after="120" w:line="276"/>
       </w:pPr>
       <w:r>
-        <w:t xml:space="preserve">Coverage: 3,113 of 3,144 US counties. The source is still keyed by the eight pre-2022 Connecticut counties, so the nine 2022 planning regions the engine uses are carried forward from the values derived in the 2022 geography migration; Alaska is absent from the source and scores null; the Puerto Rico and USVI rows are not counties in the model and are skipped. Canada has no DAI, so Canadian results are scored on the other eleven dimensions with the weights renormalised - a gap, never a penalty. If county_dai.json is missing at startup the engine falls back to the critical_thinking field, so DAI is still scored.</w:t>
+        <w:t xml:space="preserve">The Workforce default weight is 23 - the old 16 plus DAI's 7 - and every use-type preset gained the same 7 points on Workforce. At the default weights a US county therefore scores as it did in 2.2 (to rounding), while DAI's pull now moves with the Workforce slider. A fixed share, rather than a metric weight, stops that pull drifting with how many other Workforce metrics a query populates. Scenarios saved under 2.1 or 2.2 carry a separate dai weight; the form and the engine both add it to Workforce.</w:t>
       </w:r>
     </w:p>
     <w:p>
@@ -3896,7 +3841,15 @@
         <w:spacing w:after="120" w:line="276"/>
       </w:pPr>
       <w:r>
-        <w:t xml:space="preserve">To refresh: replace DAI.csv and run python build_county_dai.py DAI.csv, or drop the CSV into tool/staging/county_dai/ and use the Data Refresh tool; then commit county_dai.json and push. test_scorer.py enforces the 7% default, the absence of critical_thinking from Workforce, that the DAI weight moves the ranking, and that every preset and the form's default sliders carry DAI at 7 of 100.</w:t>
+        <w:t xml:space="preserve">Coverage: 3,113 of 3,144 US counties. The source is still keyed by the eight pre-2022 Connecticut counties, so the nine 2022 planning regions the engine uses are carried forward from the values derived in the 2022 geography migration; Alaska is absent from the source and scores null; the Puerto Rico and USVI rows are not counties in the model and are skipped. Where there is no DAI (Canada, Alaska) Workforce is scored on its other metrics alone - a gap, never a penalty. Because Workforce there now carries its full weight, rather than DAI's 7 points renormalising away, Canadian scores moved by up to 0.3 points in 2.3. If county_dai.json is missing at startup the engine falls back to the critical_thinking field, so DAI is still scored.</w:t>
+      </w:r>
+    </w:p>
+    <w:p>
+      <w:pPr>
+        <w:spacing w:after="120" w:line="276"/>
+      </w:pPr>
+      <w:r>
+        <w:t xml:space="preserve">To refresh: replace DAI.csv and run python build_county_dai.py DAI.csv, or drop the CSV into tool/staging/county_dai/ and use the Data Refresh tool; then commit county_dai.json and push. test_scorer.py checks that DAI is neither a dimension nor a Workforce metric, that it holds 7/23 of Workforce and actually moves the Workforce score, that an old dai weight folds into Workforce, and that the presets and the form's sliders match the engine's dimensions with no DAI slider.</w:t>
       </w:r>
     </w:p>
     <w:p>
@@ -4091,6 +4044,1115 @@
       </w:r>
       <w:r>
         <w:t xml:space="preserve">- the top-scoring counties with NO EDO customer (e.g. NYC, LA, Chicago cores), shown with county, state, MSA and score only. Because scoring ranks against all counties, these are genuine peers of the primary list.</w:t>
+      </w:r>
+    </w:p>
+    <w:p>
+      <w:pPr>
+        <w:spacing w:after="120" w:line="276"/>
+      </w:pPr>
+      <w:r>
+        <w:rPr>
+          <w:b/>
+          <w:bCs/>
+        </w:rPr>
+        <w:t xml:space="preserve">Choosing the Top-N. </w:t>
+      </w:r>
+      <w:r>
+        <w:t xml:space="preserve">After the distinct-organisation rule, two spread rules decide which of the already-ranked Primary matches surface. Neither changes any score.</w:t>
+      </w:r>
+    </w:p>
+    <w:p>
+      <w:pPr>
+        <w:pStyle w:val="ListParagraph"/>
+        <w:numPr>
+          <w:ilvl w:val="0"/>
+          <w:numId w:val="2"/>
+        </w:numPr>
+        <w:spacing w:after="60"/>
+      </w:pPr>
+      <w:r>
+        <w:rPr>
+          <w:b/>
+          <w:bCs/>
+        </w:rPr>
+        <w:t xml:space="preserve">Per state or province </w:t>
+      </w:r>
+      <w:r>
+        <w:t xml:space="preserve">(MAX_PER_REGION = 2). At most two results from one state or province. County granularity varies about fivefold (Georgia has 159 counties, all of British Columbia 29 census divisions), so without it finely subdivided states crowd out the rest.</w:t>
+      </w:r>
+    </w:p>
+    <w:p>
+      <w:pPr>
+        <w:pStyle w:val="ListParagraph"/>
+        <w:numPr>
+          <w:ilvl w:val="0"/>
+          <w:numId w:val="2"/>
+        </w:numPr>
+        <w:spacing w:after="60"/>
+      </w:pPr>
+      <w:r>
+        <w:rPr>
+          <w:b/>
+          <w:bCs/>
+        </w:rPr>
+        <w:t xml:space="preserve">Per region </w:t>
+      </w:r>
+      <w:r>
+        <w:t xml:space="preserve">(MAX_PER_DIVISION = 1, added in 2.3). The list first takes at most one result per region - the nine US Census divisions and Statistics Canada's six standard regions (Atlantic, Quebec, Ontario, Prairies, British Columbia, Northern) - then backfills by rank, still at most two per state, and finally with whatever is left, so a search confined to one region still returns N. The list is shown in rank order. The rule is skipped when the user names preferred regions, since they asked for those areas. When it applies the response carries trace.division_spread, and the form adds one sentence under the results saying the list takes the strongest match from each region first.</w:t>
+      </w:r>
+    </w:p>
+    <w:p>
+      <w:pPr>
+        <w:spacing w:after="120" w:line="276"/>
+      </w:pPr>
+      <w:r>
+        <w:rPr>
+          <w:b/>
+          <w:bCs/>
+        </w:rPr>
+        <w:t xml:space="preserve">Why the regional rule exists. </w:t>
+      </w:r>
+      <w:r>
+        <w:t xml:space="preserve">Measured on 2026-09-10 with a nationwide US search under the default weights and all seven use-type presets (40 Top-5 slots):</w:t>
+      </w:r>
+    </w:p>
+    <w:tbl>
+      <w:tblPr>
+        <w:tblW w:type="dxa" w:w="9360"/>
+        <w:tblBorders>
+          <w:top w:val="single" w:color="auto" w:sz="4"/>
+          <w:left w:val="single" w:color="auto" w:sz="4"/>
+          <w:bottom w:val="single" w:color="auto" w:sz="4"/>
+          <w:right w:val="single" w:color="auto" w:sz="4"/>
+          <w:insideH w:val="single" w:color="auto" w:sz="4"/>
+          <w:insideV w:val="single" w:color="auto" w:sz="4"/>
+        </w:tblBorders>
+      </w:tblPr>
+      <w:tblGrid>
+        <w:gridCol w:w="2860"/>
+        <w:gridCol w:w="1300"/>
+        <w:gridCol w:w="1300"/>
+        <w:gridCol w:w="1300"/>
+        <w:gridCol w:w="1300"/>
+        <w:gridCol w:w="1300"/>
+      </w:tblGrid>
+      <w:tr>
+        <w:trPr>
+          <w:tblHeader/>
+        </w:trPr>
+        <w:tc>
+          <w:tcPr>
+            <w:tcW w:type="dxa" w:w="2860"/>
+            <w:tcBorders>
+              <w:top w:val="single" w:color="D5DCE6" w:sz="1"/>
+              <w:left w:val="single" w:color="D5DCE6" w:sz="1"/>
+              <w:bottom w:val="single" w:color="D5DCE6" w:sz="1"/>
+              <w:right w:val="single" w:color="D5DCE6" w:sz="1"/>
+            </w:tcBorders>
+            <w:shd w:fill="1A54A0" w:val="clear"/>
+            <w:tcMar>
+              <w:top w:type="dxa" w:w="60"/>
+              <w:left w:type="dxa" w:w="100"/>
+              <w:bottom w:type="dxa" w:w="60"/>
+              <w:right w:type="dxa" w:w="100"/>
+            </w:tcMar>
+            <w:vAlign w:val="center"/>
+          </w:tcPr>
+          <w:p>
+            <w:r>
+              <w:rPr>
+                <w:b/>
+                <w:bCs/>
+                <w:color w:val="FFFFFF"/>
+                <w:sz w:val="18"/>
+                <w:szCs w:val="18"/>
+              </w:rPr>
+              <w:t xml:space="preserve"/>
+            </w:r>
+          </w:p>
+        </w:tc>
+        <w:tc>
+          <w:tcPr>
+            <w:tcW w:type="dxa" w:w="1300"/>
+            <w:tcBorders>
+              <w:top w:val="single" w:color="D5DCE6" w:sz="1"/>
+              <w:left w:val="single" w:color="D5DCE6" w:sz="1"/>
+              <w:bottom w:val="single" w:color="D5DCE6" w:sz="1"/>
+              <w:right w:val="single" w:color="D5DCE6" w:sz="1"/>
+            </w:tcBorders>
+            <w:shd w:fill="1A54A0" w:val="clear"/>
+            <w:tcMar>
+              <w:top w:type="dxa" w:w="60"/>
+              <w:left w:type="dxa" w:w="100"/>
+              <w:bottom w:type="dxa" w:w="60"/>
+              <w:right w:type="dxa" w:w="100"/>
+            </w:tcMar>
+            <w:vAlign w:val="center"/>
+          </w:tcPr>
+          <w:p>
+            <w:pPr>
+              <w:jc w:val="center"/>
+            </w:pPr>
+            <w:r>
+              <w:rPr>
+                <w:b/>
+                <w:bCs/>
+                <w:color w:val="FFFFFF"/>
+                <w:sz w:val="18"/>
+                <w:szCs w:val="18"/>
+              </w:rPr>
+              <w:t xml:space="preserve">Northeast</w:t>
+            </w:r>
+          </w:p>
+        </w:tc>
+        <w:tc>
+          <w:tcPr>
+            <w:tcW w:type="dxa" w:w="1300"/>
+            <w:tcBorders>
+              <w:top w:val="single" w:color="D5DCE6" w:sz="1"/>
+              <w:left w:val="single" w:color="D5DCE6" w:sz="1"/>
+              <w:bottom w:val="single" w:color="D5DCE6" w:sz="1"/>
+              <w:right w:val="single" w:color="D5DCE6" w:sz="1"/>
+            </w:tcBorders>
+            <w:shd w:fill="1A54A0" w:val="clear"/>
+            <w:tcMar>
+              <w:top w:type="dxa" w:w="60"/>
+              <w:left w:type="dxa" w:w="100"/>
+              <w:bottom w:type="dxa" w:w="60"/>
+              <w:right w:type="dxa" w:w="100"/>
+            </w:tcMar>
+            <w:vAlign w:val="center"/>
+          </w:tcPr>
+          <w:p>
+            <w:pPr>
+              <w:jc w:val="center"/>
+            </w:pPr>
+            <w:r>
+              <w:rPr>
+                <w:b/>
+                <w:bCs/>
+                <w:color w:val="FFFFFF"/>
+                <w:sz w:val="18"/>
+                <w:szCs w:val="18"/>
+              </w:rPr>
+              <w:t xml:space="preserve">Northwest</w:t>
+            </w:r>
+          </w:p>
+        </w:tc>
+        <w:tc>
+          <w:tcPr>
+            <w:tcW w:type="dxa" w:w="1300"/>
+            <w:tcBorders>
+              <w:top w:val="single" w:color="D5DCE6" w:sz="1"/>
+              <w:left w:val="single" w:color="D5DCE6" w:sz="1"/>
+              <w:bottom w:val="single" w:color="D5DCE6" w:sz="1"/>
+              <w:right w:val="single" w:color="D5DCE6" w:sz="1"/>
+            </w:tcBorders>
+            <w:shd w:fill="1A54A0" w:val="clear"/>
+            <w:tcMar>
+              <w:top w:type="dxa" w:w="60"/>
+              <w:left w:type="dxa" w:w="100"/>
+              <w:bottom w:type="dxa" w:w="60"/>
+              <w:right w:type="dxa" w:w="100"/>
+            </w:tcMar>
+            <w:vAlign w:val="center"/>
+          </w:tcPr>
+          <w:p>
+            <w:pPr>
+              <w:jc w:val="center"/>
+            </w:pPr>
+            <w:r>
+              <w:rPr>
+                <w:b/>
+                <w:bCs/>
+                <w:color w:val="FFFFFF"/>
+                <w:sz w:val="18"/>
+                <w:szCs w:val="18"/>
+              </w:rPr>
+              <w:t xml:space="preserve">Mid-Atlantic</w:t>
+            </w:r>
+          </w:p>
+        </w:tc>
+        <w:tc>
+          <w:tcPr>
+            <w:tcW w:type="dxa" w:w="1300"/>
+            <w:tcBorders>
+              <w:top w:val="single" w:color="D5DCE6" w:sz="1"/>
+              <w:left w:val="single" w:color="D5DCE6" w:sz="1"/>
+              <w:bottom w:val="single" w:color="D5DCE6" w:sz="1"/>
+              <w:right w:val="single" w:color="D5DCE6" w:sz="1"/>
+            </w:tcBorders>
+            <w:shd w:fill="1A54A0" w:val="clear"/>
+            <w:tcMar>
+              <w:top w:type="dxa" w:w="60"/>
+              <w:left w:type="dxa" w:w="100"/>
+              <w:bottom w:type="dxa" w:w="60"/>
+              <w:right w:type="dxa" w:w="100"/>
+            </w:tcMar>
+            <w:vAlign w:val="center"/>
+          </w:tcPr>
+          <w:p>
+            <w:pPr>
+              <w:jc w:val="center"/>
+            </w:pPr>
+            <w:r>
+              <w:rPr>
+                <w:b/>
+                <w:bCs/>
+                <w:color w:val="FFFFFF"/>
+                <w:sz w:val="18"/>
+                <w:szCs w:val="18"/>
+              </w:rPr>
+              <w:t xml:space="preserve">Southeast</w:t>
+            </w:r>
+          </w:p>
+        </w:tc>
+        <w:tc>
+          <w:tcPr>
+            <w:tcW w:type="dxa" w:w="1300"/>
+            <w:tcBorders>
+              <w:top w:val="single" w:color="D5DCE6" w:sz="1"/>
+              <w:left w:val="single" w:color="D5DCE6" w:sz="1"/>
+              <w:bottom w:val="single" w:color="D5DCE6" w:sz="1"/>
+              <w:right w:val="single" w:color="D5DCE6" w:sz="1"/>
+            </w:tcBorders>
+            <w:shd w:fill="1A54A0" w:val="clear"/>
+            <w:tcMar>
+              <w:top w:type="dxa" w:w="60"/>
+              <w:left w:type="dxa" w:w="100"/>
+              <w:bottom w:type="dxa" w:w="60"/>
+              <w:right w:type="dxa" w:w="100"/>
+            </w:tcMar>
+            <w:vAlign w:val="center"/>
+          </w:tcPr>
+          <w:p>
+            <w:pPr>
+              <w:jc w:val="center"/>
+            </w:pPr>
+            <w:r>
+              <w:rPr>
+                <w:b/>
+                <w:bCs/>
+                <w:color w:val="FFFFFF"/>
+                <w:sz w:val="18"/>
+                <w:szCs w:val="18"/>
+              </w:rPr>
+              <w:t xml:space="preserve">Rest of US</w:t>
+            </w:r>
+          </w:p>
+        </w:tc>
+      </w:tr>
+      <w:tr>
+        <w:tc>
+          <w:tcPr>
+            <w:tcW w:type="dxa" w:w="2860"/>
+            <w:tcBorders>
+              <w:top w:val="single" w:color="D5DCE6" w:sz="1"/>
+              <w:left w:val="single" w:color="D5DCE6" w:sz="1"/>
+              <w:bottom w:val="single" w:color="D5DCE6" w:sz="1"/>
+              <w:right w:val="single" w:color="D5DCE6" w:sz="1"/>
+            </w:tcBorders>
+            <w:shd w:fill="FFFFFF" w:val="clear"/>
+            <w:tcMar>
+              <w:top w:type="dxa" w:w="50"/>
+              <w:left w:type="dxa" w:w="100"/>
+              <w:bottom w:type="dxa" w:w="50"/>
+              <w:right w:type="dxa" w:w="100"/>
+            </w:tcMar>
+            <w:vAlign w:val="center"/>
+          </w:tcPr>
+          <w:p>
+            <w:r>
+              <w:rPr>
+                <w:sz w:val="18"/>
+                <w:szCs w:val="18"/>
+              </w:rPr>
+              <w:t xml:space="preserve">Share of US population</w:t>
+            </w:r>
+          </w:p>
+        </w:tc>
+        <w:tc>
+          <w:tcPr>
+            <w:tcW w:type="dxa" w:w="1300"/>
+            <w:tcBorders>
+              <w:top w:val="single" w:color="D5DCE6" w:sz="1"/>
+              <w:left w:val="single" w:color="D5DCE6" w:sz="1"/>
+              <w:bottom w:val="single" w:color="D5DCE6" w:sz="1"/>
+              <w:right w:val="single" w:color="D5DCE6" w:sz="1"/>
+            </w:tcBorders>
+            <w:shd w:fill="FFFFFF" w:val="clear"/>
+            <w:tcMar>
+              <w:top w:type="dxa" w:w="50"/>
+              <w:left w:type="dxa" w:w="100"/>
+              <w:bottom w:type="dxa" w:w="50"/>
+              <w:right w:type="dxa" w:w="100"/>
+            </w:tcMar>
+            <w:vAlign w:val="center"/>
+          </w:tcPr>
+          <w:p>
+            <w:pPr>
+              <w:jc w:val="center"/>
+            </w:pPr>
+            <w:r>
+              <w:rPr>
+                <w:sz w:val="18"/>
+                <w:szCs w:val="18"/>
+              </w:rPr>
+              <w:t xml:space="preserve">17%</w:t>
+            </w:r>
+          </w:p>
+        </w:tc>
+        <w:tc>
+          <w:tcPr>
+            <w:tcW w:type="dxa" w:w="1300"/>
+            <w:tcBorders>
+              <w:top w:val="single" w:color="D5DCE6" w:sz="1"/>
+              <w:left w:val="single" w:color="D5DCE6" w:sz="1"/>
+              <w:bottom w:val="single" w:color="D5DCE6" w:sz="1"/>
+              <w:right w:val="single" w:color="D5DCE6" w:sz="1"/>
+            </w:tcBorders>
+            <w:shd w:fill="FFFFFF" w:val="clear"/>
+            <w:tcMar>
+              <w:top w:type="dxa" w:w="50"/>
+              <w:left w:type="dxa" w:w="100"/>
+              <w:bottom w:type="dxa" w:w="50"/>
+              <w:right w:type="dxa" w:w="100"/>
+            </w:tcMar>
+            <w:vAlign w:val="center"/>
+          </w:tcPr>
+          <w:p>
+            <w:pPr>
+              <w:jc w:val="center"/>
+            </w:pPr>
+            <w:r>
+              <w:rPr>
+                <w:sz w:val="18"/>
+                <w:szCs w:val="18"/>
+              </w:rPr>
+              <w:t xml:space="preserve">4%</w:t>
+            </w:r>
+          </w:p>
+        </w:tc>
+        <w:tc>
+          <w:tcPr>
+            <w:tcW w:type="dxa" w:w="1300"/>
+            <w:tcBorders>
+              <w:top w:val="single" w:color="D5DCE6" w:sz="1"/>
+              <w:left w:val="single" w:color="D5DCE6" w:sz="1"/>
+              <w:bottom w:val="single" w:color="D5DCE6" w:sz="1"/>
+              <w:right w:val="single" w:color="D5DCE6" w:sz="1"/>
+            </w:tcBorders>
+            <w:shd w:fill="FFFFFF" w:val="clear"/>
+            <w:tcMar>
+              <w:top w:type="dxa" w:w="50"/>
+              <w:left w:type="dxa" w:w="100"/>
+              <w:bottom w:type="dxa" w:w="50"/>
+              <w:right w:type="dxa" w:w="100"/>
+            </w:tcMar>
+            <w:vAlign w:val="center"/>
+          </w:tcPr>
+          <w:p>
+            <w:pPr>
+              <w:jc w:val="center"/>
+            </w:pPr>
+            <w:r>
+              <w:rPr>
+                <w:sz w:val="18"/>
+                <w:szCs w:val="18"/>
+              </w:rPr>
+              <w:t xml:space="preserve">6%</w:t>
+            </w:r>
+          </w:p>
+        </w:tc>
+        <w:tc>
+          <w:tcPr>
+            <w:tcW w:type="dxa" w:w="1300"/>
+            <w:tcBorders>
+              <w:top w:val="single" w:color="D5DCE6" w:sz="1"/>
+              <w:left w:val="single" w:color="D5DCE6" w:sz="1"/>
+              <w:bottom w:val="single" w:color="D5DCE6" w:sz="1"/>
+              <w:right w:val="single" w:color="D5DCE6" w:sz="1"/>
+            </w:tcBorders>
+            <w:shd w:fill="FFFFFF" w:val="clear"/>
+            <w:tcMar>
+              <w:top w:type="dxa" w:w="50"/>
+              <w:left w:type="dxa" w:w="100"/>
+              <w:bottom w:type="dxa" w:w="50"/>
+              <w:right w:type="dxa" w:w="100"/>
+            </w:tcMar>
+            <w:vAlign w:val="center"/>
+          </w:tcPr>
+          <w:p>
+            <w:pPr>
+              <w:jc w:val="center"/>
+            </w:pPr>
+            <w:r>
+              <w:rPr>
+                <w:sz w:val="18"/>
+                <w:szCs w:val="18"/>
+              </w:rPr>
+              <w:t xml:space="preserve">19%</w:t>
+            </w:r>
+          </w:p>
+        </w:tc>
+        <w:tc>
+          <w:tcPr>
+            <w:tcW w:type="dxa" w:w="1300"/>
+            <w:tcBorders>
+              <w:top w:val="single" w:color="D5DCE6" w:sz="1"/>
+              <w:left w:val="single" w:color="D5DCE6" w:sz="1"/>
+              <w:bottom w:val="single" w:color="D5DCE6" w:sz="1"/>
+              <w:right w:val="single" w:color="D5DCE6" w:sz="1"/>
+            </w:tcBorders>
+            <w:shd w:fill="FFFFFF" w:val="clear"/>
+            <w:tcMar>
+              <w:top w:type="dxa" w:w="50"/>
+              <w:left w:type="dxa" w:w="100"/>
+              <w:bottom w:type="dxa" w:w="50"/>
+              <w:right w:type="dxa" w:w="100"/>
+            </w:tcMar>
+            <w:vAlign w:val="center"/>
+          </w:tcPr>
+          <w:p>
+            <w:pPr>
+              <w:jc w:val="center"/>
+            </w:pPr>
+            <w:r>
+              <w:rPr>
+                <w:sz w:val="18"/>
+                <w:szCs w:val="18"/>
+              </w:rPr>
+              <w:t xml:space="preserve">54%</w:t>
+            </w:r>
+          </w:p>
+        </w:tc>
+      </w:tr>
+      <w:tr>
+        <w:tc>
+          <w:tcPr>
+            <w:tcW w:type="dxa" w:w="2860"/>
+            <w:tcBorders>
+              <w:top w:val="single" w:color="D5DCE6" w:sz="1"/>
+              <w:left w:val="single" w:color="D5DCE6" w:sz="1"/>
+              <w:bottom w:val="single" w:color="D5DCE6" w:sz="1"/>
+              <w:right w:val="single" w:color="D5DCE6" w:sz="1"/>
+            </w:tcBorders>
+            <w:shd w:fill="FFFFFF" w:val="clear"/>
+            <w:tcMar>
+              <w:top w:type="dxa" w:w="50"/>
+              <w:left w:type="dxa" w:w="100"/>
+              <w:bottom w:type="dxa" w:w="50"/>
+              <w:right w:type="dxa" w:w="100"/>
+            </w:tcMar>
+            <w:vAlign w:val="center"/>
+          </w:tcPr>
+          <w:p>
+            <w:r>
+              <w:rPr>
+                <w:sz w:val="18"/>
+                <w:szCs w:val="18"/>
+              </w:rPr>
+              <w:t xml:space="preserve">Top 5 on scores alone</w:t>
+            </w:r>
+          </w:p>
+        </w:tc>
+        <w:tc>
+          <w:tcPr>
+            <w:tcW w:type="dxa" w:w="1300"/>
+            <w:tcBorders>
+              <w:top w:val="single" w:color="D5DCE6" w:sz="1"/>
+              <w:left w:val="single" w:color="D5DCE6" w:sz="1"/>
+              <w:bottom w:val="single" w:color="D5DCE6" w:sz="1"/>
+              <w:right w:val="single" w:color="D5DCE6" w:sz="1"/>
+            </w:tcBorders>
+            <w:shd w:fill="FFFFFF" w:val="clear"/>
+            <w:tcMar>
+              <w:top w:type="dxa" w:w="50"/>
+              <w:left w:type="dxa" w:w="100"/>
+              <w:bottom w:type="dxa" w:w="50"/>
+              <w:right w:type="dxa" w:w="100"/>
+            </w:tcMar>
+            <w:vAlign w:val="center"/>
+          </w:tcPr>
+          <w:p>
+            <w:pPr>
+              <w:jc w:val="center"/>
+            </w:pPr>
+            <w:r>
+              <w:rPr>
+                <w:sz w:val="18"/>
+                <w:szCs w:val="18"/>
+              </w:rPr>
+              <w:t xml:space="preserve">0%</w:t>
+            </w:r>
+          </w:p>
+        </w:tc>
+        <w:tc>
+          <w:tcPr>
+            <w:tcW w:type="dxa" w:w="1300"/>
+            <w:tcBorders>
+              <w:top w:val="single" w:color="D5DCE6" w:sz="1"/>
+              <w:left w:val="single" w:color="D5DCE6" w:sz="1"/>
+              <w:bottom w:val="single" w:color="D5DCE6" w:sz="1"/>
+              <w:right w:val="single" w:color="D5DCE6" w:sz="1"/>
+            </w:tcBorders>
+            <w:shd w:fill="FFFFFF" w:val="clear"/>
+            <w:tcMar>
+              <w:top w:type="dxa" w:w="50"/>
+              <w:left w:type="dxa" w:w="100"/>
+              <w:bottom w:type="dxa" w:w="50"/>
+              <w:right w:type="dxa" w:w="100"/>
+            </w:tcMar>
+            <w:vAlign w:val="center"/>
+          </w:tcPr>
+          <w:p>
+            <w:pPr>
+              <w:jc w:val="center"/>
+            </w:pPr>
+            <w:r>
+              <w:rPr>
+                <w:sz w:val="18"/>
+                <w:szCs w:val="18"/>
+              </w:rPr>
+              <w:t xml:space="preserve">2%</w:t>
+            </w:r>
+          </w:p>
+        </w:tc>
+        <w:tc>
+          <w:tcPr>
+            <w:tcW w:type="dxa" w:w="1300"/>
+            <w:tcBorders>
+              <w:top w:val="single" w:color="D5DCE6" w:sz="1"/>
+              <w:left w:val="single" w:color="D5DCE6" w:sz="1"/>
+              <w:bottom w:val="single" w:color="D5DCE6" w:sz="1"/>
+              <w:right w:val="single" w:color="D5DCE6" w:sz="1"/>
+            </w:tcBorders>
+            <w:shd w:fill="FFFFFF" w:val="clear"/>
+            <w:tcMar>
+              <w:top w:type="dxa" w:w="50"/>
+              <w:left w:type="dxa" w:w="100"/>
+              <w:bottom w:type="dxa" w:w="50"/>
+              <w:right w:type="dxa" w:w="100"/>
+            </w:tcMar>
+            <w:vAlign w:val="center"/>
+          </w:tcPr>
+          <w:p>
+            <w:pPr>
+              <w:jc w:val="center"/>
+            </w:pPr>
+            <w:r>
+              <w:rPr>
+                <w:sz w:val="18"/>
+                <w:szCs w:val="18"/>
+              </w:rPr>
+              <w:t xml:space="preserve">15%</w:t>
+            </w:r>
+          </w:p>
+        </w:tc>
+        <w:tc>
+          <w:tcPr>
+            <w:tcW w:type="dxa" w:w="1300"/>
+            <w:tcBorders>
+              <w:top w:val="single" w:color="D5DCE6" w:sz="1"/>
+              <w:left w:val="single" w:color="D5DCE6" w:sz="1"/>
+              <w:bottom w:val="single" w:color="D5DCE6" w:sz="1"/>
+              <w:right w:val="single" w:color="D5DCE6" w:sz="1"/>
+            </w:tcBorders>
+            <w:shd w:fill="FFFFFF" w:val="clear"/>
+            <w:tcMar>
+              <w:top w:type="dxa" w:w="50"/>
+              <w:left w:type="dxa" w:w="100"/>
+              <w:bottom w:type="dxa" w:w="50"/>
+              <w:right w:type="dxa" w:w="100"/>
+            </w:tcMar>
+            <w:vAlign w:val="center"/>
+          </w:tcPr>
+          <w:p>
+            <w:pPr>
+              <w:jc w:val="center"/>
+            </w:pPr>
+            <w:r>
+              <w:rPr>
+                <w:sz w:val="18"/>
+                <w:szCs w:val="18"/>
+              </w:rPr>
+              <w:t xml:space="preserve">30%</w:t>
+            </w:r>
+          </w:p>
+        </w:tc>
+        <w:tc>
+          <w:tcPr>
+            <w:tcW w:type="dxa" w:w="1300"/>
+            <w:tcBorders>
+              <w:top w:val="single" w:color="D5DCE6" w:sz="1"/>
+              <w:left w:val="single" w:color="D5DCE6" w:sz="1"/>
+              <w:bottom w:val="single" w:color="D5DCE6" w:sz="1"/>
+              <w:right w:val="single" w:color="D5DCE6" w:sz="1"/>
+            </w:tcBorders>
+            <w:shd w:fill="FFFFFF" w:val="clear"/>
+            <w:tcMar>
+              <w:top w:type="dxa" w:w="50"/>
+              <w:left w:type="dxa" w:w="100"/>
+              <w:bottom w:type="dxa" w:w="50"/>
+              <w:right w:type="dxa" w:w="100"/>
+            </w:tcMar>
+            <w:vAlign w:val="center"/>
+          </w:tcPr>
+          <w:p>
+            <w:pPr>
+              <w:jc w:val="center"/>
+            </w:pPr>
+            <w:r>
+              <w:rPr>
+                <w:sz w:val="18"/>
+                <w:szCs w:val="18"/>
+              </w:rPr>
+              <w:t xml:space="preserve">52%</w:t>
+            </w:r>
+          </w:p>
+        </w:tc>
+      </w:tr>
+      <w:tr>
+        <w:tc>
+          <w:tcPr>
+            <w:tcW w:type="dxa" w:w="2860"/>
+            <w:tcBorders>
+              <w:top w:val="single" w:color="D5DCE6" w:sz="1"/>
+              <w:left w:val="single" w:color="D5DCE6" w:sz="1"/>
+              <w:bottom w:val="single" w:color="D5DCE6" w:sz="1"/>
+              <w:right w:val="single" w:color="D5DCE6" w:sz="1"/>
+            </w:tcBorders>
+            <w:shd w:fill="FFFFFF" w:val="clear"/>
+            <w:tcMar>
+              <w:top w:type="dxa" w:w="50"/>
+              <w:left w:type="dxa" w:w="100"/>
+              <w:bottom w:type="dxa" w:w="50"/>
+              <w:right w:type="dxa" w:w="100"/>
+            </w:tcMar>
+            <w:vAlign w:val="center"/>
+          </w:tcPr>
+          <w:p>
+            <w:r>
+              <w:rPr>
+                <w:sz w:val="18"/>
+                <w:szCs w:val="18"/>
+              </w:rPr>
+              <w:t xml:space="preserve">Top 5 with the regional rule</w:t>
+            </w:r>
+          </w:p>
+        </w:tc>
+        <w:tc>
+          <w:tcPr>
+            <w:tcW w:type="dxa" w:w="1300"/>
+            <w:tcBorders>
+              <w:top w:val="single" w:color="D5DCE6" w:sz="1"/>
+              <w:left w:val="single" w:color="D5DCE6" w:sz="1"/>
+              <w:bottom w:val="single" w:color="D5DCE6" w:sz="1"/>
+              <w:right w:val="single" w:color="D5DCE6" w:sz="1"/>
+            </w:tcBorders>
+            <w:shd w:fill="FFFFFF" w:val="clear"/>
+            <w:tcMar>
+              <w:top w:type="dxa" w:w="50"/>
+              <w:left w:type="dxa" w:w="100"/>
+              <w:bottom w:type="dxa" w:w="50"/>
+              <w:right w:type="dxa" w:w="100"/>
+            </w:tcMar>
+            <w:vAlign w:val="center"/>
+          </w:tcPr>
+          <w:p>
+            <w:pPr>
+              <w:jc w:val="center"/>
+            </w:pPr>
+            <w:r>
+              <w:rPr>
+                <w:sz w:val="18"/>
+                <w:szCs w:val="18"/>
+              </w:rPr>
+              <w:t xml:space="preserve">8%</w:t>
+            </w:r>
+          </w:p>
+        </w:tc>
+        <w:tc>
+          <w:tcPr>
+            <w:tcW w:type="dxa" w:w="1300"/>
+            <w:tcBorders>
+              <w:top w:val="single" w:color="D5DCE6" w:sz="1"/>
+              <w:left w:val="single" w:color="D5DCE6" w:sz="1"/>
+              <w:bottom w:val="single" w:color="D5DCE6" w:sz="1"/>
+              <w:right w:val="single" w:color="D5DCE6" w:sz="1"/>
+            </w:tcBorders>
+            <w:shd w:fill="FFFFFF" w:val="clear"/>
+            <w:tcMar>
+              <w:top w:type="dxa" w:w="50"/>
+              <w:left w:type="dxa" w:w="100"/>
+              <w:bottom w:type="dxa" w:w="50"/>
+              <w:right w:type="dxa" w:w="100"/>
+            </w:tcMar>
+            <w:vAlign w:val="center"/>
+          </w:tcPr>
+          <w:p>
+            <w:pPr>
+              <w:jc w:val="center"/>
+            </w:pPr>
+            <w:r>
+              <w:rPr>
+                <w:sz w:val="18"/>
+                <w:szCs w:val="18"/>
+              </w:rPr>
+              <w:t xml:space="preserve">5%</w:t>
+            </w:r>
+          </w:p>
+        </w:tc>
+        <w:tc>
+          <w:tcPr>
+            <w:tcW w:type="dxa" w:w="1300"/>
+            <w:tcBorders>
+              <w:top w:val="single" w:color="D5DCE6" w:sz="1"/>
+              <w:left w:val="single" w:color="D5DCE6" w:sz="1"/>
+              <w:bottom w:val="single" w:color="D5DCE6" w:sz="1"/>
+              <w:right w:val="single" w:color="D5DCE6" w:sz="1"/>
+            </w:tcBorders>
+            <w:shd w:fill="FFFFFF" w:val="clear"/>
+            <w:tcMar>
+              <w:top w:type="dxa" w:w="50"/>
+              <w:left w:type="dxa" w:w="100"/>
+              <w:bottom w:type="dxa" w:w="50"/>
+              <w:right w:type="dxa" w:w="100"/>
+            </w:tcMar>
+            <w:vAlign w:val="center"/>
+          </w:tcPr>
+          <w:p>
+            <w:pPr>
+              <w:jc w:val="center"/>
+            </w:pPr>
+            <w:r>
+              <w:rPr>
+                <w:sz w:val="18"/>
+                <w:szCs w:val="18"/>
+              </w:rPr>
+              <w:t xml:space="preserve">10%</w:t>
+            </w:r>
+          </w:p>
+        </w:tc>
+        <w:tc>
+          <w:tcPr>
+            <w:tcW w:type="dxa" w:w="1300"/>
+            <w:tcBorders>
+              <w:top w:val="single" w:color="D5DCE6" w:sz="1"/>
+              <w:left w:val="single" w:color="D5DCE6" w:sz="1"/>
+              <w:bottom w:val="single" w:color="D5DCE6" w:sz="1"/>
+              <w:right w:val="single" w:color="D5DCE6" w:sz="1"/>
+            </w:tcBorders>
+            <w:shd w:fill="FFFFFF" w:val="clear"/>
+            <w:tcMar>
+              <w:top w:type="dxa" w:w="50"/>
+              <w:left w:type="dxa" w:w="100"/>
+              <w:bottom w:type="dxa" w:w="50"/>
+              <w:right w:type="dxa" w:w="100"/>
+            </w:tcMar>
+            <w:vAlign w:val="center"/>
+          </w:tcPr>
+          <w:p>
+            <w:pPr>
+              <w:jc w:val="center"/>
+            </w:pPr>
+            <w:r>
+              <w:rPr>
+                <w:sz w:val="18"/>
+                <w:szCs w:val="18"/>
+              </w:rPr>
+              <w:t xml:space="preserve">10%</w:t>
+            </w:r>
+          </w:p>
+        </w:tc>
+        <w:tc>
+          <w:tcPr>
+            <w:tcW w:type="dxa" w:w="1300"/>
+            <w:tcBorders>
+              <w:top w:val="single" w:color="D5DCE6" w:sz="1"/>
+              <w:left w:val="single" w:color="D5DCE6" w:sz="1"/>
+              <w:bottom w:val="single" w:color="D5DCE6" w:sz="1"/>
+              <w:right w:val="single" w:color="D5DCE6" w:sz="1"/>
+            </w:tcBorders>
+            <w:shd w:fill="FFFFFF" w:val="clear"/>
+            <w:tcMar>
+              <w:top w:type="dxa" w:w="50"/>
+              <w:left w:type="dxa" w:w="100"/>
+              <w:bottom w:type="dxa" w:w="50"/>
+              <w:right w:type="dxa" w:w="100"/>
+            </w:tcMar>
+            <w:vAlign w:val="center"/>
+          </w:tcPr>
+          <w:p>
+            <w:pPr>
+              <w:jc w:val="center"/>
+            </w:pPr>
+            <w:r>
+              <w:rPr>
+                <w:sz w:val="18"/>
+                <w:szCs w:val="18"/>
+              </w:rPr>
+              <w:t xml:space="preserve">68%</w:t>
+            </w:r>
+          </w:p>
+        </w:tc>
+      </w:tr>
+      <w:tr>
+        <w:tc>
+          <w:tcPr>
+            <w:tcW w:type="dxa" w:w="2860"/>
+            <w:tcBorders>
+              <w:top w:val="single" w:color="D5DCE6" w:sz="1"/>
+              <w:left w:val="single" w:color="D5DCE6" w:sz="1"/>
+              <w:bottom w:val="single" w:color="D5DCE6" w:sz="1"/>
+              <w:right w:val="single" w:color="D5DCE6" w:sz="1"/>
+            </w:tcBorders>
+            <w:shd w:fill="FFFFFF" w:val="clear"/>
+            <w:tcMar>
+              <w:top w:type="dxa" w:w="50"/>
+              <w:left w:type="dxa" w:w="100"/>
+              <w:bottom w:type="dxa" w:w="50"/>
+              <w:right w:type="dxa" w:w="100"/>
+            </w:tcMar>
+            <w:vAlign w:val="center"/>
+          </w:tcPr>
+          <w:p>
+            <w:r>
+              <w:rPr>
+                <w:sz w:val="18"/>
+                <w:szCs w:val="18"/>
+              </w:rPr>
+              <w:t xml:space="preserve">Population with a customer EDO</w:t>
+            </w:r>
+          </w:p>
+        </w:tc>
+        <w:tc>
+          <w:tcPr>
+            <w:tcW w:type="dxa" w:w="1300"/>
+            <w:tcBorders>
+              <w:top w:val="single" w:color="D5DCE6" w:sz="1"/>
+              <w:left w:val="single" w:color="D5DCE6" w:sz="1"/>
+              <w:bottom w:val="single" w:color="D5DCE6" w:sz="1"/>
+              <w:right w:val="single" w:color="D5DCE6" w:sz="1"/>
+            </w:tcBorders>
+            <w:shd w:fill="FFFFFF" w:val="clear"/>
+            <w:tcMar>
+              <w:top w:type="dxa" w:w="50"/>
+              <w:left w:type="dxa" w:w="100"/>
+              <w:bottom w:type="dxa" w:w="50"/>
+              <w:right w:type="dxa" w:w="100"/>
+            </w:tcMar>
+            <w:vAlign w:val="center"/>
+          </w:tcPr>
+          <w:p>
+            <w:pPr>
+              <w:jc w:val="center"/>
+            </w:pPr>
+            <w:r>
+              <w:rPr>
+                <w:sz w:val="18"/>
+                <w:szCs w:val="18"/>
+              </w:rPr>
+              <w:t xml:space="preserve">47%</w:t>
+            </w:r>
+          </w:p>
+        </w:tc>
+        <w:tc>
+          <w:tcPr>
+            <w:tcW w:type="dxa" w:w="1300"/>
+            <w:tcBorders>
+              <w:top w:val="single" w:color="D5DCE6" w:sz="1"/>
+              <w:left w:val="single" w:color="D5DCE6" w:sz="1"/>
+              <w:bottom w:val="single" w:color="D5DCE6" w:sz="1"/>
+              <w:right w:val="single" w:color="D5DCE6" w:sz="1"/>
+            </w:tcBorders>
+            <w:shd w:fill="FFFFFF" w:val="clear"/>
+            <w:tcMar>
+              <w:top w:type="dxa" w:w="50"/>
+              <w:left w:type="dxa" w:w="100"/>
+              <w:bottom w:type="dxa" w:w="50"/>
+              <w:right w:type="dxa" w:w="100"/>
+            </w:tcMar>
+            <w:vAlign w:val="center"/>
+          </w:tcPr>
+          <w:p>
+            <w:pPr>
+              <w:jc w:val="center"/>
+            </w:pPr>
+            <w:r>
+              <w:rPr>
+                <w:sz w:val="18"/>
+                <w:szCs w:val="18"/>
+              </w:rPr>
+              <w:t xml:space="preserve">35%</w:t>
+            </w:r>
+          </w:p>
+        </w:tc>
+        <w:tc>
+          <w:tcPr>
+            <w:tcW w:type="dxa" w:w="1300"/>
+            <w:tcBorders>
+              <w:top w:val="single" w:color="D5DCE6" w:sz="1"/>
+              <w:left w:val="single" w:color="D5DCE6" w:sz="1"/>
+              <w:bottom w:val="single" w:color="D5DCE6" w:sz="1"/>
+              <w:right w:val="single" w:color="D5DCE6" w:sz="1"/>
+            </w:tcBorders>
+            <w:shd w:fill="FFFFFF" w:val="clear"/>
+            <w:tcMar>
+              <w:top w:type="dxa" w:w="50"/>
+              <w:left w:type="dxa" w:w="100"/>
+              <w:bottom w:type="dxa" w:w="50"/>
+              <w:right w:type="dxa" w:w="100"/>
+            </w:tcMar>
+            <w:vAlign w:val="center"/>
+          </w:tcPr>
+          <w:p>
+            <w:pPr>
+              <w:jc w:val="center"/>
+            </w:pPr>
+            <w:r>
+              <w:rPr>
+                <w:sz w:val="18"/>
+                <w:szCs w:val="18"/>
+              </w:rPr>
+              <w:t xml:space="preserve">65%</w:t>
+            </w:r>
+          </w:p>
+        </w:tc>
+        <w:tc>
+          <w:tcPr>
+            <w:tcW w:type="dxa" w:w="1300"/>
+            <w:tcBorders>
+              <w:top w:val="single" w:color="D5DCE6" w:sz="1"/>
+              <w:left w:val="single" w:color="D5DCE6" w:sz="1"/>
+              <w:bottom w:val="single" w:color="D5DCE6" w:sz="1"/>
+              <w:right w:val="single" w:color="D5DCE6" w:sz="1"/>
+            </w:tcBorders>
+            <w:shd w:fill="FFFFFF" w:val="clear"/>
+            <w:tcMar>
+              <w:top w:type="dxa" w:w="50"/>
+              <w:left w:type="dxa" w:w="100"/>
+              <w:bottom w:type="dxa" w:w="50"/>
+              <w:right w:type="dxa" w:w="100"/>
+            </w:tcMar>
+            <w:vAlign w:val="center"/>
+          </w:tcPr>
+          <w:p>
+            <w:pPr>
+              <w:jc w:val="center"/>
+            </w:pPr>
+            <w:r>
+              <w:rPr>
+                <w:sz w:val="18"/>
+                <w:szCs w:val="18"/>
+              </w:rPr>
+              <w:t xml:space="preserve">84%</w:t>
+            </w:r>
+          </w:p>
+        </w:tc>
+        <w:tc>
+          <w:tcPr>
+            <w:tcW w:type="dxa" w:w="1300"/>
+            <w:tcBorders>
+              <w:top w:val="single" w:color="D5DCE6" w:sz="1"/>
+              <w:left w:val="single" w:color="D5DCE6" w:sz="1"/>
+              <w:bottom w:val="single" w:color="D5DCE6" w:sz="1"/>
+              <w:right w:val="single" w:color="D5DCE6" w:sz="1"/>
+            </w:tcBorders>
+            <w:shd w:fill="FFFFFF" w:val="clear"/>
+            <w:tcMar>
+              <w:top w:type="dxa" w:w="50"/>
+              <w:left w:type="dxa" w:w="100"/>
+              <w:bottom w:type="dxa" w:w="50"/>
+              <w:right w:type="dxa" w:w="100"/>
+            </w:tcMar>
+            <w:vAlign w:val="center"/>
+          </w:tcPr>
+          <w:p>
+            <w:pPr>
+              <w:jc w:val="center"/>
+            </w:pPr>
+            <w:r>
+              <w:rPr>
+                <w:sz w:val="18"/>
+                <w:szCs w:val="18"/>
+              </w:rPr>
+              <w:t xml:space="preserve">68%</w:t>
+            </w:r>
+          </w:p>
+        </w:tc>
+      </w:tr>
+    </w:tbl>
+    <w:p>
+      <w:pPr>
+        <w:spacing w:before="60" w:after="120"/>
+      </w:pPr>
+      <w:r>
+        <w:rPr>
+          <w:color w:val="6B7787"/>
+          <w:sz w:val="18"/>
+          <w:szCs w:val="18"/>
+        </w:rPr>
+        <w:t xml:space="preserve">Regions: Northeast = New England + NY, NJ, PA; Northwest = WA, OR, ID, MT; Mid-Atlantic = DE, MD, DC, VA, WV; Southeast = NC, SC, GA, FL, TN, AL, MS.</w:t>
+      </w:r>
+    </w:p>
+    <w:p>
+      <w:pPr>
+        <w:spacing w:after="120" w:line="276"/>
+      </w:pPr>
+      <w:r>
+        <w:t xml:space="preserve">The main driver is customer-EDO coverage, not the weights. Only served counties can be Primary matches, and the coverage and property bonuses (3.7) add 10 to 14 points to a strong market: Pierce County, WA scores 57.2 before bonuses and King County 57.6, but they finished at 56.9 and 73.2 because only King had a bonus-earning EDO. Coverage was under 30% of the population in NJ, PA, MD, DC, VT, WA, OR and MT, and 100% in VA, NC, SC, GA and AL. Reweighting does not fix it: even with zero weight on cost and real estate the Northeast took 8% of the Top 5 and the Northwest none, and ranking real estate or safety within market-size tiers helped the Southeast most. The regional rule is the one lever that moved the mix. Its costs: the rest of the US (Midwest, Texas, Mountain West) now takes more than its population share, and a higher-scoring county from a region already represented can be left out of the Top 5.</w:t>
+      </w:r>
+    </w:p>
+    <w:p>
+      <w:pPr>
+        <w:spacing w:after="120" w:line="276"/>
+      </w:pPr>
+      <w:r>
+        <w:rPr>
+          <w:b/>
+          <w:bCs/>
+        </w:rPr>
+        <w:t xml:space="preserve">Monitoring. </w:t>
+      </w:r>
+      <w:r>
+        <w:t xml:space="preserve">Coverage changes as EDOs join after launch, so re-measure with </w:t>
+      </w:r>
+      <w:r>
+        <w:rPr>
+          <w:rFonts w:ascii="Consolas" w:cs="Consolas" w:eastAsia="Consolas" w:hAnsi="Consolas"/>
+          <w:color w:val="39455A"/>
+          <w:sz w:val="19"/>
+          <w:szCs w:val="19"/>
+        </w:rPr>
+        <w:t xml:space="preserve">python check_regional_balance.py</w:t>
+      </w:r>
+      <w:r>
+        <w:t xml:space="preserve">. It prints each region's share of the Top 5 with and without the regional rule against its population share, customer-EDO coverage by region, the states where coverage is under 50%, and every scenario's Top 5. </w:t>
+      </w:r>
+      <w:r>
+        <w:rPr>
+          <w:rFonts w:ascii="Consolas" w:cs="Consolas" w:eastAsia="Consolas" w:hAnsi="Consolas"/>
+          <w:color w:val="39455A"/>
+          <w:sz w:val="19"/>
+          <w:szCs w:val="19"/>
+        </w:rPr>
+        <w:t xml:space="preserve">--save</w:t>
+      </w:r>
+      <w:r>
+        <w:t xml:space="preserve"> writes a dated snapshot to reports/regional_balance/ and </w:t>
+      </w:r>
+      <w:r>
+        <w:rPr>
+          <w:rFonts w:ascii="Consolas" w:cs="Consolas" w:eastAsia="Consolas" w:hAnsi="Consolas"/>
+          <w:color w:val="39455A"/>
+          <w:sz w:val="19"/>
+          <w:szCs w:val="19"/>
+        </w:rPr>
+        <w:t xml:space="preserve">--compare</w:t>
+      </w:r>
+      <w:r>
+        <w:t xml:space="preserve"> shows the change since the latest one. The 2026-09-10 snapshot is the pre-launch baseline.</w:t>
       </w:r>
     </w:p>
     <w:p>
@@ -5842,6 +6904,46 @@
       </w:r>
       <w:r>
         <w:t xml:space="preserve">is template-generated; an optional LLM-written version could replace it without changing any ranking.</w:t>
+      </w:r>
+    </w:p>
+    <w:p>
+      <w:pPr>
+        <w:pStyle w:val="ListParagraph"/>
+        <w:numPr>
+          <w:ilvl w:val="0"/>
+          <w:numId w:val="2"/>
+        </w:numPr>
+        <w:spacing w:after="60"/>
+      </w:pPr>
+      <w:r>
+        <w:rPr>
+          <w:b/>
+          <w:bCs/>
+        </w:rPr>
+        <w:t xml:space="preserve">Regional balance follows EDO coverage. </w:t>
+      </w:r>
+      <w:r>
+        <w:t xml:space="preserve">Only counties with a customer EDO can be Primary matches and the EDO bonuses are large, so regions with thin coverage are under-represented regardless of weights. The regional rule (3.11) offsets this; check_regional_balance.py tracks it.</w:t>
+      </w:r>
+    </w:p>
+    <w:p>
+      <w:pPr>
+        <w:pStyle w:val="ListParagraph"/>
+        <w:numPr>
+          <w:ilvl w:val="0"/>
+          <w:numId w:val="2"/>
+        </w:numPr>
+        <w:spacing w:after="60"/>
+      </w:pPr>
+      <w:r>
+        <w:rPr>
+          <w:b/>
+          <w:bCs/>
+        </w:rPr>
+        <w:t xml:space="preserve">Cheap outer counties. </w:t>
+      </w:r>
+      <w:r>
+        <w:t xml:space="preserve">Market size and staffing use the regional catchment while cost, real estate and safety are county-level, so a low-cost county on a big metro's edge (Henry, GA; LaPorte, IN) can top even an Office search. Blending county and metro values for those dimensions, and making real estate use-type aware, is on the roadmap.</w:t>
       </w:r>
     </w:p>
     <w:sectPr>

--- a/FastLocations_Technical_and_Scoring_Guide.docx
+++ b/FastLocations_Technical_and_Scoring_Guide.docx
@@ -810,7 +810,7 @@
         <w:t xml:space="preserve">python test_scorer.py</w:t>
       </w:r>
       <w:r>
-        <w:t xml:space="preserve"> runs 47 invariant checks (determinism, score bounds, tie handling, national anchoring, filters, staffability, right-to-work, coverage bonus, Canadian null handling, the DAI score's fixed share of Workforce, the regional spread of the Top 5, and more). Run it after any change to the engine.</w:t>
+        <w:t xml:space="preserve"> runs 48 invariant checks (determinism within and across processes, score bounds, tie handling, national anchoring, filters, staffability, right-to-work, coverage bonus, Canadian null handling, the DAI score's fixed share of Workforce, the regional spread of the Top 5, and more). Run it after any change to the engine.</w:t>
       </w:r>
     </w:p>
     <w:p>

--- a/FastLocations_Technical_and_Scoring_Guide.docx
+++ b/FastLocations_Technical_and_Scoring_Guide.docx
@@ -125,13 +125,13 @@
         <w:rPr>
           <w:color w:val="6B7787"/>
         </w:rPr>
-        <w:t xml:space="preserve">Version 2.3  </w:t>
+        <w:t xml:space="preserve">Version 2.4  </w:t>
       </w:r>
       <w:r>
         <w:rPr>
           <w:color w:val="6B7787"/>
         </w:rPr>
-        <w:t xml:space="preserve">· Generated 2026-07-06, updated 2026-09-10 (DAI folded into Workforce; Top 5 spread across regions)</w:t>
+        <w:t xml:space="preserve">· Generated 2026-07-06, updated 2026-09-10 (DAI folded into Workforce; Top 5 spread across regions; cost and safety read the metro labor market)</w:t>
       </w:r>
     </w:p>
     <w:p>
@@ -810,7 +810,7 @@
         <w:t xml:space="preserve">python test_scorer.py</w:t>
       </w:r>
       <w:r>
-        <w:t xml:space="preserve"> runs 48 invariant checks (determinism within and across processes, score bounds, tie handling, national anchoring, filters, staffability, right-to-work, coverage bonus, Canadian null handling, the DAI score's fixed share of Workforce, the regional spread of the Top 5, and more). Run it after any change to the engine.</w:t>
+        <w:t xml:space="preserve"> runs 50 invariant checks (determinism within and across processes, score bounds, tie handling, national anchoring, filters, staffability, right-to-work, coverage bonus, Canadian null handling, the DAI score's fixed share of Workforce, the regional spread of the Top 5, metro labor-market blending, and more). Run it after any change to the engine.</w:t>
       </w:r>
     </w:p>
     <w:p>
@@ -1180,6 +1180,89 @@
       </w:pPr>
       <w:r>
         <w:t xml:space="preserve">Why: ranked nationally, every large metro sat in the bottom decile on cost simply because wages rise with market size (Seattle 1, Santa Clara 0, Phoenix 10, San Diego 5, Las Vegas 25), and with cost, real estate and safety carrying 28% of the default weight that stack cost the big western markets 7 to 11 points of weighted total - the gap between rank 200 and the top 10. Measured before adopting in 2.2: Phoenix 10 to 49, Las Vegas 25 to 72, Riverside 22 to 63, San Diego 5 to 31; the losers are small Midwest counties that had been credited for cheapness against the whole country. It does not lift the dearest coastal metros (Seattle 1 to 12, Santa Clara 0 to 3), which are the most expensive markets even among big ones - that is a weighting question (the R&amp;D preset runs cost at 5), not a ranking one. Real estate was measured too and stays national.</w:t>
+      </w:r>
+    </w:p>
+    <w:p>
+      <w:pPr>
+        <w:spacing w:after="120" w:line="276"/>
+      </w:pPr>
+      <w:r>
+        <w:rPr>
+          <w:b/>
+          <w:bCs/>
+        </w:rPr>
+        <w:t xml:space="preserve">The metro labor market. </w:t>
+      </w:r>
+      <w:r>
+        <w:t xml:space="preserve">Market size already reaches across the metro (the regional catchment), but cost and safety used to be read from the county alone, so a cheap, low-crime county on a big metro's edge got the metro's people at its own prices. Henry and Paulding outranked Fulton in Atlanta, and Alexandria and Arlington, inside the DC metro, ranked #3 and #5 on an Office search. Wages are set by the labor market, which is the metro, and BEA earnings by place of work per resident is misleading inside one: it measures where the jobs sit, not what they pay (Paulding $12k, Fulton $128k, one labor market). So within a multi-county MSA (Census CBSA delineation, fips_to_msa.json):</w:t>
+      </w:r>
+    </w:p>
+    <w:p>
+      <w:pPr>
+        <w:pStyle w:val="ListParagraph"/>
+        <w:numPr>
+          <w:ilvl w:val="0"/>
+          <w:numId w:val="2"/>
+        </w:numPr>
+        <w:spacing w:after="60"/>
+      </w:pPr>
+      <w:r>
+        <w:rPr>
+          <w:b/>
+          <w:bCs/>
+        </w:rPr>
+        <w:t xml:space="preserve">Employer wages </w:t>
+      </w:r>
+      <w:r>
+        <w:t xml:space="preserve">use the metro's value - its total earnings over its residents - for every county in it.</w:t>
+      </w:r>
+    </w:p>
+    <w:p>
+      <w:pPr>
+        <w:pStyle w:val="ListParagraph"/>
+        <w:numPr>
+          <w:ilvl w:val="0"/>
+          <w:numId w:val="2"/>
+        </w:numPr>
+        <w:spacing w:after="60"/>
+      </w:pPr>
+      <w:r>
+        <w:rPr>
+          <w:b/>
+          <w:bCs/>
+        </w:rPr>
+        <w:t xml:space="preserve">Resident income, cost of living and crime </w:t>
+      </w:r>
+      <w:r>
+        <w:t xml:space="preserve">are half the metro's population-weighted value and half the county's own (METRO_BLEND = 0.5), so an outer county still gets credit for being cheaper or safer than its core, but is no longer judged as if it were rural.</w:t>
+      </w:r>
+    </w:p>
+    <w:p>
+      <w:pPr>
+        <w:pStyle w:val="ListParagraph"/>
+        <w:numPr>
+          <w:ilvl w:val="0"/>
+          <w:numId w:val="2"/>
+        </w:numPr>
+        <w:spacing w:after="60"/>
+      </w:pPr>
+      <w:r>
+        <w:rPr>
+          <w:b/>
+          <w:bCs/>
+        </w:rPr>
+        <w:t xml:space="preserve">Real estate </w:t>
+      </w:r>
+      <w:r>
+        <w:t xml:space="preserve">stays county-level: the land price and tax rate are the site's own, a genuine local advantage. Counties outside a multi-county MSA, and Canada (whose crime index is already CMA-level), are unchanged.</w:t>
+      </w:r>
+    </w:p>
+    <w:p>
+      <w:pPr>
+        <w:spacing w:after="120" w:line="276"/>
+      </w:pPr>
+      <w:r>
+        <w:t xml:space="preserve">Measured when adopted in 2.4 (rank among counties with a customer EDO, default weights and all seven presets): Henry County, GA fell from #6 to #27 on the default search while Fulton rose from #36 to #16 (#50 to #19 on Office); Mecklenburg, NC moved from between #31 and #62 to between #13 and #21; on Office, Alexandria fell from #3 to #17 and Arlington from #5 to #12. Canada did not move. Counties that are their own Census metro but sit within reach of a big one - LaPorte, IN (Michigan City-La Porte, near Chicago), Riverside, CA (near Los Angeles), Northampton, PA - are not affected, because their lift comes from the catchment in market size, not from cost (see 6). The Southeast's share of the Top 5 rose (35% on scores alone, from 30%), as its metro cores - Orlando, Charlotte, Atlanta - replaced its outer counties.</w:t>
       </w:r>
     </w:p>
     <w:p>
@@ -1651,7 +1734,7 @@
                 <w:sz w:val="18"/>
                 <w:szCs w:val="18"/>
               </w:rPr>
-              <w:t xml:space="preserve">Land purchase price outweighs the annual property-tax rate within Real estate.</w:t>
+              <w:t xml:space="preserve">Land purchase price outweighs the annual property-tax rate within Real estate - except for office projects, where it counts x0.5 (USE_METRIC_WEIGHTS): an office leases or buys built space, so the per-acre raw-land price says little about its cost and the property tax that leases pass through carries the score.</w:t>
             </w:r>
           </w:p>
         </w:tc>
@@ -2732,7 +2815,7 @@
                 <w:sz w:val="18"/>
                 <w:szCs w:val="18"/>
               </w:rPr>
-              <w:t xml:space="preserve">US: median household income + BEA employer earnings + wealth/cost-of-living index, plus wage headroom against the project's target wage when one is given; ranked within market-size tiers (see 3.3).  CA: median household income.</w:t>
+              <w:t xml:space="preserve">US: median household income + BEA employer earnings + wealth/cost-of-living index, plus wage headroom against the project's target wage when one is given; ranked within market-size tiers, and within a multi-county MSA employer wages are the metro's and income and cost of living half the metro's (see 3.3).  CA: median household income.</w:t>
             </w:r>
           </w:p>
         </w:tc>
@@ -2846,7 +2929,7 @@
                 <w:sz w:val="18"/>
                 <w:szCs w:val="18"/>
               </w:rPr>
-              <w:t xml:space="preserve">US: land purchase price (x2, USDA farm real estate per acre as a raw-land proxy) + effective property-tax rate.  CA: median dwelling value.</w:t>
+              <w:t xml:space="preserve">US: land purchase price (x2, or x0.5 for office projects; USDA farm real estate per acre as a raw-land proxy) + effective property-tax rate. County-level, never metro-blended.  CA: median dwelling value.</w:t>
             </w:r>
           </w:p>
         </w:tc>
@@ -3530,7 +3613,7 @@
                 <w:sz w:val="18"/>
                 <w:szCs w:val="18"/>
               </w:rPr>
-              <w:t xml:space="preserve">US: crime rate.  CA: StatCan Crime Severity Index (CMA-precise where mapped, else provincial).</w:t>
+              <w:t xml:space="preserve">US: crime rate, half the metro's within a multi-county MSA (see 3.3).  CA: StatCan Crime Severity Index (CMA-precise where mapped, else provincial).</w:t>
             </w:r>
           </w:p>
         </w:tc>
@@ -6940,10 +7023,10 @@
           <w:b/>
           <w:bCs/>
         </w:rPr>
-        <w:t xml:space="preserve">Cheap outer counties. </w:t>
-      </w:r>
-      <w:r>
-        <w:t xml:space="preserve">Market size and staffing use the regional catchment while cost, real estate and safety are county-level, so a low-cost county on a big metro's edge (Henry, GA; LaPorte, IN) can top even an Office search. Blending county and metro values for those dimensions, and making real estate use-type aware, is on the roadmap.</w:t>
+        <w:t xml:space="preserve">Neighbouring metros. </w:t>
+      </w:r>
+      <w:r>
+        <w:t xml:space="preserve">Cost and safety now read the metro labor market (3.3), which settled outer counties inside an MSA. A county that is its own metro but sits within reach of a big one (LaPorte, IN near Chicago; Riverside, CA near Los Angeles) still earns much of the big metro's population in market size while keeping its own costs, and can top even an Office search. Tightening the catchment's distance decay, or crediting only the county's own metro, is the next lever.</w:t>
       </w:r>
     </w:p>
     <w:sectPr>

--- a/FastLocations_Technical_and_Scoring_Guide.docx
+++ b/FastLocations_Technical_and_Scoring_Guide.docx
@@ -125,13 +125,13 @@
         <w:rPr>
           <w:color w:val="6B7787"/>
         </w:rPr>
-        <w:t xml:space="preserve">Version 2.4  </w:t>
+        <w:t xml:space="preserve">Version 2.5  </w:t>
       </w:r>
       <w:r>
         <w:rPr>
           <w:color w:val="6B7787"/>
         </w:rPr>
-        <w:t xml:space="preserve">· Generated 2026-07-06, updated 2026-09-10 (DAI folded into Workforce; Top 5 spread across regions; cost and safety read the metro labor market)</w:t>
+        <w:t xml:space="preserve">· Generated 2026-07-06, updated 2026-09-10 (DAI folded into Workforce; Top 5 spread across regions; cost and safety read the metro labor market; cost tiers and damping use the metro, not the catchment)</w:t>
       </w:r>
     </w:p>
     <w:p>
@@ -810,7 +810,7 @@
         <w:t xml:space="preserve">python test_scorer.py</w:t>
       </w:r>
       <w:r>
-        <w:t xml:space="preserve"> runs 50 invariant checks (determinism within and across processes, score bounds, tie handling, national anchoring, filters, staffability, right-to-work, coverage bonus, Canadian null handling, the DAI score's fixed share of Workforce, the regional spread of the Top 5, metro labor-market blending, and more). Run it after any change to the engine.</w:t>
+        <w:t xml:space="preserve"> runs 51 invariant checks (determinism within and across processes, score bounds, tie handling, national anchoring, filters, staffability, right-to-work, coverage bonus, Canadian null handling, the DAI score's fixed share of Workforce, the regional spread of the Top 5, metro labor-market blending, metro-based cost tiers and damping, and more). Run it after any change to the engine.</w:t>
       </w:r>
     </w:p>
     <w:p>
@@ -1171,7 +1171,7 @@
         <w:spacing w:after="120" w:line="276"/>
       </w:pPr>
       <w:r>
-        <w:t xml:space="preserve">One exception: the Cost dimension is percentile-ranked within four market-size tiers rather than against the whole country. The tiers are by regional catchment, the same reach measure the reliability damping uses: under 100,000; 100,000 to 500,000; 500,000 to 2 million; and 2 million or more (about 600, 1,300, 1,000 and 200 US counties respectively). A cost sub-score therefore means "how expensive is this market for one of its size", and every tier averages about 50, so no size class is systematically cheap or dear. Canada is a single tier: its catchments are an order of magnitude smaller and tiers would leave two or three census divisions ranking against each other. The tiers and the set of tiered dimensions are COST_TIERS and TIERED_DIMS in scorer.py.</w:t>
+        <w:t xml:space="preserve">One exception: the Cost dimension is percentile-ranked within four market-size tiers rather than against the whole country. The tiers are by market population - the population of the county's Census metro, or the county's own outside a metro, the same measure the reliability damping uses (see 3.6): under 100,000; 100,000 to 500,000; 500,000 to 2 million; and 2 million or more (about 1,970, 550, 310 and 320 US counties respectively; the first is essentially every county outside a metro). A cost sub-score therefore means "how expensive is this market for one of its size", and every tier averages about 50, so no size class is systematically cheap or dear. Canada is a single tier: its catchments are an order of magnitude smaller and tiers would leave two or three census divisions ranking against each other. The tiers and the set of tiered dimensions are COST_TIERS and TIERED_DIMS in scorer.py.</w:t>
       </w:r>
     </w:p>
     <w:p>
@@ -1262,7 +1262,38 @@
         <w:spacing w:after="120" w:line="276"/>
       </w:pPr>
       <w:r>
-        <w:t xml:space="preserve">Measured when adopted in 2.4 (rank among counties with a customer EDO, default weights and all seven presets): Henry County, GA fell from #6 to #27 on the default search while Fulton rose from #36 to #16 (#50 to #19 on Office); Mecklenburg, NC moved from between #31 and #62 to between #13 and #21; on Office, Alexandria fell from #3 to #17 and Arlington from #5 to #12. Canada did not move. Counties that are their own Census metro but sit within reach of a big one - LaPorte, IN (Michigan City-La Porte, near Chicago), Riverside, CA (near Los Angeles), Northampton, PA - are not affected, because their lift comes from the catchment in market size, not from cost (see 6). The Southeast's share of the Top 5 rose (35% on scores alone, from 30%), as its metro cores - Orlando, Charlotte, Atlanta - replaced its outer counties.</w:t>
+        <w:t xml:space="preserve">Measured when adopted in 2.4 (rank among counties with a customer EDO, default weights and all seven presets): Henry County, GA fell from #6 to #27 on the default search while Fulton rose from #36 to #16 (#50 to #19 on Office); Mecklenburg, NC moved from between #31 and #62 to between #13 and #21; on Office, Alexandria fell from #3 to #17 and Arlington from #5 to #12. Canada did not move. Counties that are their own Census metro but sit within reach of a big one were not affected by this; their lift came through the catchment, and is dealt with next. The Southeast's share of the Top 5 rose (35% on scores alone, from 30%), as its metro cores - Orlando, Charlotte, Atlanta - replaced its outer counties.</w:t>
+      </w:r>
+    </w:p>
+    <w:p>
+      <w:pPr>
+        <w:spacing w:after="120" w:line="276"/>
+      </w:pPr>
+      <w:r>
+        <w:rPr>
+          <w:b/>
+          <w:bCs/>
+        </w:rPr>
+        <w:t xml:space="preserve">Which market a county belongs to. </w:t>
+      </w:r>
+      <w:r>
+        <w:t xml:space="preserve">The cost tiers and the reliability damping (3.6) both ask how big a county's market is. Until 2.5 they used the regional catchment - everyone within 110 km, distance-decayed, whatever metro they live in - so a small county near a big metro borrowed that metro's size. LaPorte, IN is its own Census metro (Michigan City-La Porte, 110,000 people) about 60 miles from Chicago, but its 2.1 million catchment had its costs ranked against Chicago-sized markets, where it looked very cheap, and its score barely damped; it was the #7 default result. Bloomington, IN (Monroe) was #5 and the Lehigh Valley (Northampton, PA) #12 the same way.</w:t>
+      </w:r>
+    </w:p>
+    <w:p>
+      <w:pPr>
+        <w:spacing w:after="120" w:line="276"/>
+      </w:pPr>
+      <w:r>
+        <w:t xml:space="preserve">As of 2.5 both use market_pop(): the population of the county's Census metro (MSA), or the county's own outside a metro. That is the Census commuting-based definition of a labor market, and as a fixed definition it does not push metros across a tier line when a distance setting changes - tightening the catchment's decay instead was tried and did (Austin and Charlotte fell 40-plus places for reasons unrelated to borrowing). The catchment still measures reach where distance is the point: the market_size dimension (customers within 110 km are real customers) and the labor-draw thresholds. Canada keeps its catchment for all three.</w:t>
+      </w:r>
+    </w:p>
+    <w:p>
+      <w:pPr>
+        <w:spacing w:after="120" w:line="276"/>
+      </w:pPr>
+      <w:r>
+        <w:t xml:space="preserve">Measured when adopted: LaPorte fell from #7 to #182 on the default search, Bloomington from #5 to #33 and Northampton from #12 to #37, while metro cores rose - Cincinnati (Hamilton, OH) #97 to #13, Arapahoe, CO (Denver) #11 to #5 - and Maricopa stayed #1. Canada did not move. The Northeast lost its one default Top-5 slot, which Northampton had held on the borrowed catchment; its gap is customer-EDO coverage (3.11).</w:t>
       </w:r>
     </w:p>
     <w:p>
@@ -1820,7 +1851,7 @@
         <w:spacing w:after="120" w:line="276"/>
       </w:pPr>
       <w:r>
-        <w:t xml:space="preserve">Percentile metrics are noisy in thin markets, and a tiny county can rarely host a project. Each candidate's total is shrunk toward the national centre (50) by a reliability factor based on its MARKET reach - the regional catchment population - not just its own county headcount, so a small county inside a large metro (e.g. Arlington, VA in the DC metro) is treated as a reliable, deep market:</w:t>
+        <w:t xml:space="preserve">Percentile metrics are noisy in thin markets, and a tiny county can rarely host a project. Each candidate's total is shrunk toward the national centre (50) by a reliability factor based on its MARKET - the population of its Census metro, or its own outside a metro (market_pop) - not just its own county headcount, so a small county inside a large metro (e.g. Arlington, VA in the DC metro) is treated as a reliable, deep market:</w:t>
       </w:r>
     </w:p>
     <w:tbl>
@@ -1863,7 +1894,7 @@
                 <w:sz w:val="19"/>
                 <w:szCs w:val="19"/>
               </w:rPr>
-              <w:t xml:space="preserve">rel = catchment / (catchment + 100,000)</w:t>
+              <w:t xml:space="preserve">rel = market_pop / (market_pop + 100,000)</w:t>
             </w:r>
           </w:p>
           <w:p>
@@ -1888,7 +1919,7 @@
         <w:spacing w:after="120" w:line="276"/>
       </w:pPr>
       <w:r>
-        <w:t xml:space="preserve">Genuinely isolated small markets (catchment ~ own population) are pulled toward the middle; metro-embedded counties keep their score.</w:t>
+        <w:t xml:space="preserve">Counties outside any metro, and small metros, are pulled toward the middle; metro-embedded counties keep their score. Until 2.5 this used the distance catchment, which let a small metro near a big one borrow its size (see 3.3). Canada still uses its catchment.</w:t>
       </w:r>
     </w:p>
     <w:p>
@@ -2421,7 +2452,7 @@
                 <w:sz w:val="19"/>
                 <w:szCs w:val="19"/>
               </w:rPr>
-              <w:t xml:space="preserve">rel      = catchment / (catchment + 100000)</w:t>
+              <w:t xml:space="preserve">rel      = market_pop / (market_pop + 100000)     (metro population)</w:t>
             </w:r>
           </w:p>
           <w:p>
@@ -3385,7 +3416,7 @@
                 <w:sz w:val="18"/>
                 <w:szCs w:val="18"/>
               </w:rPr>
-              <w:t xml:space="preserve">Regional catchment population - people reachable within ~110 km (US) / 250 km (CA), distance-decayed.  *Canada floors this weight at 0.20.</w:t>
+              <w:t xml:space="preserve">Regional catchment population - people reachable within ~110 km (US) / 250 km (CA), distance-decayed. The cost tiers and damping use the metro population instead (3.3, 3.6).  *Canada floors this weight at 0.20.</w:t>
             </w:r>
           </w:p>
         </w:tc>
@@ -6841,7 +6872,7 @@
         <w:spacing w:after="120" w:line="276"/>
       </w:pPr>
       <w:r>
-        <w:t xml:space="preserve">Suppose a county scores 82 on Cost, 74 on Workforce, 60 on Infrastructure, and so on; the rest average in by weight to a total near 63. It sits in a 900,000-catchment metro, so </w:t>
+        <w:t xml:space="preserve">Suppose a county scores 82 on Cost, 74 on Workforce, 60 on Infrastructure, and so on; the rest average in by weight to a total near 63. It sits in a metro of 900,000 people, so </w:t>
       </w:r>
       <w:r>
         <w:rPr>
@@ -7023,10 +7054,10 @@
           <w:b/>
           <w:bCs/>
         </w:rPr>
-        <w:t xml:space="preserve">Neighbouring metros. </w:t>
-      </w:r>
-      <w:r>
-        <w:t xml:space="preserve">Cost and safety now read the metro labor market (3.3), which settled outer counties inside an MSA. A county that is its own metro but sits within reach of a big one (LaPorte, IN near Chicago; Riverside, CA near Los Angeles) still earns much of the big metro's population in market size while keeping its own costs, and can top even an Office search. Tightening the catchment's distance decay, or crediting only the county's own metro, is the next lever.</w:t>
+        <w:t xml:space="preserve">Office weighting. </w:t>
+      </w:r>
+      <w:r>
+        <w:t xml:space="preserve">The Office preset still gives cost, real estate and safety 30% of the weight, so affordable logistics counties (Wood, OH; Platte, MO) can reach an Office Top 5 ahead of talent-dense cores. That is a question of the preset's weights, not of how any county is measured.</w:t>
       </w:r>
     </w:p>
     <w:sectPr>

--- a/FastLocations_Technical_and_Scoring_Guide.docx
+++ b/FastLocations_Technical_and_Scoring_Guide.docx
@@ -125,13 +125,13 @@
         <w:rPr>
           <w:color w:val="6B7787"/>
         </w:rPr>
-        <w:t xml:space="preserve">Version 2.5  </w:t>
+        <w:t xml:space="preserve">Version 2.6  </w:t>
       </w:r>
       <w:r>
         <w:rPr>
           <w:color w:val="6B7787"/>
         </w:rPr>
-        <w:t xml:space="preserve">· Generated 2026-07-06, updated 2026-09-10 (DAI folded into Workforce; Top 5 spread across regions; cost and safety read the metro labor market; cost tiers and damping use the metro, not the catchment)</w:t>
+        <w:t xml:space="preserve">· Generated 2026-07-06, updated 2026-09-10 (DAI folded into Workforce; Top 5 spread across regions; cost and safety read the metro labor market; cost tiers and damping use the metro, not the catchment; Office preset led by talent)</w:t>
       </w:r>
     </w:p>
     <w:p>
@@ -810,7 +810,7 @@
         <w:t xml:space="preserve">python test_scorer.py</w:t>
       </w:r>
       <w:r>
-        <w:t xml:space="preserve"> runs 51 invariant checks (determinism within and across processes, score bounds, tie handling, national anchoring, filters, staffability, right-to-work, coverage bonus, Canadian null handling, the DAI score's fixed share of Workforce, the regional spread of the Top 5, metro labor-market blending, metro-based cost tiers and damping, and more). Run it after any change to the engine.</w:t>
+        <w:t xml:space="preserve"> runs 52 invariant checks (determinism within and across processes, score bounds, tie handling, national anchoring, filters, staffability, right-to-work, coverage bonus, Canadian null handling, the DAI score's fixed share of Workforce, the regional spread of the Top 5, metro labor-market blending, metro-based cost tiers and damping, the Office preset's talent weighting, and more). Run it after any change to the engine.</w:t>
       </w:r>
     </w:p>
     <w:p>
@@ -2506,6 +2506,21 @@
       </w:pPr>
       <w:r>
         <w:t xml:space="preserve">Default weights shown (they sum to 100); the form's sliders and use-type presets override them. Each dimension is scored differently for the US and Canadian spines because the available data differs.</w:t>
+      </w:r>
+    </w:p>
+    <w:p>
+      <w:pPr>
+        <w:spacing w:after="120" w:line="276"/>
+      </w:pPr>
+      <w:r>
+        <w:rPr>
+          <w:b/>
+          <w:bCs/>
+        </w:rPr>
+        <w:t xml:space="preserve">The Office preset </w:t>
+      </w:r>
+      <w:r>
+        <w:t xml:space="preserve">is led by talent: workforce 26, demographics (education) 12 and innovation (knowledge economy) 10, with market size 14 and livability 10 for scale and staff attraction; cost 8, real estate 4, safety 4, logistics 6, incentives 4 and infrastructure 2. Until 2.6 it gave cost, real estate and safety 30% against 32% for talent, which put affordable logistics counties in the Office Top 5. Measured when adopted: the Office Top 5 went from Maricopa, AZ; Seminole, FL; King, WA; Wood, OH; Platte, MO to Seminole, FL (Lake Mary); King, WA; Arapahoe, CO (Denver Tech Center); Johnson, KS (Overland Park); Suffolk, MA (Boston), with Dane, WI, Collin, TX and Williamson, TN in the top 10. King rose from #8 to #2, Suffolk #35 to #18 and Travis, TX #62 to #31; Wood, OH fell from #17 to #28. test_scorer.py holds the preset to talent at least twice cheapness, and cheapness at no more than 20.</w:t>
       </w:r>
     </w:p>
     <w:tbl>
@@ -7038,26 +7053,6 @@
       </w:r>
       <w:r>
         <w:t xml:space="preserve">Only counties with a customer EDO can be Primary matches and the EDO bonuses are large, so regions with thin coverage are under-represented regardless of weights. The regional rule (3.11) offsets this; check_regional_balance.py tracks it.</w:t>
-      </w:r>
-    </w:p>
-    <w:p>
-      <w:pPr>
-        <w:pStyle w:val="ListParagraph"/>
-        <w:numPr>
-          <w:ilvl w:val="0"/>
-          <w:numId w:val="2"/>
-        </w:numPr>
-        <w:spacing w:after="60"/>
-      </w:pPr>
-      <w:r>
-        <w:rPr>
-          <w:b/>
-          <w:bCs/>
-        </w:rPr>
-        <w:t xml:space="preserve">Office weighting. </w:t>
-      </w:r>
-      <w:r>
-        <w:t xml:space="preserve">The Office preset still gives cost, real estate and safety 30% of the weight, so affordable logistics counties (Wood, OH; Platte, MO) can reach an Office Top 5 ahead of talent-dense cores. That is a question of the preset's weights, not of how any county is measured.</w:t>
       </w:r>
     </w:p>
     <w:sectPr>
